--- a/project document.docx
+++ b/project document.docx
@@ -19,7 +19,7 @@
           <w:szCs w:val="48"/>
           <w:u w:val="single"/>
         </w:rPr>
-        <w:t>CONTENT OF TABLE</w:t>
+        <w:t>INDEX</w:t>
       </w:r>
     </w:p>
     <w:tbl>
@@ -967,7 +967,7 @@
     <w:p>
       <w:pPr>
         <w:spacing w:line="360" w:lineRule="auto"/>
-        <w:ind w:right="283"/>
+        <w:ind w:right="283" w:firstLine="720"/>
         <w:jc w:val="both"/>
         <w:rPr>
           <w:rFonts w:ascii="Times New Roman" w:hAnsi="Times New Roman" w:cs="Times New Roman"/>
@@ -981,13 +981,13 @@
           <w:sz w:val="28"/>
           <w:szCs w:val="28"/>
         </w:rPr>
-        <w:t>ORBIT-X is an autonomous satellite monitoring and AI-driven command console developed for the TITAN-1 mission, designed to integrate real-time IoT telemetry with advanced edge-based intelligence. The system addresses key limitations of conventional monitoring architectures—such as high latency, cloud dependency, and lack of predictive capabilities—by implementing a hybrid edge-cloud framework.</w:t>
+        <w:t>ORBIT-X is an AI-powered satellite monitoring and command system built for the TITAN-1 mission. It uses an ESP32-based sensor node to collect environmental and motion data, which is processed in real time through a Node.js backend and a Python-based AI engine.</w:t>
       </w:r>
     </w:p>
     <w:p>
       <w:pPr>
         <w:spacing w:line="360" w:lineRule="auto"/>
-        <w:ind w:right="283"/>
+        <w:ind w:right="283" w:firstLine="720"/>
         <w:jc w:val="both"/>
         <w:rPr>
           <w:rFonts w:ascii="Times New Roman" w:hAnsi="Times New Roman" w:cs="Times New Roman"/>
@@ -1001,31 +1001,31 @@
           <w:sz w:val="28"/>
           <w:szCs w:val="28"/>
         </w:rPr>
-        <w:t xml:space="preserve">At the hardware level, an ESP32-based </w:t>
-      </w:r>
-      <w:proofErr w:type="spellStart"/>
-      <w:r>
-        <w:rPr>
-          <w:rFonts w:ascii="Times New Roman" w:hAnsi="Times New Roman" w:cs="Times New Roman"/>
-          <w:sz w:val="28"/>
-          <w:szCs w:val="28"/>
-        </w:rPr>
-        <w:t>AgriNode</w:t>
-      </w:r>
-      <w:proofErr w:type="spellEnd"/>
-      <w:r>
-        <w:rPr>
-          <w:rFonts w:ascii="Times New Roman" w:hAnsi="Times New Roman" w:cs="Times New Roman"/>
-          <w:sz w:val="28"/>
-          <w:szCs w:val="28"/>
-        </w:rPr>
-        <w:t xml:space="preserve"> collects multi-dimensional environmental and inertial data through a network of sensors. This telemetry is transmitted to a ground-based control system, where a Node.js orchestration layer standardizes and processes the data in real time. A dedicated Python-based Neural Core performs intelligent analysis using a combination of machine learning models, including Autoencoders for anomaly detection and LSTM networks for time-series forecasting.</w:t>
+        <w:t xml:space="preserve">The system combines edge and cloud computing to reduce latency and operate even offline. It uses machine learning models like Autoencoders (for anomaly detection) and LSTMs (for prediction) to continuously </w:t>
+      </w:r>
+      <w:proofErr w:type="spellStart"/>
+      <w:r>
+        <w:rPr>
+          <w:rFonts w:ascii="Times New Roman" w:hAnsi="Times New Roman" w:cs="Times New Roman"/>
+          <w:sz w:val="28"/>
+          <w:szCs w:val="28"/>
+        </w:rPr>
+        <w:t>analyze</w:t>
+      </w:r>
+      <w:proofErr w:type="spellEnd"/>
+      <w:r>
+        <w:rPr>
+          <w:rFonts w:ascii="Times New Roman" w:hAnsi="Times New Roman" w:cs="Times New Roman"/>
+          <w:sz w:val="28"/>
+          <w:szCs w:val="28"/>
+        </w:rPr>
+        <w:t xml:space="preserve"> data and anticipate issues such as system faults or battery degradation.</w:t>
       </w:r>
     </w:p>
     <w:p>
       <w:pPr>
         <w:spacing w:line="360" w:lineRule="auto"/>
-        <w:ind w:right="283"/>
+        <w:ind w:right="283" w:firstLine="720"/>
         <w:jc w:val="both"/>
         <w:rPr>
           <w:rFonts w:ascii="Times New Roman" w:hAnsi="Times New Roman" w:cs="Times New Roman"/>
@@ -1039,63 +1039,7 @@
           <w:sz w:val="28"/>
           <w:szCs w:val="28"/>
         </w:rPr>
-        <w:t>The system operates on a continuous sense–</w:t>
-      </w:r>
-      <w:proofErr w:type="spellStart"/>
-      <w:r>
-        <w:rPr>
-          <w:rFonts w:ascii="Times New Roman" w:hAnsi="Times New Roman" w:cs="Times New Roman"/>
-          <w:sz w:val="28"/>
-          <w:szCs w:val="28"/>
-        </w:rPr>
-        <w:t>analyze</w:t>
-      </w:r>
-      <w:proofErr w:type="spellEnd"/>
-      <w:r>
-        <w:rPr>
-          <w:rFonts w:ascii="Times New Roman" w:hAnsi="Times New Roman" w:cs="Times New Roman"/>
-          <w:sz w:val="28"/>
-          <w:szCs w:val="28"/>
-        </w:rPr>
-        <w:t xml:space="preserve">–act loop, enabling proactive identification of system irregularities and prediction of future states such as battery degradation and environmental changes. Data </w:t>
-      </w:r>
-      <w:proofErr w:type="gramStart"/>
-      <w:r>
-        <w:rPr>
-          <w:rFonts w:ascii="Times New Roman" w:hAnsi="Times New Roman" w:cs="Times New Roman"/>
-          <w:sz w:val="28"/>
-          <w:szCs w:val="28"/>
-        </w:rPr>
-        <w:t>is locally persisted</w:t>
-      </w:r>
-      <w:proofErr w:type="gramEnd"/>
-      <w:r>
-        <w:rPr>
-          <w:rFonts w:ascii="Times New Roman" w:hAnsi="Times New Roman" w:cs="Times New Roman"/>
-          <w:sz w:val="28"/>
-          <w:szCs w:val="28"/>
-        </w:rPr>
-        <w:t xml:space="preserve"> using a lightweight database to ensure offline functionality, while periodic synchronization with the cloud via MQTT allows for global monitoring and model updates.</w:t>
-      </w:r>
-    </w:p>
-    <w:p>
-      <w:pPr>
-        <w:spacing w:line="360" w:lineRule="auto"/>
-        <w:ind w:right="283"/>
-        <w:jc w:val="both"/>
-        <w:rPr>
-          <w:rFonts w:ascii="Times New Roman" w:hAnsi="Times New Roman" w:cs="Times New Roman"/>
-          <w:sz w:val="28"/>
-          <w:szCs w:val="28"/>
-        </w:rPr>
-      </w:pPr>
-      <w:r>
-        <w:rPr>
-          <w:rFonts w:ascii="Times New Roman" w:hAnsi="Times New Roman" w:cs="Times New Roman"/>
-          <w:sz w:val="28"/>
-          <w:szCs w:val="28"/>
-        </w:rPr>
-        <w:t xml:space="preserve">Key features of ORBIT-X include low-latency processing (&lt;50 </w:t>
+        <w:t xml:space="preserve">With a fast response time (&lt;50 </w:t>
       </w:r>
       <w:proofErr w:type="spellStart"/>
       <w:r>
@@ -1113,149 +1057,8 @@
           <w:sz w:val="28"/>
           <w:szCs w:val="28"/>
         </w:rPr>
-        <w:t xml:space="preserve">), autonomous fault handling through simulation and fallback mechanisms, adaptive data logging strategies, and scalable architecture for distributed node monitoring. The platform demonstrates that satellite-grade monitoring and </w:t>
-      </w:r>
-      <w:r>
-        <w:rPr>
-          <w:rFonts w:ascii="Times New Roman" w:hAnsi="Times New Roman" w:cs="Times New Roman"/>
-          <w:sz w:val="28"/>
-          <w:szCs w:val="28"/>
-        </w:rPr>
-        <w:lastRenderedPageBreak/>
-        <w:t>predictive intelligence can be achieved using cost-effective hardware and modern software technologies.</w:t>
-      </w:r>
-    </w:p>
-    <w:p>
-      <w:pPr>
-        <w:spacing w:line="360" w:lineRule="auto"/>
-        <w:ind w:right="283"/>
-        <w:jc w:val="both"/>
-        <w:rPr>
-          <w:rFonts w:ascii="Times New Roman" w:hAnsi="Times New Roman" w:cs="Times New Roman"/>
-          <w:sz w:val="28"/>
-          <w:szCs w:val="28"/>
-        </w:rPr>
-      </w:pPr>
-      <w:r>
-        <w:rPr>
-          <w:rFonts w:ascii="Times New Roman" w:hAnsi="Times New Roman" w:cs="Times New Roman"/>
-          <w:sz w:val="28"/>
-          <w:szCs w:val="28"/>
-        </w:rPr>
-        <w:t>ORBIT-X establishes a foundation for future advancements in autonomous systems, including digital twin visualization, decentralized learning, and long-range communication integration, making it applicable across domains such as aerospace, precision agriculture, and industrial IoT.</w:t>
-      </w:r>
-    </w:p>
-    <w:p>
-      <w:pPr>
-        <w:spacing w:line="360" w:lineRule="auto"/>
-        <w:ind w:right="283"/>
-        <w:jc w:val="both"/>
-        <w:rPr>
-          <w:rFonts w:ascii="Times New Roman" w:hAnsi="Times New Roman" w:cs="Times New Roman"/>
-          <w:b/>
-          <w:bCs/>
-          <w:sz w:val="28"/>
-          <w:szCs w:val="28"/>
-        </w:rPr>
-      </w:pPr>
-    </w:p>
-    <w:p>
-      <w:pPr>
-        <w:spacing w:line="360" w:lineRule="auto"/>
-        <w:ind w:right="283"/>
-        <w:jc w:val="both"/>
-        <w:rPr>
-          <w:rFonts w:ascii="Times New Roman" w:hAnsi="Times New Roman" w:cs="Times New Roman"/>
-          <w:b/>
-          <w:bCs/>
-          <w:sz w:val="28"/>
-          <w:szCs w:val="28"/>
-        </w:rPr>
-      </w:pPr>
-    </w:p>
-    <w:p>
-      <w:pPr>
-        <w:spacing w:line="360" w:lineRule="auto"/>
-        <w:ind w:right="283"/>
-        <w:jc w:val="both"/>
-        <w:rPr>
-          <w:rFonts w:ascii="Times New Roman" w:hAnsi="Times New Roman" w:cs="Times New Roman"/>
-          <w:b/>
-          <w:bCs/>
-          <w:sz w:val="28"/>
-          <w:szCs w:val="28"/>
-        </w:rPr>
-      </w:pPr>
-    </w:p>
-    <w:p>
-      <w:pPr>
-        <w:spacing w:line="360" w:lineRule="auto"/>
-        <w:ind w:right="283"/>
-        <w:jc w:val="both"/>
-        <w:rPr>
-          <w:rFonts w:ascii="Times New Roman" w:hAnsi="Times New Roman" w:cs="Times New Roman"/>
-          <w:b/>
-          <w:bCs/>
-          <w:sz w:val="28"/>
-          <w:szCs w:val="28"/>
-        </w:rPr>
-      </w:pPr>
-    </w:p>
-    <w:p>
-      <w:pPr>
-        <w:spacing w:line="360" w:lineRule="auto"/>
-        <w:ind w:right="283"/>
-        <w:jc w:val="both"/>
-        <w:rPr>
-          <w:rFonts w:ascii="Times New Roman" w:hAnsi="Times New Roman" w:cs="Times New Roman"/>
-          <w:b/>
-          <w:bCs/>
-          <w:sz w:val="28"/>
-          <w:szCs w:val="28"/>
-        </w:rPr>
-      </w:pPr>
-    </w:p>
-    <w:p>
-      <w:pPr>
-        <w:spacing w:line="360" w:lineRule="auto"/>
-        <w:ind w:right="283"/>
-        <w:jc w:val="both"/>
-        <w:rPr>
-          <w:rFonts w:ascii="Times New Roman" w:hAnsi="Times New Roman" w:cs="Times New Roman"/>
-          <w:b/>
-          <w:bCs/>
-          <w:sz w:val="28"/>
-          <w:szCs w:val="28"/>
-        </w:rPr>
-      </w:pPr>
-    </w:p>
-    <w:p>
-      <w:pPr>
-        <w:spacing w:line="360" w:lineRule="auto"/>
-        <w:ind w:right="283"/>
-        <w:jc w:val="both"/>
-        <w:rPr>
-          <w:rFonts w:ascii="Times New Roman" w:hAnsi="Times New Roman" w:cs="Times New Roman"/>
-          <w:b/>
-          <w:bCs/>
-          <w:sz w:val="28"/>
-          <w:szCs w:val="28"/>
-        </w:rPr>
-      </w:pPr>
-    </w:p>
-    <w:p>
-      <w:pPr>
-        <w:spacing w:line="360" w:lineRule="auto"/>
-        <w:ind w:right="283"/>
-        <w:jc w:val="both"/>
-        <w:rPr>
-          <w:rFonts w:ascii="Times New Roman" w:hAnsi="Times New Roman" w:cs="Times New Roman"/>
-          <w:b/>
-          <w:bCs/>
-          <w:sz w:val="28"/>
-          <w:szCs w:val="28"/>
-        </w:rPr>
-      </w:pPr>
+        <w:t>), autonomous decision-making, and scalable design, ORBIT-X enables smart, low-cost monitoring suitable for aerospace, agriculture, and industrial IoT applications.</w:t>
+      </w:r>
     </w:p>
     <w:p>
       <w:pPr>
@@ -1939,7 +1742,7 @@
           <w:sz w:val="28"/>
           <w:szCs w:val="28"/>
         </w:rPr>
-        <w:t>MPU6050 (IMU Sensor)</w:t>
+        <w:t>Soil Moisture Sensor</w:t>
       </w:r>
     </w:p>
     <w:p>
@@ -1961,7 +1764,7 @@
           <w:sz w:val="28"/>
           <w:szCs w:val="28"/>
         </w:rPr>
-        <w:t>Soil Moisture Sensor</w:t>
+        <w:t>DHT11 Sensor</w:t>
       </w:r>
     </w:p>
     <w:p>
@@ -1983,7 +1786,7 @@
           <w:sz w:val="28"/>
           <w:szCs w:val="28"/>
         </w:rPr>
-        <w:t>DHT11 Sensor</w:t>
+        <w:t>Ultrasonic Sensor (HC-SR04)</w:t>
       </w:r>
     </w:p>
     <w:p>
@@ -2005,28 +1808,6 @@
           <w:sz w:val="28"/>
           <w:szCs w:val="28"/>
         </w:rPr>
-        <w:t>Ultrasonic Sensor (HC-SR04)</w:t>
-      </w:r>
-    </w:p>
-    <w:p>
-      <w:pPr>
-        <w:pStyle w:val="ListParagraph"/>
-        <w:numPr>
-          <w:ilvl w:val="0"/>
-          <w:numId w:val="4"/>
-        </w:numPr>
-        <w:rPr>
-          <w:rFonts w:ascii="Times New Roman" w:hAnsi="Times New Roman" w:cs="Times New Roman"/>
-          <w:sz w:val="28"/>
-          <w:szCs w:val="28"/>
-        </w:rPr>
-      </w:pPr>
-      <w:r>
-        <w:rPr>
-          <w:rFonts w:ascii="Times New Roman" w:hAnsi="Times New Roman" w:cs="Times New Roman"/>
-          <w:sz w:val="28"/>
-          <w:szCs w:val="28"/>
-        </w:rPr>
         <w:t>LDR (Light Dependent Resistor)</w:t>
       </w:r>
     </w:p>
@@ -2101,7 +1882,7 @@
           <w:sz w:val="28"/>
           <w:szCs w:val="28"/>
         </w:rPr>
-        <w:t>MPU6050 (IMU Sensor)</w:t>
+        <w:t>Soil Moisture Sensor</w:t>
       </w:r>
       <w:r>
         <w:rPr>
@@ -2110,7 +1891,25 @@
           <w:szCs w:val="28"/>
         </w:rPr>
         <w:br/>
-        <w:t>The MPU6050 is an inertial measurement unit that combines a 3-axis accelerometer and a 3-axis gyroscope to detect motion and orientation. It is used for applications like tilt monitoring, motion detection, and identifying environmental disturbances.</w:t>
+        <w:t xml:space="preserve">The soil moisture sensor measures the water content in soil by </w:t>
+      </w:r>
+      <w:proofErr w:type="spellStart"/>
+      <w:r>
+        <w:rPr>
+          <w:rFonts w:ascii="Times New Roman" w:hAnsi="Times New Roman" w:cs="Times New Roman"/>
+          <w:sz w:val="28"/>
+          <w:szCs w:val="28"/>
+        </w:rPr>
+        <w:t>analyzing</w:t>
+      </w:r>
+      <w:proofErr w:type="spellEnd"/>
+      <w:r>
+        <w:rPr>
+          <w:rFonts w:ascii="Times New Roman" w:hAnsi="Times New Roman" w:cs="Times New Roman"/>
+          <w:sz w:val="28"/>
+          <w:szCs w:val="28"/>
+        </w:rPr>
+        <w:t xml:space="preserve"> electrical resistance between its probes. It enables smart irrigation by ensuring optimal water levels and preventing overwatering or drought conditions.</w:t>
       </w:r>
     </w:p>
     <w:p>
@@ -2129,7 +1928,7 @@
           <w:sz w:val="28"/>
           <w:szCs w:val="28"/>
         </w:rPr>
-        <w:t>Soil Moisture Sensor</w:t>
+        <w:t>DHT11 Sensor</w:t>
       </w:r>
       <w:r>
         <w:rPr>
@@ -2138,7 +1937,7 @@
           <w:szCs w:val="28"/>
         </w:rPr>
         <w:br/>
-        <w:t xml:space="preserve">The soil moisture sensor measures the water content in soil by </w:t>
+        <w:t xml:space="preserve">The DHT11 sensor measures ambient temperature and relative humidity in the environment. It supports climate monitoring and helps in </w:t>
       </w:r>
       <w:proofErr w:type="spellStart"/>
       <w:r>
@@ -2156,7 +1955,7 @@
           <w:sz w:val="28"/>
           <w:szCs w:val="28"/>
         </w:rPr>
-        <w:t xml:space="preserve"> electrical resistance between its probes. It enables smart irrigation by ensuring optimal water levels and preventing overwatering or drought conditions.</w:t>
+        <w:t xml:space="preserve"> crop health conditions effectively.</w:t>
       </w:r>
     </w:p>
     <w:p>
@@ -2175,7 +1974,7 @@
           <w:sz w:val="28"/>
           <w:szCs w:val="28"/>
         </w:rPr>
-        <w:t>DHT11 Sensor</w:t>
+        <w:t>Ultrasonic Sensor (HC-SR04)</w:t>
       </w:r>
       <w:r>
         <w:rPr>
@@ -2184,25 +1983,7 @@
           <w:szCs w:val="28"/>
         </w:rPr>
         <w:br/>
-        <w:t xml:space="preserve">The DHT11 sensor measures ambient temperature and relative humidity in the environment. It supports climate monitoring and helps in </w:t>
-      </w:r>
-      <w:proofErr w:type="spellStart"/>
-      <w:r>
-        <w:rPr>
-          <w:rFonts w:ascii="Times New Roman" w:hAnsi="Times New Roman" w:cs="Times New Roman"/>
-          <w:sz w:val="28"/>
-          <w:szCs w:val="28"/>
-        </w:rPr>
-        <w:t>analyzing</w:t>
-      </w:r>
-      <w:proofErr w:type="spellEnd"/>
-      <w:r>
-        <w:rPr>
-          <w:rFonts w:ascii="Times New Roman" w:hAnsi="Times New Roman" w:cs="Times New Roman"/>
-          <w:sz w:val="28"/>
-          <w:szCs w:val="28"/>
-        </w:rPr>
-        <w:t xml:space="preserve"> crop health conditions effectively.</w:t>
+        <w:t>The HC-SR04 ultrasonic sensor measures distance by emitting sound waves and calculating the time taken for the echo to return. It is commonly used for water level monitoring and obstacle detection in smart systems.</w:t>
       </w:r>
     </w:p>
     <w:p>
@@ -2221,35 +2002,6 @@
           <w:sz w:val="28"/>
           <w:szCs w:val="28"/>
         </w:rPr>
-        <w:t>Ultrasonic Sensor (HC-SR04)</w:t>
-      </w:r>
-      <w:r>
-        <w:rPr>
-          <w:rFonts w:ascii="Times New Roman" w:hAnsi="Times New Roman" w:cs="Times New Roman"/>
-          <w:sz w:val="28"/>
-          <w:szCs w:val="28"/>
-        </w:rPr>
-        <w:br/>
-        <w:t>The HC-SR04 ultrasonic sensor measures distance by emitting sound waves and calculating the time taken for the echo to return. It is commonly used for water level monitoring and obstacle detection in smart systems.</w:t>
-      </w:r>
-    </w:p>
-    <w:p>
-      <w:pPr>
-        <w:rPr>
-          <w:rFonts w:ascii="Times New Roman" w:hAnsi="Times New Roman" w:cs="Times New Roman"/>
-          <w:sz w:val="28"/>
-          <w:szCs w:val="28"/>
-        </w:rPr>
-      </w:pPr>
-      <w:r>
-        <w:rPr>
-          <w:rFonts w:ascii="Times New Roman" w:hAnsi="Times New Roman" w:cs="Times New Roman"/>
-          <w:b/>
-          <w:bCs/>
-          <w:sz w:val="28"/>
-          <w:szCs w:val="28"/>
-        </w:rPr>
-        <w:lastRenderedPageBreak/>
         <w:t>LDR (Light Dependent Resistor)</w:t>
       </w:r>
       <w:r>
@@ -2296,6 +2048,7 @@
           <w:szCs w:val="40"/>
           <w:u w:val="single"/>
         </w:rPr>
+        <w:lastRenderedPageBreak/>
         <w:t>Software Components</w:t>
       </w:r>
     </w:p>
@@ -2559,7 +2312,6 @@
           <w:sz w:val="28"/>
           <w:szCs w:val="28"/>
         </w:rPr>
-        <w:lastRenderedPageBreak/>
         <w:t xml:space="preserve">TensorFlow.js &amp; </w:t>
       </w:r>
       <w:proofErr w:type="spellStart"/>
@@ -2645,7 +2397,16 @@
           <w:szCs w:val="28"/>
         </w:rPr>
         <w:br/>
-        <w:t>MS Access is a lightweight, file-based database used for storing and managing local telemetry data efficiently. It maintains logs, historical records, and ensures data availability even in offline conditions. Its simplicity and fast local access make it ideal for small-scale IoT storage solutions.</w:t>
+        <w:t xml:space="preserve">MS Access is a lightweight, file-based database used for storing and managing local telemetry data efficiently. It maintains logs, historical records, and ensures </w:t>
+      </w:r>
+      <w:r>
+        <w:rPr>
+          <w:rFonts w:ascii="Times New Roman" w:hAnsi="Times New Roman" w:cs="Times New Roman"/>
+          <w:sz w:val="28"/>
+          <w:szCs w:val="28"/>
+        </w:rPr>
+        <w:lastRenderedPageBreak/>
+        <w:t>data availability even in offline conditions. Its simplicity and fast local access make it ideal for small-scale IoT storage solutions.</w:t>
       </w:r>
     </w:p>
     <w:p>
@@ -2826,7 +2587,6 @@
           <w:sz w:val="28"/>
           <w:szCs w:val="28"/>
         </w:rPr>
-        <w:lastRenderedPageBreak/>
         <w:t>Persistence Layer</w:t>
       </w:r>
       <w:r>
@@ -2912,171 +2672,6 @@
         </w:rPr>
         <w:t xml:space="preserve"> for seamless cloud communication. Enables periodic data synchronization and supports remote monitoring and updates.</w:t>
       </w:r>
-    </w:p>
-    <w:p>
-      <w:pPr>
-        <w:rPr>
-          <w:rFonts w:ascii="Times New Roman" w:hAnsi="Times New Roman" w:cs="Times New Roman"/>
-          <w:sz w:val="28"/>
-          <w:szCs w:val="28"/>
-        </w:rPr>
-      </w:pPr>
-    </w:p>
-    <w:p>
-      <w:pPr>
-        <w:rPr>
-          <w:rFonts w:ascii="Times New Roman" w:hAnsi="Times New Roman" w:cs="Times New Roman"/>
-          <w:sz w:val="28"/>
-          <w:szCs w:val="28"/>
-        </w:rPr>
-      </w:pPr>
-    </w:p>
-    <w:p>
-      <w:pPr>
-        <w:rPr>
-          <w:rFonts w:ascii="Times New Roman" w:hAnsi="Times New Roman" w:cs="Times New Roman"/>
-          <w:sz w:val="28"/>
-          <w:szCs w:val="28"/>
-        </w:rPr>
-      </w:pPr>
-    </w:p>
-    <w:p>
-      <w:pPr>
-        <w:rPr>
-          <w:rFonts w:ascii="Times New Roman" w:hAnsi="Times New Roman" w:cs="Times New Roman"/>
-          <w:sz w:val="28"/>
-          <w:szCs w:val="28"/>
-        </w:rPr>
-      </w:pPr>
-    </w:p>
-    <w:p>
-      <w:pPr>
-        <w:rPr>
-          <w:rFonts w:ascii="Times New Roman" w:hAnsi="Times New Roman" w:cs="Times New Roman"/>
-          <w:sz w:val="28"/>
-          <w:szCs w:val="28"/>
-        </w:rPr>
-      </w:pPr>
-    </w:p>
-    <w:p>
-      <w:pPr>
-        <w:rPr>
-          <w:rFonts w:ascii="Times New Roman" w:hAnsi="Times New Roman" w:cs="Times New Roman"/>
-          <w:sz w:val="28"/>
-          <w:szCs w:val="28"/>
-        </w:rPr>
-      </w:pPr>
-    </w:p>
-    <w:p>
-      <w:pPr>
-        <w:rPr>
-          <w:rFonts w:ascii="Times New Roman" w:hAnsi="Times New Roman" w:cs="Times New Roman"/>
-          <w:sz w:val="28"/>
-          <w:szCs w:val="28"/>
-        </w:rPr>
-      </w:pPr>
-    </w:p>
-    <w:p>
-      <w:pPr>
-        <w:rPr>
-          <w:rFonts w:ascii="Times New Roman" w:hAnsi="Times New Roman" w:cs="Times New Roman"/>
-          <w:sz w:val="28"/>
-          <w:szCs w:val="28"/>
-        </w:rPr>
-      </w:pPr>
-    </w:p>
-    <w:p>
-      <w:pPr>
-        <w:rPr>
-          <w:rFonts w:ascii="Times New Roman" w:hAnsi="Times New Roman" w:cs="Times New Roman"/>
-          <w:sz w:val="28"/>
-          <w:szCs w:val="28"/>
-        </w:rPr>
-      </w:pPr>
-    </w:p>
-    <w:p>
-      <w:pPr>
-        <w:rPr>
-          <w:rFonts w:ascii="Times New Roman" w:hAnsi="Times New Roman" w:cs="Times New Roman"/>
-          <w:sz w:val="28"/>
-          <w:szCs w:val="28"/>
-        </w:rPr>
-      </w:pPr>
-    </w:p>
-    <w:p>
-      <w:pPr>
-        <w:rPr>
-          <w:rFonts w:ascii="Times New Roman" w:hAnsi="Times New Roman" w:cs="Times New Roman"/>
-          <w:sz w:val="28"/>
-          <w:szCs w:val="28"/>
-        </w:rPr>
-      </w:pPr>
-    </w:p>
-    <w:p>
-      <w:pPr>
-        <w:rPr>
-          <w:rFonts w:ascii="Times New Roman" w:hAnsi="Times New Roman" w:cs="Times New Roman"/>
-          <w:sz w:val="28"/>
-          <w:szCs w:val="28"/>
-        </w:rPr>
-      </w:pPr>
-    </w:p>
-    <w:p>
-      <w:pPr>
-        <w:rPr>
-          <w:rFonts w:ascii="Times New Roman" w:hAnsi="Times New Roman" w:cs="Times New Roman"/>
-          <w:sz w:val="28"/>
-          <w:szCs w:val="28"/>
-        </w:rPr>
-      </w:pPr>
-    </w:p>
-    <w:p>
-      <w:pPr>
-        <w:rPr>
-          <w:rFonts w:ascii="Times New Roman" w:hAnsi="Times New Roman" w:cs="Times New Roman"/>
-          <w:sz w:val="28"/>
-          <w:szCs w:val="28"/>
-        </w:rPr>
-      </w:pPr>
-    </w:p>
-    <w:p>
-      <w:pPr>
-        <w:rPr>
-          <w:rFonts w:ascii="Times New Roman" w:hAnsi="Times New Roman" w:cs="Times New Roman"/>
-          <w:sz w:val="28"/>
-          <w:szCs w:val="28"/>
-        </w:rPr>
-      </w:pPr>
-    </w:p>
-    <w:p>
-      <w:pPr>
-        <w:rPr>
-          <w:rFonts w:ascii="Times New Roman" w:hAnsi="Times New Roman" w:cs="Times New Roman"/>
-          <w:sz w:val="28"/>
-          <w:szCs w:val="28"/>
-        </w:rPr>
-      </w:pPr>
-    </w:p>
-    <w:p>
-      <w:pPr>
-        <w:rPr>
-          <w:rFonts w:ascii="Times New Roman" w:hAnsi="Times New Roman" w:cs="Times New Roman"/>
-          <w:sz w:val="28"/>
-          <w:szCs w:val="28"/>
-        </w:rPr>
-      </w:pPr>
-    </w:p>
-    <w:p>
-      <w:pPr>
-        <w:spacing w:line="360" w:lineRule="auto"/>
-        <w:ind w:right="283"/>
-        <w:jc w:val="both"/>
-        <w:rPr>
-          <w:rFonts w:ascii="Times New Roman" w:hAnsi="Times New Roman" w:cs="Times New Roman"/>
-          <w:sz w:val="28"/>
-          <w:szCs w:val="28"/>
-        </w:rPr>
-      </w:pPr>
     </w:p>
     <w:p>
       <w:pPr>
@@ -3257,8 +2852,8 @@
           <w:rFonts w:ascii="Times New Roman" w:hAnsi="Times New Roman" w:cs="Times New Roman"/>
           <w:b/>
           <w:bCs/>
-          <w:sz w:val="28"/>
-          <w:szCs w:val="28"/>
+          <w:sz w:val="40"/>
+          <w:szCs w:val="40"/>
         </w:rPr>
       </w:pPr>
       <w:r>
@@ -3266,103 +2861,5224 @@
           <w:rFonts w:ascii="Times New Roman" w:hAnsi="Times New Roman" w:cs="Times New Roman"/>
           <w:b/>
           <w:bCs/>
-          <w:sz w:val="28"/>
-          <w:szCs w:val="28"/>
+          <w:sz w:val="40"/>
+          <w:szCs w:val="40"/>
         </w:rPr>
         <w:lastRenderedPageBreak/>
-        <w:t>4.</w:t>
-      </w:r>
-      <w:r>
-        <w:rPr>
-          <w:rFonts w:ascii="Times New Roman" w:hAnsi="Times New Roman" w:cs="Times New Roman"/>
-          <w:b/>
-          <w:bCs/>
-          <w:sz w:val="28"/>
-          <w:szCs w:val="28"/>
-        </w:rPr>
-        <w:t>Code and Explanation:</w:t>
-      </w:r>
-    </w:p>
-    <w:p>
-      <w:pPr>
-        <w:rPr>
-          <w:rFonts w:ascii="Times New Roman" w:hAnsi="Times New Roman" w:cs="Times New Roman"/>
-          <w:sz w:val="28"/>
-          <w:szCs w:val="28"/>
-        </w:rPr>
-      </w:pPr>
-    </w:p>
-    <w:p>
-      <w:pPr>
-        <w:rPr>
-          <w:rFonts w:ascii="Times New Roman" w:hAnsi="Times New Roman" w:cs="Times New Roman"/>
-          <w:sz w:val="28"/>
-          <w:szCs w:val="28"/>
-        </w:rPr>
-      </w:pPr>
-    </w:p>
-    <w:p>
-      <w:pPr>
-        <w:rPr>
-          <w:rFonts w:ascii="Times New Roman" w:hAnsi="Times New Roman" w:cs="Times New Roman"/>
-          <w:sz w:val="28"/>
-          <w:szCs w:val="28"/>
-        </w:rPr>
-      </w:pPr>
-    </w:p>
-    <w:p>
-      <w:pPr>
-        <w:rPr>
-          <w:rFonts w:ascii="Times New Roman" w:hAnsi="Times New Roman" w:cs="Times New Roman"/>
-          <w:sz w:val="28"/>
-          <w:szCs w:val="28"/>
-        </w:rPr>
-      </w:pPr>
-    </w:p>
-    <w:p>
-      <w:pPr>
-        <w:rPr>
-          <w:rFonts w:ascii="Times New Roman" w:hAnsi="Times New Roman" w:cs="Times New Roman"/>
-          <w:sz w:val="28"/>
-          <w:szCs w:val="28"/>
-        </w:rPr>
-      </w:pPr>
-    </w:p>
-    <w:p>
-      <w:pPr>
-        <w:rPr>
-          <w:rFonts w:ascii="Times New Roman" w:hAnsi="Times New Roman" w:cs="Times New Roman"/>
-          <w:sz w:val="28"/>
-          <w:szCs w:val="28"/>
-        </w:rPr>
-      </w:pPr>
-    </w:p>
-    <w:p>
-      <w:pPr>
-        <w:rPr>
-          <w:rFonts w:ascii="Times New Roman" w:hAnsi="Times New Roman" w:cs="Times New Roman"/>
-          <w:sz w:val="28"/>
-          <w:szCs w:val="28"/>
-        </w:rPr>
-      </w:pPr>
-    </w:p>
-    <w:p>
-      <w:pPr>
-        <w:rPr>
-          <w:rFonts w:ascii="Times New Roman" w:hAnsi="Times New Roman" w:cs="Times New Roman"/>
-          <w:sz w:val="28"/>
-          <w:szCs w:val="28"/>
-        </w:rPr>
-      </w:pPr>
-    </w:p>
-    <w:p>
-      <w:pPr>
-        <w:rPr>
-          <w:rFonts w:ascii="Times New Roman" w:hAnsi="Times New Roman" w:cs="Times New Roman"/>
-          <w:sz w:val="28"/>
-          <w:szCs w:val="28"/>
-        </w:rPr>
-      </w:pPr>
+        <w:t>4.Code and Explanation</w:t>
+      </w:r>
+    </w:p>
+    <w:p>
+      <w:pPr>
+        <w:rPr>
+          <w:rFonts w:ascii="Times New Roman" w:hAnsi="Times New Roman" w:cs="Times New Roman"/>
+          <w:sz w:val="22"/>
+          <w:szCs w:val="22"/>
+        </w:rPr>
+      </w:pPr>
+      <w:r>
+        <w:rPr>
+          <w:rFonts w:ascii="Times New Roman" w:hAnsi="Times New Roman" w:cs="Times New Roman"/>
+          <w:sz w:val="22"/>
+          <w:szCs w:val="22"/>
+        </w:rPr>
+        <w:t>#include &lt;</w:t>
+      </w:r>
+      <w:proofErr w:type="spellStart"/>
+      <w:r>
+        <w:rPr>
+          <w:rFonts w:ascii="Times New Roman" w:hAnsi="Times New Roman" w:cs="Times New Roman"/>
+          <w:sz w:val="22"/>
+          <w:szCs w:val="22"/>
+        </w:rPr>
+        <w:t>SPI.h</w:t>
+      </w:r>
+      <w:proofErr w:type="spellEnd"/>
+      <w:r>
+        <w:rPr>
+          <w:rFonts w:ascii="Times New Roman" w:hAnsi="Times New Roman" w:cs="Times New Roman"/>
+          <w:sz w:val="22"/>
+          <w:szCs w:val="22"/>
+        </w:rPr>
+        <w:t>&gt;</w:t>
+      </w:r>
+    </w:p>
+    <w:p>
+      <w:pPr>
+        <w:rPr>
+          <w:rFonts w:ascii="Times New Roman" w:hAnsi="Times New Roman" w:cs="Times New Roman"/>
+          <w:sz w:val="22"/>
+          <w:szCs w:val="22"/>
+        </w:rPr>
+      </w:pPr>
+      <w:r>
+        <w:rPr>
+          <w:rFonts w:ascii="Times New Roman" w:hAnsi="Times New Roman" w:cs="Times New Roman"/>
+          <w:sz w:val="22"/>
+          <w:szCs w:val="22"/>
+        </w:rPr>
+        <w:t>#include &lt;</w:t>
+      </w:r>
+      <w:proofErr w:type="spellStart"/>
+      <w:r>
+        <w:rPr>
+          <w:rFonts w:ascii="Times New Roman" w:hAnsi="Times New Roman" w:cs="Times New Roman"/>
+          <w:sz w:val="22"/>
+          <w:szCs w:val="22"/>
+        </w:rPr>
+        <w:t>Wire.h</w:t>
+      </w:r>
+      <w:proofErr w:type="spellEnd"/>
+      <w:r>
+        <w:rPr>
+          <w:rFonts w:ascii="Times New Roman" w:hAnsi="Times New Roman" w:cs="Times New Roman"/>
+          <w:sz w:val="22"/>
+          <w:szCs w:val="22"/>
+        </w:rPr>
+        <w:t>&gt;</w:t>
+      </w:r>
+    </w:p>
+    <w:p>
+      <w:pPr>
+        <w:rPr>
+          <w:rFonts w:ascii="Times New Roman" w:hAnsi="Times New Roman" w:cs="Times New Roman"/>
+          <w:sz w:val="22"/>
+          <w:szCs w:val="22"/>
+        </w:rPr>
+      </w:pPr>
+      <w:r>
+        <w:rPr>
+          <w:rFonts w:ascii="Times New Roman" w:hAnsi="Times New Roman" w:cs="Times New Roman"/>
+          <w:sz w:val="22"/>
+          <w:szCs w:val="22"/>
+        </w:rPr>
+        <w:t>#include &lt;</w:t>
+      </w:r>
+      <w:proofErr w:type="spellStart"/>
+      <w:r>
+        <w:rPr>
+          <w:rFonts w:ascii="Times New Roman" w:hAnsi="Times New Roman" w:cs="Times New Roman"/>
+          <w:sz w:val="22"/>
+          <w:szCs w:val="22"/>
+        </w:rPr>
+        <w:t>Adafruit_GFX.h</w:t>
+      </w:r>
+      <w:proofErr w:type="spellEnd"/>
+      <w:r>
+        <w:rPr>
+          <w:rFonts w:ascii="Times New Roman" w:hAnsi="Times New Roman" w:cs="Times New Roman"/>
+          <w:sz w:val="22"/>
+          <w:szCs w:val="22"/>
+        </w:rPr>
+        <w:t>&gt;</w:t>
+      </w:r>
+    </w:p>
+    <w:p>
+      <w:pPr>
+        <w:rPr>
+          <w:rFonts w:ascii="Times New Roman" w:hAnsi="Times New Roman" w:cs="Times New Roman"/>
+          <w:sz w:val="22"/>
+          <w:szCs w:val="22"/>
+        </w:rPr>
+      </w:pPr>
+      <w:r>
+        <w:rPr>
+          <w:rFonts w:ascii="Times New Roman" w:hAnsi="Times New Roman" w:cs="Times New Roman"/>
+          <w:sz w:val="22"/>
+          <w:szCs w:val="22"/>
+        </w:rPr>
+        <w:t>#include &lt;Adafruit_SSD1306.h&gt;</w:t>
+      </w:r>
+    </w:p>
+    <w:p>
+      <w:pPr>
+        <w:rPr>
+          <w:rFonts w:ascii="Times New Roman" w:hAnsi="Times New Roman" w:cs="Times New Roman"/>
+          <w:sz w:val="22"/>
+          <w:szCs w:val="22"/>
+        </w:rPr>
+      </w:pPr>
+      <w:r>
+        <w:rPr>
+          <w:rFonts w:ascii="Times New Roman" w:hAnsi="Times New Roman" w:cs="Times New Roman"/>
+          <w:sz w:val="22"/>
+          <w:szCs w:val="22"/>
+        </w:rPr>
+        <w:t>#include &lt;</w:t>
+      </w:r>
+      <w:proofErr w:type="spellStart"/>
+      <w:r>
+        <w:rPr>
+          <w:rFonts w:ascii="Times New Roman" w:hAnsi="Times New Roman" w:cs="Times New Roman"/>
+          <w:sz w:val="22"/>
+          <w:szCs w:val="22"/>
+        </w:rPr>
+        <w:t>DHT.h</w:t>
+      </w:r>
+      <w:proofErr w:type="spellEnd"/>
+      <w:r>
+        <w:rPr>
+          <w:rFonts w:ascii="Times New Roman" w:hAnsi="Times New Roman" w:cs="Times New Roman"/>
+          <w:sz w:val="22"/>
+          <w:szCs w:val="22"/>
+        </w:rPr>
+        <w:t>&gt;</w:t>
+      </w:r>
+    </w:p>
+    <w:p>
+      <w:pPr>
+        <w:rPr>
+          <w:rFonts w:ascii="Times New Roman" w:hAnsi="Times New Roman" w:cs="Times New Roman"/>
+          <w:sz w:val="22"/>
+          <w:szCs w:val="22"/>
+        </w:rPr>
+      </w:pPr>
+      <w:r>
+        <w:rPr>
+          <w:rFonts w:ascii="Times New Roman" w:hAnsi="Times New Roman" w:cs="Times New Roman"/>
+          <w:sz w:val="22"/>
+          <w:szCs w:val="22"/>
+        </w:rPr>
+        <w:t>#include &lt;VL53L0X.h&gt;</w:t>
+      </w:r>
+    </w:p>
+    <w:p>
+      <w:pPr>
+        <w:rPr>
+          <w:rFonts w:ascii="Times New Roman" w:hAnsi="Times New Roman" w:cs="Times New Roman"/>
+          <w:sz w:val="22"/>
+          <w:szCs w:val="22"/>
+        </w:rPr>
+      </w:pPr>
+      <w:r>
+        <w:rPr>
+          <w:rFonts w:ascii="Times New Roman" w:hAnsi="Times New Roman" w:cs="Times New Roman"/>
+          <w:sz w:val="22"/>
+          <w:szCs w:val="22"/>
+        </w:rPr>
+        <w:t>#include &lt;</w:t>
+      </w:r>
+      <w:proofErr w:type="spellStart"/>
+      <w:r>
+        <w:rPr>
+          <w:rFonts w:ascii="Times New Roman" w:hAnsi="Times New Roman" w:cs="Times New Roman"/>
+          <w:sz w:val="22"/>
+          <w:szCs w:val="22"/>
+        </w:rPr>
+        <w:t>TinyGPS</w:t>
+      </w:r>
+      <w:proofErr w:type="spellEnd"/>
+      <w:r>
+        <w:rPr>
+          <w:rFonts w:ascii="Times New Roman" w:hAnsi="Times New Roman" w:cs="Times New Roman"/>
+          <w:sz w:val="22"/>
+          <w:szCs w:val="22"/>
+        </w:rPr>
+        <w:t>++.h&gt;</w:t>
+      </w:r>
+    </w:p>
+    <w:p>
+      <w:pPr>
+        <w:rPr>
+          <w:rFonts w:ascii="Times New Roman" w:hAnsi="Times New Roman" w:cs="Times New Roman"/>
+          <w:sz w:val="22"/>
+          <w:szCs w:val="22"/>
+        </w:rPr>
+      </w:pPr>
+      <w:r>
+        <w:rPr>
+          <w:rFonts w:ascii="Times New Roman" w:hAnsi="Times New Roman" w:cs="Times New Roman"/>
+          <w:sz w:val="22"/>
+          <w:szCs w:val="22"/>
+        </w:rPr>
+        <w:t>#define SCREEN_WIDTH 128</w:t>
+      </w:r>
+    </w:p>
+    <w:p>
+      <w:pPr>
+        <w:rPr>
+          <w:rFonts w:ascii="Times New Roman" w:hAnsi="Times New Roman" w:cs="Times New Roman"/>
+          <w:sz w:val="22"/>
+          <w:szCs w:val="22"/>
+        </w:rPr>
+      </w:pPr>
+      <w:r>
+        <w:rPr>
+          <w:rFonts w:ascii="Times New Roman" w:hAnsi="Times New Roman" w:cs="Times New Roman"/>
+          <w:sz w:val="22"/>
+          <w:szCs w:val="22"/>
+        </w:rPr>
+        <w:t>#define SCREEN_HEIGHT 64</w:t>
+      </w:r>
+    </w:p>
+    <w:p>
+      <w:pPr>
+        <w:rPr>
+          <w:rFonts w:ascii="Times New Roman" w:hAnsi="Times New Roman" w:cs="Times New Roman"/>
+          <w:sz w:val="22"/>
+          <w:szCs w:val="22"/>
+        </w:rPr>
+      </w:pPr>
+      <w:r>
+        <w:rPr>
+          <w:rFonts w:ascii="Times New Roman" w:hAnsi="Times New Roman" w:cs="Times New Roman"/>
+          <w:sz w:val="22"/>
+          <w:szCs w:val="22"/>
+        </w:rPr>
+        <w:t>#define OLED_MOSI 23</w:t>
+      </w:r>
+    </w:p>
+    <w:p>
+      <w:pPr>
+        <w:rPr>
+          <w:rFonts w:ascii="Times New Roman" w:hAnsi="Times New Roman" w:cs="Times New Roman"/>
+          <w:sz w:val="22"/>
+          <w:szCs w:val="22"/>
+        </w:rPr>
+      </w:pPr>
+      <w:r>
+        <w:rPr>
+          <w:rFonts w:ascii="Times New Roman" w:hAnsi="Times New Roman" w:cs="Times New Roman"/>
+          <w:sz w:val="22"/>
+          <w:szCs w:val="22"/>
+        </w:rPr>
+        <w:t>#define OLED_CLK 18</w:t>
+      </w:r>
+    </w:p>
+    <w:p>
+      <w:pPr>
+        <w:rPr>
+          <w:rFonts w:ascii="Times New Roman" w:hAnsi="Times New Roman" w:cs="Times New Roman"/>
+          <w:sz w:val="22"/>
+          <w:szCs w:val="22"/>
+        </w:rPr>
+      </w:pPr>
+      <w:r>
+        <w:rPr>
+          <w:rFonts w:ascii="Times New Roman" w:hAnsi="Times New Roman" w:cs="Times New Roman"/>
+          <w:sz w:val="22"/>
+          <w:szCs w:val="22"/>
+        </w:rPr>
+        <w:t>#define OLED_DC 2</w:t>
+      </w:r>
+    </w:p>
+    <w:p>
+      <w:pPr>
+        <w:rPr>
+          <w:rFonts w:ascii="Times New Roman" w:hAnsi="Times New Roman" w:cs="Times New Roman"/>
+          <w:sz w:val="22"/>
+          <w:szCs w:val="22"/>
+        </w:rPr>
+      </w:pPr>
+      <w:r>
+        <w:rPr>
+          <w:rFonts w:ascii="Times New Roman" w:hAnsi="Times New Roman" w:cs="Times New Roman"/>
+          <w:sz w:val="22"/>
+          <w:szCs w:val="22"/>
+        </w:rPr>
+        <w:t>#define OLED_CS 5</w:t>
+      </w:r>
+    </w:p>
+    <w:p>
+      <w:pPr>
+        <w:rPr>
+          <w:rFonts w:ascii="Times New Roman" w:hAnsi="Times New Roman" w:cs="Times New Roman"/>
+          <w:sz w:val="22"/>
+          <w:szCs w:val="22"/>
+        </w:rPr>
+      </w:pPr>
+      <w:r>
+        <w:rPr>
+          <w:rFonts w:ascii="Times New Roman" w:hAnsi="Times New Roman" w:cs="Times New Roman"/>
+          <w:sz w:val="22"/>
+          <w:szCs w:val="22"/>
+        </w:rPr>
+        <w:t>#define OLED_RESET 4</w:t>
+      </w:r>
+    </w:p>
+    <w:p>
+      <w:pPr>
+        <w:rPr>
+          <w:rFonts w:ascii="Times New Roman" w:hAnsi="Times New Roman" w:cs="Times New Roman"/>
+          <w:sz w:val="22"/>
+          <w:szCs w:val="22"/>
+        </w:rPr>
+      </w:pPr>
+      <w:r>
+        <w:rPr>
+          <w:rFonts w:ascii="Times New Roman" w:hAnsi="Times New Roman" w:cs="Times New Roman"/>
+          <w:sz w:val="22"/>
+          <w:szCs w:val="22"/>
+        </w:rPr>
+        <w:t xml:space="preserve">Adafruit_SSD1306 </w:t>
+      </w:r>
+      <w:proofErr w:type="gramStart"/>
+      <w:r>
+        <w:rPr>
+          <w:rFonts w:ascii="Times New Roman" w:hAnsi="Times New Roman" w:cs="Times New Roman"/>
+          <w:sz w:val="22"/>
+          <w:szCs w:val="22"/>
+        </w:rPr>
+        <w:t>display(</w:t>
+      </w:r>
+      <w:proofErr w:type="gramEnd"/>
+      <w:r>
+        <w:rPr>
+          <w:rFonts w:ascii="Times New Roman" w:hAnsi="Times New Roman" w:cs="Times New Roman"/>
+          <w:sz w:val="22"/>
+          <w:szCs w:val="22"/>
+        </w:rPr>
+        <w:t>SCREEN_WIDTH, SCREEN_HEIGHT,</w:t>
+      </w:r>
+    </w:p>
+    <w:p>
+      <w:pPr>
+        <w:rPr>
+          <w:rFonts w:ascii="Times New Roman" w:hAnsi="Times New Roman" w:cs="Times New Roman"/>
+          <w:sz w:val="22"/>
+          <w:szCs w:val="22"/>
+        </w:rPr>
+      </w:pPr>
+      <w:r>
+        <w:rPr>
+          <w:rFonts w:ascii="Times New Roman" w:hAnsi="Times New Roman" w:cs="Times New Roman"/>
+          <w:sz w:val="22"/>
+          <w:szCs w:val="22"/>
+        </w:rPr>
+        <w:t xml:space="preserve"> OLED_MOSI, OLED_CLK, OLED_DC, OLED_RESET, OLED_CS);</w:t>
+      </w:r>
+    </w:p>
+    <w:p>
+      <w:pPr>
+        <w:rPr>
+          <w:rFonts w:ascii="Times New Roman" w:hAnsi="Times New Roman" w:cs="Times New Roman"/>
+          <w:sz w:val="22"/>
+          <w:szCs w:val="22"/>
+        </w:rPr>
+      </w:pPr>
+      <w:r>
+        <w:rPr>
+          <w:rFonts w:ascii="Times New Roman" w:hAnsi="Times New Roman" w:cs="Times New Roman"/>
+          <w:sz w:val="22"/>
+          <w:szCs w:val="22"/>
+        </w:rPr>
+        <w:t>#define DHTPIN 27</w:t>
+      </w:r>
+    </w:p>
+    <w:p>
+      <w:pPr>
+        <w:rPr>
+          <w:rFonts w:ascii="Times New Roman" w:hAnsi="Times New Roman" w:cs="Times New Roman"/>
+          <w:sz w:val="22"/>
+          <w:szCs w:val="22"/>
+        </w:rPr>
+      </w:pPr>
+      <w:r>
+        <w:rPr>
+          <w:rFonts w:ascii="Times New Roman" w:hAnsi="Times New Roman" w:cs="Times New Roman"/>
+          <w:sz w:val="22"/>
+          <w:szCs w:val="22"/>
+        </w:rPr>
+        <w:t>#define DHTTYPE DHT11</w:t>
+      </w:r>
+    </w:p>
+    <w:p>
+      <w:pPr>
+        <w:rPr>
+          <w:rFonts w:ascii="Times New Roman" w:hAnsi="Times New Roman" w:cs="Times New Roman"/>
+          <w:sz w:val="22"/>
+          <w:szCs w:val="22"/>
+        </w:rPr>
+      </w:pPr>
+      <w:r>
+        <w:rPr>
+          <w:rFonts w:ascii="Times New Roman" w:hAnsi="Times New Roman" w:cs="Times New Roman"/>
+          <w:sz w:val="22"/>
+          <w:szCs w:val="22"/>
+        </w:rPr>
+        <w:t xml:space="preserve">DHT </w:t>
+      </w:r>
+      <w:proofErr w:type="spellStart"/>
+      <w:proofErr w:type="gramStart"/>
+      <w:r>
+        <w:rPr>
+          <w:rFonts w:ascii="Times New Roman" w:hAnsi="Times New Roman" w:cs="Times New Roman"/>
+          <w:sz w:val="22"/>
+          <w:szCs w:val="22"/>
+        </w:rPr>
+        <w:t>dht</w:t>
+      </w:r>
+      <w:proofErr w:type="spellEnd"/>
+      <w:r>
+        <w:rPr>
+          <w:rFonts w:ascii="Times New Roman" w:hAnsi="Times New Roman" w:cs="Times New Roman"/>
+          <w:sz w:val="22"/>
+          <w:szCs w:val="22"/>
+        </w:rPr>
+        <w:t>(</w:t>
+      </w:r>
+      <w:proofErr w:type="gramEnd"/>
+      <w:r>
+        <w:rPr>
+          <w:rFonts w:ascii="Times New Roman" w:hAnsi="Times New Roman" w:cs="Times New Roman"/>
+          <w:sz w:val="22"/>
+          <w:szCs w:val="22"/>
+        </w:rPr>
+        <w:t>DHTPIN, DHTTYPE);</w:t>
+      </w:r>
+    </w:p>
+    <w:p>
+      <w:pPr>
+        <w:rPr>
+          <w:rFonts w:ascii="Times New Roman" w:hAnsi="Times New Roman" w:cs="Times New Roman"/>
+          <w:sz w:val="22"/>
+          <w:szCs w:val="22"/>
+        </w:rPr>
+      </w:pPr>
+      <w:r>
+        <w:rPr>
+          <w:rFonts w:ascii="Times New Roman" w:hAnsi="Times New Roman" w:cs="Times New Roman"/>
+          <w:sz w:val="22"/>
+          <w:szCs w:val="22"/>
+        </w:rPr>
+        <w:t xml:space="preserve">VL53L0X </w:t>
+      </w:r>
+      <w:proofErr w:type="spellStart"/>
+      <w:r>
+        <w:rPr>
+          <w:rFonts w:ascii="Times New Roman" w:hAnsi="Times New Roman" w:cs="Times New Roman"/>
+          <w:sz w:val="22"/>
+          <w:szCs w:val="22"/>
+        </w:rPr>
+        <w:t>tofSensor</w:t>
+      </w:r>
+      <w:proofErr w:type="spellEnd"/>
+      <w:r>
+        <w:rPr>
+          <w:rFonts w:ascii="Times New Roman" w:hAnsi="Times New Roman" w:cs="Times New Roman"/>
+          <w:sz w:val="22"/>
+          <w:szCs w:val="22"/>
+        </w:rPr>
+        <w:t>;</w:t>
+      </w:r>
+    </w:p>
+    <w:p>
+      <w:pPr>
+        <w:rPr>
+          <w:rFonts w:ascii="Times New Roman" w:hAnsi="Times New Roman" w:cs="Times New Roman"/>
+          <w:sz w:val="22"/>
+          <w:szCs w:val="22"/>
+        </w:rPr>
+      </w:pPr>
+      <w:proofErr w:type="spellStart"/>
+      <w:r>
+        <w:rPr>
+          <w:rFonts w:ascii="Times New Roman" w:hAnsi="Times New Roman" w:cs="Times New Roman"/>
+          <w:sz w:val="22"/>
+          <w:szCs w:val="22"/>
+        </w:rPr>
+        <w:t>TinyGPSPlus</w:t>
+      </w:r>
+      <w:proofErr w:type="spellEnd"/>
+      <w:r>
+        <w:rPr>
+          <w:rFonts w:ascii="Times New Roman" w:hAnsi="Times New Roman" w:cs="Times New Roman"/>
+          <w:sz w:val="22"/>
+          <w:szCs w:val="22"/>
+        </w:rPr>
+        <w:t xml:space="preserve"> </w:t>
+      </w:r>
+      <w:proofErr w:type="spellStart"/>
+      <w:r>
+        <w:rPr>
+          <w:rFonts w:ascii="Times New Roman" w:hAnsi="Times New Roman" w:cs="Times New Roman"/>
+          <w:sz w:val="22"/>
+          <w:szCs w:val="22"/>
+        </w:rPr>
+        <w:t>gps</w:t>
+      </w:r>
+      <w:proofErr w:type="spellEnd"/>
+      <w:r>
+        <w:rPr>
+          <w:rFonts w:ascii="Times New Roman" w:hAnsi="Times New Roman" w:cs="Times New Roman"/>
+          <w:sz w:val="22"/>
+          <w:szCs w:val="22"/>
+        </w:rPr>
+        <w:t>;</w:t>
+      </w:r>
+    </w:p>
+    <w:p>
+      <w:pPr>
+        <w:rPr>
+          <w:rFonts w:ascii="Times New Roman" w:hAnsi="Times New Roman" w:cs="Times New Roman"/>
+          <w:sz w:val="22"/>
+          <w:szCs w:val="22"/>
+        </w:rPr>
+      </w:pPr>
+      <w:proofErr w:type="spellStart"/>
+      <w:r>
+        <w:rPr>
+          <w:rFonts w:ascii="Times New Roman" w:hAnsi="Times New Roman" w:cs="Times New Roman"/>
+          <w:sz w:val="22"/>
+          <w:szCs w:val="22"/>
+        </w:rPr>
+        <w:t>HardwareSerial</w:t>
+      </w:r>
+      <w:proofErr w:type="spellEnd"/>
+      <w:r>
+        <w:rPr>
+          <w:rFonts w:ascii="Times New Roman" w:hAnsi="Times New Roman" w:cs="Times New Roman"/>
+          <w:sz w:val="22"/>
+          <w:szCs w:val="22"/>
+        </w:rPr>
+        <w:t xml:space="preserve"> </w:t>
+      </w:r>
+      <w:proofErr w:type="spellStart"/>
+      <w:proofErr w:type="gramStart"/>
+      <w:r>
+        <w:rPr>
+          <w:rFonts w:ascii="Times New Roman" w:hAnsi="Times New Roman" w:cs="Times New Roman"/>
+          <w:sz w:val="22"/>
+          <w:szCs w:val="22"/>
+        </w:rPr>
+        <w:t>gpsSerial</w:t>
+      </w:r>
+      <w:proofErr w:type="spellEnd"/>
+      <w:r>
+        <w:rPr>
+          <w:rFonts w:ascii="Times New Roman" w:hAnsi="Times New Roman" w:cs="Times New Roman"/>
+          <w:sz w:val="22"/>
+          <w:szCs w:val="22"/>
+        </w:rPr>
+        <w:t>(</w:t>
+      </w:r>
+      <w:proofErr w:type="gramEnd"/>
+      <w:r>
+        <w:rPr>
+          <w:rFonts w:ascii="Times New Roman" w:hAnsi="Times New Roman" w:cs="Times New Roman"/>
+          <w:sz w:val="22"/>
+          <w:szCs w:val="22"/>
+        </w:rPr>
+        <w:t>2);</w:t>
+      </w:r>
+    </w:p>
+    <w:p>
+      <w:pPr>
+        <w:rPr>
+          <w:rFonts w:ascii="Times New Roman" w:hAnsi="Times New Roman" w:cs="Times New Roman"/>
+          <w:sz w:val="22"/>
+          <w:szCs w:val="22"/>
+        </w:rPr>
+      </w:pPr>
+      <w:r>
+        <w:rPr>
+          <w:rFonts w:ascii="Times New Roman" w:hAnsi="Times New Roman" w:cs="Times New Roman"/>
+          <w:sz w:val="22"/>
+          <w:szCs w:val="22"/>
+        </w:rPr>
+        <w:t>#define LDR_PIN 35</w:t>
+      </w:r>
+    </w:p>
+    <w:p>
+      <w:pPr>
+        <w:rPr>
+          <w:rFonts w:ascii="Times New Roman" w:hAnsi="Times New Roman" w:cs="Times New Roman"/>
+          <w:sz w:val="22"/>
+          <w:szCs w:val="22"/>
+        </w:rPr>
+      </w:pPr>
+      <w:r>
+        <w:rPr>
+          <w:rFonts w:ascii="Times New Roman" w:hAnsi="Times New Roman" w:cs="Times New Roman"/>
+          <w:sz w:val="22"/>
+          <w:szCs w:val="22"/>
+        </w:rPr>
+        <w:t>#define SOIL_PIN 34</w:t>
+      </w:r>
+    </w:p>
+    <w:p>
+      <w:pPr>
+        <w:rPr>
+          <w:rFonts w:ascii="Times New Roman" w:hAnsi="Times New Roman" w:cs="Times New Roman"/>
+          <w:sz w:val="22"/>
+          <w:szCs w:val="22"/>
+        </w:rPr>
+      </w:pPr>
+      <w:r>
+        <w:rPr>
+          <w:rFonts w:ascii="Times New Roman" w:hAnsi="Times New Roman" w:cs="Times New Roman"/>
+          <w:sz w:val="22"/>
+          <w:szCs w:val="22"/>
+        </w:rPr>
+        <w:t>#define BUZZER 32</w:t>
+      </w:r>
+    </w:p>
+    <w:p>
+      <w:pPr>
+        <w:rPr>
+          <w:rFonts w:ascii="Times New Roman" w:hAnsi="Times New Roman" w:cs="Times New Roman"/>
+          <w:sz w:val="22"/>
+          <w:szCs w:val="22"/>
+        </w:rPr>
+      </w:pPr>
+      <w:r>
+        <w:rPr>
+          <w:rFonts w:ascii="Times New Roman" w:hAnsi="Times New Roman" w:cs="Times New Roman"/>
+          <w:sz w:val="22"/>
+          <w:szCs w:val="22"/>
+        </w:rPr>
+        <w:t>#define TRIG_PIN 12</w:t>
+      </w:r>
+    </w:p>
+    <w:p>
+      <w:pPr>
+        <w:rPr>
+          <w:rFonts w:ascii="Times New Roman" w:hAnsi="Times New Roman" w:cs="Times New Roman"/>
+          <w:sz w:val="22"/>
+          <w:szCs w:val="22"/>
+        </w:rPr>
+      </w:pPr>
+      <w:r>
+        <w:rPr>
+          <w:rFonts w:ascii="Times New Roman" w:hAnsi="Times New Roman" w:cs="Times New Roman"/>
+          <w:sz w:val="22"/>
+          <w:szCs w:val="22"/>
+        </w:rPr>
+        <w:t>#define ECHO_PIN 14</w:t>
+      </w:r>
+    </w:p>
+    <w:p>
+      <w:pPr>
+        <w:rPr>
+          <w:rFonts w:ascii="Times New Roman" w:hAnsi="Times New Roman" w:cs="Times New Roman"/>
+          <w:sz w:val="22"/>
+          <w:szCs w:val="22"/>
+        </w:rPr>
+      </w:pPr>
+      <w:r>
+        <w:rPr>
+          <w:rFonts w:ascii="Times New Roman" w:hAnsi="Times New Roman" w:cs="Times New Roman"/>
+          <w:sz w:val="22"/>
+          <w:szCs w:val="22"/>
+        </w:rPr>
+        <w:t>int page = 0;</w:t>
+      </w:r>
+    </w:p>
+    <w:p>
+      <w:pPr>
+        <w:rPr>
+          <w:rFonts w:ascii="Times New Roman" w:hAnsi="Times New Roman" w:cs="Times New Roman"/>
+          <w:sz w:val="22"/>
+          <w:szCs w:val="22"/>
+        </w:rPr>
+      </w:pPr>
+      <w:r>
+        <w:rPr>
+          <w:rFonts w:ascii="Times New Roman" w:hAnsi="Times New Roman" w:cs="Times New Roman"/>
+          <w:sz w:val="22"/>
+          <w:szCs w:val="22"/>
+        </w:rPr>
+        <w:t xml:space="preserve">unsigned long </w:t>
+      </w:r>
+      <w:proofErr w:type="spellStart"/>
+      <w:r>
+        <w:rPr>
+          <w:rFonts w:ascii="Times New Roman" w:hAnsi="Times New Roman" w:cs="Times New Roman"/>
+          <w:sz w:val="22"/>
+          <w:szCs w:val="22"/>
+        </w:rPr>
+        <w:t>lastPageSwitch</w:t>
+      </w:r>
+      <w:proofErr w:type="spellEnd"/>
+      <w:r>
+        <w:rPr>
+          <w:rFonts w:ascii="Times New Roman" w:hAnsi="Times New Roman" w:cs="Times New Roman"/>
+          <w:sz w:val="22"/>
+          <w:szCs w:val="22"/>
+        </w:rPr>
+        <w:t xml:space="preserve"> = 0;</w:t>
+      </w:r>
+    </w:p>
+    <w:p>
+      <w:pPr>
+        <w:rPr>
+          <w:rFonts w:ascii="Times New Roman" w:hAnsi="Times New Roman" w:cs="Times New Roman"/>
+          <w:sz w:val="22"/>
+          <w:szCs w:val="22"/>
+        </w:rPr>
+      </w:pPr>
+      <w:r>
+        <w:rPr>
+          <w:rFonts w:ascii="Times New Roman" w:hAnsi="Times New Roman" w:cs="Times New Roman"/>
+          <w:sz w:val="22"/>
+          <w:szCs w:val="22"/>
+        </w:rPr>
+        <w:lastRenderedPageBreak/>
+        <w:t xml:space="preserve">unsigned long </w:t>
+      </w:r>
+      <w:proofErr w:type="spellStart"/>
+      <w:r>
+        <w:rPr>
+          <w:rFonts w:ascii="Times New Roman" w:hAnsi="Times New Roman" w:cs="Times New Roman"/>
+          <w:sz w:val="22"/>
+          <w:szCs w:val="22"/>
+        </w:rPr>
+        <w:t>lastSerialPrint</w:t>
+      </w:r>
+      <w:proofErr w:type="spellEnd"/>
+      <w:r>
+        <w:rPr>
+          <w:rFonts w:ascii="Times New Roman" w:hAnsi="Times New Roman" w:cs="Times New Roman"/>
+          <w:sz w:val="22"/>
+          <w:szCs w:val="22"/>
+        </w:rPr>
+        <w:t xml:space="preserve"> = 0;</w:t>
+      </w:r>
+    </w:p>
+    <w:p>
+      <w:pPr>
+        <w:rPr>
+          <w:rFonts w:ascii="Times New Roman" w:hAnsi="Times New Roman" w:cs="Times New Roman"/>
+          <w:sz w:val="22"/>
+          <w:szCs w:val="22"/>
+        </w:rPr>
+      </w:pPr>
+      <w:r>
+        <w:rPr>
+          <w:rFonts w:ascii="Times New Roman" w:hAnsi="Times New Roman" w:cs="Times New Roman"/>
+          <w:sz w:val="22"/>
+          <w:szCs w:val="22"/>
+        </w:rPr>
+        <w:t xml:space="preserve">long </w:t>
+      </w:r>
+      <w:proofErr w:type="spellStart"/>
+      <w:proofErr w:type="gramStart"/>
+      <w:r>
+        <w:rPr>
+          <w:rFonts w:ascii="Times New Roman" w:hAnsi="Times New Roman" w:cs="Times New Roman"/>
+          <w:sz w:val="22"/>
+          <w:szCs w:val="22"/>
+        </w:rPr>
+        <w:t>readUltrasonicCM</w:t>
+      </w:r>
+      <w:proofErr w:type="spellEnd"/>
+      <w:r>
+        <w:rPr>
+          <w:rFonts w:ascii="Times New Roman" w:hAnsi="Times New Roman" w:cs="Times New Roman"/>
+          <w:sz w:val="22"/>
+          <w:szCs w:val="22"/>
+        </w:rPr>
+        <w:t>(</w:t>
+      </w:r>
+      <w:proofErr w:type="gramEnd"/>
+      <w:r>
+        <w:rPr>
+          <w:rFonts w:ascii="Times New Roman" w:hAnsi="Times New Roman" w:cs="Times New Roman"/>
+          <w:sz w:val="22"/>
+          <w:szCs w:val="22"/>
+        </w:rPr>
+        <w:t>) {</w:t>
+      </w:r>
+    </w:p>
+    <w:p>
+      <w:pPr>
+        <w:rPr>
+          <w:rFonts w:ascii="Times New Roman" w:hAnsi="Times New Roman" w:cs="Times New Roman"/>
+          <w:sz w:val="22"/>
+          <w:szCs w:val="22"/>
+        </w:rPr>
+      </w:pPr>
+      <w:r>
+        <w:rPr>
+          <w:rFonts w:ascii="Times New Roman" w:hAnsi="Times New Roman" w:cs="Times New Roman"/>
+          <w:sz w:val="22"/>
+          <w:szCs w:val="22"/>
+        </w:rPr>
+        <w:t xml:space="preserve"> </w:t>
+      </w:r>
+      <w:proofErr w:type="spellStart"/>
+      <w:proofErr w:type="gramStart"/>
+      <w:r>
+        <w:rPr>
+          <w:rFonts w:ascii="Times New Roman" w:hAnsi="Times New Roman" w:cs="Times New Roman"/>
+          <w:sz w:val="22"/>
+          <w:szCs w:val="22"/>
+        </w:rPr>
+        <w:t>digitalWrite</w:t>
+      </w:r>
+      <w:proofErr w:type="spellEnd"/>
+      <w:r>
+        <w:rPr>
+          <w:rFonts w:ascii="Times New Roman" w:hAnsi="Times New Roman" w:cs="Times New Roman"/>
+          <w:sz w:val="22"/>
+          <w:szCs w:val="22"/>
+        </w:rPr>
+        <w:t>(</w:t>
+      </w:r>
+      <w:proofErr w:type="gramEnd"/>
+      <w:r>
+        <w:rPr>
+          <w:rFonts w:ascii="Times New Roman" w:hAnsi="Times New Roman" w:cs="Times New Roman"/>
+          <w:sz w:val="22"/>
+          <w:szCs w:val="22"/>
+        </w:rPr>
+        <w:t>TRIG_PIN, LOW);</w:t>
+      </w:r>
+    </w:p>
+    <w:p>
+      <w:pPr>
+        <w:rPr>
+          <w:rFonts w:ascii="Times New Roman" w:hAnsi="Times New Roman" w:cs="Times New Roman"/>
+          <w:sz w:val="22"/>
+          <w:szCs w:val="22"/>
+        </w:rPr>
+      </w:pPr>
+      <w:r>
+        <w:rPr>
+          <w:rFonts w:ascii="Times New Roman" w:hAnsi="Times New Roman" w:cs="Times New Roman"/>
+          <w:sz w:val="22"/>
+          <w:szCs w:val="22"/>
+        </w:rPr>
+        <w:t xml:space="preserve"> </w:t>
+      </w:r>
+      <w:proofErr w:type="spellStart"/>
+      <w:proofErr w:type="gramStart"/>
+      <w:r>
+        <w:rPr>
+          <w:rFonts w:ascii="Times New Roman" w:hAnsi="Times New Roman" w:cs="Times New Roman"/>
+          <w:sz w:val="22"/>
+          <w:szCs w:val="22"/>
+        </w:rPr>
+        <w:t>delayMicroseconds</w:t>
+      </w:r>
+      <w:proofErr w:type="spellEnd"/>
+      <w:r>
+        <w:rPr>
+          <w:rFonts w:ascii="Times New Roman" w:hAnsi="Times New Roman" w:cs="Times New Roman"/>
+          <w:sz w:val="22"/>
+          <w:szCs w:val="22"/>
+        </w:rPr>
+        <w:t>(</w:t>
+      </w:r>
+      <w:proofErr w:type="gramEnd"/>
+      <w:r>
+        <w:rPr>
+          <w:rFonts w:ascii="Times New Roman" w:hAnsi="Times New Roman" w:cs="Times New Roman"/>
+          <w:sz w:val="22"/>
+          <w:szCs w:val="22"/>
+        </w:rPr>
+        <w:t>2);</w:t>
+      </w:r>
+    </w:p>
+    <w:p>
+      <w:pPr>
+        <w:rPr>
+          <w:rFonts w:ascii="Times New Roman" w:hAnsi="Times New Roman" w:cs="Times New Roman"/>
+          <w:sz w:val="22"/>
+          <w:szCs w:val="22"/>
+        </w:rPr>
+      </w:pPr>
+      <w:r>
+        <w:rPr>
+          <w:rFonts w:ascii="Times New Roman" w:hAnsi="Times New Roman" w:cs="Times New Roman"/>
+          <w:sz w:val="22"/>
+          <w:szCs w:val="22"/>
+        </w:rPr>
+        <w:t xml:space="preserve"> </w:t>
+      </w:r>
+      <w:proofErr w:type="spellStart"/>
+      <w:proofErr w:type="gramStart"/>
+      <w:r>
+        <w:rPr>
+          <w:rFonts w:ascii="Times New Roman" w:hAnsi="Times New Roman" w:cs="Times New Roman"/>
+          <w:sz w:val="22"/>
+          <w:szCs w:val="22"/>
+        </w:rPr>
+        <w:t>digitalWrite</w:t>
+      </w:r>
+      <w:proofErr w:type="spellEnd"/>
+      <w:r>
+        <w:rPr>
+          <w:rFonts w:ascii="Times New Roman" w:hAnsi="Times New Roman" w:cs="Times New Roman"/>
+          <w:sz w:val="22"/>
+          <w:szCs w:val="22"/>
+        </w:rPr>
+        <w:t>(</w:t>
+      </w:r>
+      <w:proofErr w:type="gramEnd"/>
+      <w:r>
+        <w:rPr>
+          <w:rFonts w:ascii="Times New Roman" w:hAnsi="Times New Roman" w:cs="Times New Roman"/>
+          <w:sz w:val="22"/>
+          <w:szCs w:val="22"/>
+        </w:rPr>
+        <w:t>TRIG_PIN, HIGH);</w:t>
+      </w:r>
+    </w:p>
+    <w:p>
+      <w:pPr>
+        <w:rPr>
+          <w:rFonts w:ascii="Times New Roman" w:hAnsi="Times New Roman" w:cs="Times New Roman"/>
+          <w:sz w:val="22"/>
+          <w:szCs w:val="22"/>
+        </w:rPr>
+      </w:pPr>
+      <w:r>
+        <w:rPr>
+          <w:rFonts w:ascii="Times New Roman" w:hAnsi="Times New Roman" w:cs="Times New Roman"/>
+          <w:sz w:val="22"/>
+          <w:szCs w:val="22"/>
+        </w:rPr>
+        <w:t xml:space="preserve"> </w:t>
+      </w:r>
+      <w:proofErr w:type="spellStart"/>
+      <w:proofErr w:type="gramStart"/>
+      <w:r>
+        <w:rPr>
+          <w:rFonts w:ascii="Times New Roman" w:hAnsi="Times New Roman" w:cs="Times New Roman"/>
+          <w:sz w:val="22"/>
+          <w:szCs w:val="22"/>
+        </w:rPr>
+        <w:t>delayMicroseconds</w:t>
+      </w:r>
+      <w:proofErr w:type="spellEnd"/>
+      <w:r>
+        <w:rPr>
+          <w:rFonts w:ascii="Times New Roman" w:hAnsi="Times New Roman" w:cs="Times New Roman"/>
+          <w:sz w:val="22"/>
+          <w:szCs w:val="22"/>
+        </w:rPr>
+        <w:t>(</w:t>
+      </w:r>
+      <w:proofErr w:type="gramEnd"/>
+      <w:r>
+        <w:rPr>
+          <w:rFonts w:ascii="Times New Roman" w:hAnsi="Times New Roman" w:cs="Times New Roman"/>
+          <w:sz w:val="22"/>
+          <w:szCs w:val="22"/>
+        </w:rPr>
+        <w:t>10);</w:t>
+      </w:r>
+    </w:p>
+    <w:p>
+      <w:pPr>
+        <w:rPr>
+          <w:rFonts w:ascii="Times New Roman" w:hAnsi="Times New Roman" w:cs="Times New Roman"/>
+          <w:sz w:val="22"/>
+          <w:szCs w:val="22"/>
+        </w:rPr>
+      </w:pPr>
+      <w:r>
+        <w:rPr>
+          <w:rFonts w:ascii="Times New Roman" w:hAnsi="Times New Roman" w:cs="Times New Roman"/>
+          <w:sz w:val="22"/>
+          <w:szCs w:val="22"/>
+        </w:rPr>
+        <w:t xml:space="preserve"> </w:t>
+      </w:r>
+      <w:proofErr w:type="spellStart"/>
+      <w:proofErr w:type="gramStart"/>
+      <w:r>
+        <w:rPr>
+          <w:rFonts w:ascii="Times New Roman" w:hAnsi="Times New Roman" w:cs="Times New Roman"/>
+          <w:sz w:val="22"/>
+          <w:szCs w:val="22"/>
+        </w:rPr>
+        <w:t>digitalWrite</w:t>
+      </w:r>
+      <w:proofErr w:type="spellEnd"/>
+      <w:r>
+        <w:rPr>
+          <w:rFonts w:ascii="Times New Roman" w:hAnsi="Times New Roman" w:cs="Times New Roman"/>
+          <w:sz w:val="22"/>
+          <w:szCs w:val="22"/>
+        </w:rPr>
+        <w:t>(</w:t>
+      </w:r>
+      <w:proofErr w:type="gramEnd"/>
+      <w:r>
+        <w:rPr>
+          <w:rFonts w:ascii="Times New Roman" w:hAnsi="Times New Roman" w:cs="Times New Roman"/>
+          <w:sz w:val="22"/>
+          <w:szCs w:val="22"/>
+        </w:rPr>
+        <w:t>TRIG_PIN, LOW);</w:t>
+      </w:r>
+    </w:p>
+    <w:p>
+      <w:pPr>
+        <w:rPr>
+          <w:rFonts w:ascii="Times New Roman" w:hAnsi="Times New Roman" w:cs="Times New Roman"/>
+          <w:sz w:val="22"/>
+          <w:szCs w:val="22"/>
+        </w:rPr>
+      </w:pPr>
+      <w:r>
+        <w:rPr>
+          <w:rFonts w:ascii="Times New Roman" w:hAnsi="Times New Roman" w:cs="Times New Roman"/>
+          <w:sz w:val="22"/>
+          <w:szCs w:val="22"/>
+        </w:rPr>
+        <w:t xml:space="preserve"> long duration = </w:t>
+      </w:r>
+      <w:proofErr w:type="spellStart"/>
+      <w:proofErr w:type="gramStart"/>
+      <w:r>
+        <w:rPr>
+          <w:rFonts w:ascii="Times New Roman" w:hAnsi="Times New Roman" w:cs="Times New Roman"/>
+          <w:sz w:val="22"/>
+          <w:szCs w:val="22"/>
+        </w:rPr>
+        <w:t>pulseIn</w:t>
+      </w:r>
+      <w:proofErr w:type="spellEnd"/>
+      <w:r>
+        <w:rPr>
+          <w:rFonts w:ascii="Times New Roman" w:hAnsi="Times New Roman" w:cs="Times New Roman"/>
+          <w:sz w:val="22"/>
+          <w:szCs w:val="22"/>
+        </w:rPr>
+        <w:t>(</w:t>
+      </w:r>
+      <w:proofErr w:type="gramEnd"/>
+      <w:r>
+        <w:rPr>
+          <w:rFonts w:ascii="Times New Roman" w:hAnsi="Times New Roman" w:cs="Times New Roman"/>
+          <w:sz w:val="22"/>
+          <w:szCs w:val="22"/>
+        </w:rPr>
+        <w:t>ECHO_PIN, HIGH, 30000);</w:t>
+      </w:r>
+    </w:p>
+    <w:p>
+      <w:pPr>
+        <w:rPr>
+          <w:rFonts w:ascii="Times New Roman" w:hAnsi="Times New Roman" w:cs="Times New Roman"/>
+          <w:sz w:val="22"/>
+          <w:szCs w:val="22"/>
+        </w:rPr>
+      </w:pPr>
+      <w:r>
+        <w:rPr>
+          <w:rFonts w:ascii="Times New Roman" w:hAnsi="Times New Roman" w:cs="Times New Roman"/>
+          <w:sz w:val="22"/>
+          <w:szCs w:val="22"/>
+        </w:rPr>
+        <w:t xml:space="preserve"> long distance = duration * 0.034 / 2;</w:t>
+      </w:r>
+    </w:p>
+    <w:p>
+      <w:pPr>
+        <w:rPr>
+          <w:rFonts w:ascii="Times New Roman" w:hAnsi="Times New Roman" w:cs="Times New Roman"/>
+          <w:sz w:val="22"/>
+          <w:szCs w:val="22"/>
+        </w:rPr>
+      </w:pPr>
+      <w:r>
+        <w:rPr>
+          <w:rFonts w:ascii="Times New Roman" w:hAnsi="Times New Roman" w:cs="Times New Roman"/>
+          <w:sz w:val="22"/>
+          <w:szCs w:val="22"/>
+        </w:rPr>
+        <w:t xml:space="preserve"> if (distance == 0 || distance &gt; 400) return -1;</w:t>
+      </w:r>
+    </w:p>
+    <w:p>
+      <w:pPr>
+        <w:rPr>
+          <w:rFonts w:ascii="Times New Roman" w:hAnsi="Times New Roman" w:cs="Times New Roman"/>
+          <w:sz w:val="22"/>
+          <w:szCs w:val="22"/>
+        </w:rPr>
+      </w:pPr>
+      <w:r>
+        <w:rPr>
+          <w:rFonts w:ascii="Times New Roman" w:hAnsi="Times New Roman" w:cs="Times New Roman"/>
+          <w:sz w:val="22"/>
+          <w:szCs w:val="22"/>
+        </w:rPr>
+        <w:t xml:space="preserve"> return distance;}</w:t>
+      </w:r>
+    </w:p>
+    <w:p>
+      <w:pPr>
+        <w:rPr>
+          <w:rFonts w:ascii="Times New Roman" w:hAnsi="Times New Roman" w:cs="Times New Roman"/>
+          <w:sz w:val="22"/>
+          <w:szCs w:val="22"/>
+        </w:rPr>
+      </w:pPr>
+      <w:r>
+        <w:rPr>
+          <w:rFonts w:ascii="Times New Roman" w:hAnsi="Times New Roman" w:cs="Times New Roman"/>
+          <w:sz w:val="22"/>
+          <w:szCs w:val="22"/>
+        </w:rPr>
+        <w:t xml:space="preserve">void </w:t>
+      </w:r>
+      <w:proofErr w:type="gramStart"/>
+      <w:r>
+        <w:rPr>
+          <w:rFonts w:ascii="Times New Roman" w:hAnsi="Times New Roman" w:cs="Times New Roman"/>
+          <w:sz w:val="22"/>
+          <w:szCs w:val="22"/>
+        </w:rPr>
+        <w:t>setup(</w:t>
+      </w:r>
+      <w:proofErr w:type="gramEnd"/>
+      <w:r>
+        <w:rPr>
+          <w:rFonts w:ascii="Times New Roman" w:hAnsi="Times New Roman" w:cs="Times New Roman"/>
+          <w:sz w:val="22"/>
+          <w:szCs w:val="22"/>
+        </w:rPr>
+        <w:t>) {</w:t>
+      </w:r>
+    </w:p>
+    <w:p>
+      <w:pPr>
+        <w:rPr>
+          <w:rFonts w:ascii="Times New Roman" w:hAnsi="Times New Roman" w:cs="Times New Roman"/>
+          <w:sz w:val="22"/>
+          <w:szCs w:val="22"/>
+        </w:rPr>
+      </w:pPr>
+      <w:r>
+        <w:rPr>
+          <w:rFonts w:ascii="Times New Roman" w:hAnsi="Times New Roman" w:cs="Times New Roman"/>
+          <w:sz w:val="22"/>
+          <w:szCs w:val="22"/>
+        </w:rPr>
+        <w:t xml:space="preserve"> </w:t>
+      </w:r>
+      <w:proofErr w:type="spellStart"/>
+      <w:r>
+        <w:rPr>
+          <w:rFonts w:ascii="Times New Roman" w:hAnsi="Times New Roman" w:cs="Times New Roman"/>
+          <w:sz w:val="22"/>
+          <w:szCs w:val="22"/>
+        </w:rPr>
+        <w:t>Serial.begin</w:t>
+      </w:r>
+      <w:proofErr w:type="spellEnd"/>
+      <w:r>
+        <w:rPr>
+          <w:rFonts w:ascii="Times New Roman" w:hAnsi="Times New Roman" w:cs="Times New Roman"/>
+          <w:sz w:val="22"/>
+          <w:szCs w:val="22"/>
+        </w:rPr>
+        <w:t>(115200);</w:t>
+      </w:r>
+    </w:p>
+    <w:p>
+      <w:pPr>
+        <w:rPr>
+          <w:rFonts w:ascii="Times New Roman" w:hAnsi="Times New Roman" w:cs="Times New Roman"/>
+          <w:sz w:val="22"/>
+          <w:szCs w:val="22"/>
+        </w:rPr>
+      </w:pPr>
+      <w:r>
+        <w:rPr>
+          <w:rFonts w:ascii="Times New Roman" w:hAnsi="Times New Roman" w:cs="Times New Roman"/>
+          <w:sz w:val="22"/>
+          <w:szCs w:val="22"/>
+        </w:rPr>
+        <w:t xml:space="preserve"> </w:t>
+      </w:r>
+      <w:proofErr w:type="spellStart"/>
+      <w:proofErr w:type="gramStart"/>
+      <w:r>
+        <w:rPr>
+          <w:rFonts w:ascii="Times New Roman" w:hAnsi="Times New Roman" w:cs="Times New Roman"/>
+          <w:sz w:val="22"/>
+          <w:szCs w:val="22"/>
+        </w:rPr>
+        <w:t>display.begin</w:t>
+      </w:r>
+      <w:proofErr w:type="spellEnd"/>
+      <w:proofErr w:type="gramEnd"/>
+      <w:r>
+        <w:rPr>
+          <w:rFonts w:ascii="Times New Roman" w:hAnsi="Times New Roman" w:cs="Times New Roman"/>
+          <w:sz w:val="22"/>
+          <w:szCs w:val="22"/>
+        </w:rPr>
+        <w:t>(SSD1306_SWITCHCAPVCC);</w:t>
+      </w:r>
+    </w:p>
+    <w:p>
+      <w:pPr>
+        <w:rPr>
+          <w:rFonts w:ascii="Times New Roman" w:hAnsi="Times New Roman" w:cs="Times New Roman"/>
+          <w:sz w:val="22"/>
+          <w:szCs w:val="22"/>
+        </w:rPr>
+      </w:pPr>
+      <w:r>
+        <w:rPr>
+          <w:rFonts w:ascii="Times New Roman" w:hAnsi="Times New Roman" w:cs="Times New Roman"/>
+          <w:sz w:val="22"/>
+          <w:szCs w:val="22"/>
+        </w:rPr>
+        <w:t xml:space="preserve"> </w:t>
+      </w:r>
+      <w:proofErr w:type="spellStart"/>
+      <w:proofErr w:type="gramStart"/>
+      <w:r>
+        <w:rPr>
+          <w:rFonts w:ascii="Times New Roman" w:hAnsi="Times New Roman" w:cs="Times New Roman"/>
+          <w:sz w:val="22"/>
+          <w:szCs w:val="22"/>
+        </w:rPr>
+        <w:t>display.clearDisplay</w:t>
+      </w:r>
+      <w:proofErr w:type="spellEnd"/>
+      <w:proofErr w:type="gramEnd"/>
+      <w:r>
+        <w:rPr>
+          <w:rFonts w:ascii="Times New Roman" w:hAnsi="Times New Roman" w:cs="Times New Roman"/>
+          <w:sz w:val="22"/>
+          <w:szCs w:val="22"/>
+        </w:rPr>
+        <w:t>();</w:t>
+      </w:r>
+    </w:p>
+    <w:p>
+      <w:pPr>
+        <w:rPr>
+          <w:rFonts w:ascii="Times New Roman" w:hAnsi="Times New Roman" w:cs="Times New Roman"/>
+          <w:sz w:val="22"/>
+          <w:szCs w:val="22"/>
+        </w:rPr>
+      </w:pPr>
+      <w:r>
+        <w:rPr>
+          <w:rFonts w:ascii="Times New Roman" w:hAnsi="Times New Roman" w:cs="Times New Roman"/>
+          <w:sz w:val="22"/>
+          <w:szCs w:val="22"/>
+        </w:rPr>
+        <w:t xml:space="preserve"> </w:t>
+      </w:r>
+      <w:proofErr w:type="spellStart"/>
+      <w:proofErr w:type="gramStart"/>
+      <w:r>
+        <w:rPr>
+          <w:rFonts w:ascii="Times New Roman" w:hAnsi="Times New Roman" w:cs="Times New Roman"/>
+          <w:sz w:val="22"/>
+          <w:szCs w:val="22"/>
+        </w:rPr>
+        <w:t>dht.begin</w:t>
+      </w:r>
+      <w:proofErr w:type="spellEnd"/>
+      <w:proofErr w:type="gramEnd"/>
+      <w:r>
+        <w:rPr>
+          <w:rFonts w:ascii="Times New Roman" w:hAnsi="Times New Roman" w:cs="Times New Roman"/>
+          <w:sz w:val="22"/>
+          <w:szCs w:val="22"/>
+        </w:rPr>
+        <w:t>();</w:t>
+      </w:r>
+    </w:p>
+    <w:p>
+      <w:pPr>
+        <w:rPr>
+          <w:rFonts w:ascii="Times New Roman" w:hAnsi="Times New Roman" w:cs="Times New Roman"/>
+          <w:sz w:val="22"/>
+          <w:szCs w:val="22"/>
+        </w:rPr>
+      </w:pPr>
+      <w:r>
+        <w:rPr>
+          <w:rFonts w:ascii="Times New Roman" w:hAnsi="Times New Roman" w:cs="Times New Roman"/>
+          <w:sz w:val="22"/>
+          <w:szCs w:val="22"/>
+        </w:rPr>
+        <w:t xml:space="preserve"> </w:t>
+      </w:r>
+      <w:proofErr w:type="spellStart"/>
+      <w:r>
+        <w:rPr>
+          <w:rFonts w:ascii="Times New Roman" w:hAnsi="Times New Roman" w:cs="Times New Roman"/>
+          <w:sz w:val="22"/>
+          <w:szCs w:val="22"/>
+        </w:rPr>
+        <w:t>Wire.begin</w:t>
+      </w:r>
+      <w:proofErr w:type="spellEnd"/>
+      <w:r>
+        <w:rPr>
+          <w:rFonts w:ascii="Times New Roman" w:hAnsi="Times New Roman" w:cs="Times New Roman"/>
+          <w:sz w:val="22"/>
+          <w:szCs w:val="22"/>
+        </w:rPr>
+        <w:t>(21, 22);</w:t>
+      </w:r>
+    </w:p>
+    <w:p>
+      <w:pPr>
+        <w:rPr>
+          <w:rFonts w:ascii="Times New Roman" w:hAnsi="Times New Roman" w:cs="Times New Roman"/>
+          <w:sz w:val="22"/>
+          <w:szCs w:val="22"/>
+        </w:rPr>
+      </w:pPr>
+      <w:r>
+        <w:rPr>
+          <w:rFonts w:ascii="Times New Roman" w:hAnsi="Times New Roman" w:cs="Times New Roman"/>
+          <w:sz w:val="22"/>
+          <w:szCs w:val="22"/>
+        </w:rPr>
+        <w:t xml:space="preserve"> </w:t>
+      </w:r>
+      <w:proofErr w:type="spellStart"/>
+      <w:r>
+        <w:rPr>
+          <w:rFonts w:ascii="Times New Roman" w:hAnsi="Times New Roman" w:cs="Times New Roman"/>
+          <w:sz w:val="22"/>
+          <w:szCs w:val="22"/>
+        </w:rPr>
+        <w:t>tofSensor.init</w:t>
+      </w:r>
+      <w:proofErr w:type="spellEnd"/>
+      <w:r>
+        <w:rPr>
+          <w:rFonts w:ascii="Times New Roman" w:hAnsi="Times New Roman" w:cs="Times New Roman"/>
+          <w:sz w:val="22"/>
+          <w:szCs w:val="22"/>
+        </w:rPr>
+        <w:t>();</w:t>
+      </w:r>
+    </w:p>
+    <w:p>
+      <w:pPr>
+        <w:rPr>
+          <w:rFonts w:ascii="Times New Roman" w:hAnsi="Times New Roman" w:cs="Times New Roman"/>
+          <w:sz w:val="22"/>
+          <w:szCs w:val="22"/>
+        </w:rPr>
+      </w:pPr>
+      <w:r>
+        <w:rPr>
+          <w:rFonts w:ascii="Times New Roman" w:hAnsi="Times New Roman" w:cs="Times New Roman"/>
+          <w:sz w:val="22"/>
+          <w:szCs w:val="22"/>
+        </w:rPr>
+        <w:t xml:space="preserve"> </w:t>
+      </w:r>
+      <w:proofErr w:type="spellStart"/>
+      <w:r>
+        <w:rPr>
+          <w:rFonts w:ascii="Times New Roman" w:hAnsi="Times New Roman" w:cs="Times New Roman"/>
+          <w:sz w:val="22"/>
+          <w:szCs w:val="22"/>
+        </w:rPr>
+        <w:t>tofSensor.startContinuous</w:t>
+      </w:r>
+      <w:proofErr w:type="spellEnd"/>
+      <w:r>
+        <w:rPr>
+          <w:rFonts w:ascii="Times New Roman" w:hAnsi="Times New Roman" w:cs="Times New Roman"/>
+          <w:sz w:val="22"/>
+          <w:szCs w:val="22"/>
+        </w:rPr>
+        <w:t>();</w:t>
+      </w:r>
+    </w:p>
+    <w:p>
+      <w:pPr>
+        <w:rPr>
+          <w:rFonts w:ascii="Times New Roman" w:hAnsi="Times New Roman" w:cs="Times New Roman"/>
+          <w:sz w:val="22"/>
+          <w:szCs w:val="22"/>
+        </w:rPr>
+      </w:pPr>
+      <w:r>
+        <w:rPr>
+          <w:rFonts w:ascii="Times New Roman" w:hAnsi="Times New Roman" w:cs="Times New Roman"/>
+          <w:sz w:val="22"/>
+          <w:szCs w:val="22"/>
+        </w:rPr>
+        <w:t xml:space="preserve"> </w:t>
+      </w:r>
+      <w:proofErr w:type="spellStart"/>
+      <w:r>
+        <w:rPr>
+          <w:rFonts w:ascii="Times New Roman" w:hAnsi="Times New Roman" w:cs="Times New Roman"/>
+          <w:sz w:val="22"/>
+          <w:szCs w:val="22"/>
+        </w:rPr>
+        <w:t>gpsSerial.begin</w:t>
+      </w:r>
+      <w:proofErr w:type="spellEnd"/>
+      <w:r>
+        <w:rPr>
+          <w:rFonts w:ascii="Times New Roman" w:hAnsi="Times New Roman" w:cs="Times New Roman"/>
+          <w:sz w:val="22"/>
+          <w:szCs w:val="22"/>
+        </w:rPr>
+        <w:t>(9600, SERIAL_8N1, 16, 17);</w:t>
+      </w:r>
+    </w:p>
+    <w:p>
+      <w:pPr>
+        <w:rPr>
+          <w:rFonts w:ascii="Times New Roman" w:hAnsi="Times New Roman" w:cs="Times New Roman"/>
+          <w:sz w:val="22"/>
+          <w:szCs w:val="22"/>
+        </w:rPr>
+      </w:pPr>
+      <w:r>
+        <w:rPr>
+          <w:rFonts w:ascii="Times New Roman" w:hAnsi="Times New Roman" w:cs="Times New Roman"/>
+          <w:sz w:val="22"/>
+          <w:szCs w:val="22"/>
+        </w:rPr>
+        <w:t xml:space="preserve"> </w:t>
+      </w:r>
+      <w:proofErr w:type="spellStart"/>
+      <w:proofErr w:type="gramStart"/>
+      <w:r>
+        <w:rPr>
+          <w:rFonts w:ascii="Times New Roman" w:hAnsi="Times New Roman" w:cs="Times New Roman"/>
+          <w:sz w:val="22"/>
+          <w:szCs w:val="22"/>
+        </w:rPr>
+        <w:t>pinMode</w:t>
+      </w:r>
+      <w:proofErr w:type="spellEnd"/>
+      <w:r>
+        <w:rPr>
+          <w:rFonts w:ascii="Times New Roman" w:hAnsi="Times New Roman" w:cs="Times New Roman"/>
+          <w:sz w:val="22"/>
+          <w:szCs w:val="22"/>
+        </w:rPr>
+        <w:t>(</w:t>
+      </w:r>
+      <w:proofErr w:type="gramEnd"/>
+      <w:r>
+        <w:rPr>
+          <w:rFonts w:ascii="Times New Roman" w:hAnsi="Times New Roman" w:cs="Times New Roman"/>
+          <w:sz w:val="22"/>
+          <w:szCs w:val="22"/>
+        </w:rPr>
+        <w:t>TRIG_PIN, OUTPUT);</w:t>
+      </w:r>
+    </w:p>
+    <w:p>
+      <w:pPr>
+        <w:rPr>
+          <w:rFonts w:ascii="Times New Roman" w:hAnsi="Times New Roman" w:cs="Times New Roman"/>
+          <w:sz w:val="22"/>
+          <w:szCs w:val="22"/>
+        </w:rPr>
+      </w:pPr>
+      <w:r>
+        <w:rPr>
+          <w:rFonts w:ascii="Times New Roman" w:hAnsi="Times New Roman" w:cs="Times New Roman"/>
+          <w:sz w:val="22"/>
+          <w:szCs w:val="22"/>
+        </w:rPr>
+        <w:t xml:space="preserve"> </w:t>
+      </w:r>
+      <w:proofErr w:type="spellStart"/>
+      <w:proofErr w:type="gramStart"/>
+      <w:r>
+        <w:rPr>
+          <w:rFonts w:ascii="Times New Roman" w:hAnsi="Times New Roman" w:cs="Times New Roman"/>
+          <w:sz w:val="22"/>
+          <w:szCs w:val="22"/>
+        </w:rPr>
+        <w:t>pinMode</w:t>
+      </w:r>
+      <w:proofErr w:type="spellEnd"/>
+      <w:r>
+        <w:rPr>
+          <w:rFonts w:ascii="Times New Roman" w:hAnsi="Times New Roman" w:cs="Times New Roman"/>
+          <w:sz w:val="22"/>
+          <w:szCs w:val="22"/>
+        </w:rPr>
+        <w:t>(</w:t>
+      </w:r>
+      <w:proofErr w:type="gramEnd"/>
+      <w:r>
+        <w:rPr>
+          <w:rFonts w:ascii="Times New Roman" w:hAnsi="Times New Roman" w:cs="Times New Roman"/>
+          <w:sz w:val="22"/>
+          <w:szCs w:val="22"/>
+        </w:rPr>
+        <w:t>ECHO_PIN, INPUT);</w:t>
+      </w:r>
+    </w:p>
+    <w:p>
+      <w:pPr>
+        <w:rPr>
+          <w:rFonts w:ascii="Times New Roman" w:hAnsi="Times New Roman" w:cs="Times New Roman"/>
+          <w:sz w:val="22"/>
+          <w:szCs w:val="22"/>
+        </w:rPr>
+      </w:pPr>
+      <w:r>
+        <w:rPr>
+          <w:rFonts w:ascii="Times New Roman" w:hAnsi="Times New Roman" w:cs="Times New Roman"/>
+          <w:sz w:val="22"/>
+          <w:szCs w:val="22"/>
+        </w:rPr>
+        <w:t xml:space="preserve"> </w:t>
+      </w:r>
+      <w:proofErr w:type="spellStart"/>
+      <w:proofErr w:type="gramStart"/>
+      <w:r>
+        <w:rPr>
+          <w:rFonts w:ascii="Times New Roman" w:hAnsi="Times New Roman" w:cs="Times New Roman"/>
+          <w:sz w:val="22"/>
+          <w:szCs w:val="22"/>
+        </w:rPr>
+        <w:t>pinMode</w:t>
+      </w:r>
+      <w:proofErr w:type="spellEnd"/>
+      <w:r>
+        <w:rPr>
+          <w:rFonts w:ascii="Times New Roman" w:hAnsi="Times New Roman" w:cs="Times New Roman"/>
+          <w:sz w:val="22"/>
+          <w:szCs w:val="22"/>
+        </w:rPr>
+        <w:t>(</w:t>
+      </w:r>
+      <w:proofErr w:type="gramEnd"/>
+      <w:r>
+        <w:rPr>
+          <w:rFonts w:ascii="Times New Roman" w:hAnsi="Times New Roman" w:cs="Times New Roman"/>
+          <w:sz w:val="22"/>
+          <w:szCs w:val="22"/>
+        </w:rPr>
+        <w:t>BUZZER, OUTPUT);</w:t>
+      </w:r>
+    </w:p>
+    <w:p>
+      <w:pPr>
+        <w:rPr>
+          <w:rFonts w:ascii="Times New Roman" w:hAnsi="Times New Roman" w:cs="Times New Roman"/>
+          <w:sz w:val="22"/>
+          <w:szCs w:val="22"/>
+        </w:rPr>
+      </w:pPr>
+      <w:r>
+        <w:rPr>
+          <w:rFonts w:ascii="Times New Roman" w:hAnsi="Times New Roman" w:cs="Times New Roman"/>
+          <w:sz w:val="22"/>
+          <w:szCs w:val="22"/>
+        </w:rPr>
+        <w:t xml:space="preserve"> </w:t>
+      </w:r>
+      <w:proofErr w:type="spellStart"/>
+      <w:proofErr w:type="gramStart"/>
+      <w:r>
+        <w:rPr>
+          <w:rFonts w:ascii="Times New Roman" w:hAnsi="Times New Roman" w:cs="Times New Roman"/>
+          <w:sz w:val="22"/>
+          <w:szCs w:val="22"/>
+        </w:rPr>
+        <w:t>digitalWrite</w:t>
+      </w:r>
+      <w:proofErr w:type="spellEnd"/>
+      <w:r>
+        <w:rPr>
+          <w:rFonts w:ascii="Times New Roman" w:hAnsi="Times New Roman" w:cs="Times New Roman"/>
+          <w:sz w:val="22"/>
+          <w:szCs w:val="22"/>
+        </w:rPr>
+        <w:t>(</w:t>
+      </w:r>
+      <w:proofErr w:type="gramEnd"/>
+      <w:r>
+        <w:rPr>
+          <w:rFonts w:ascii="Times New Roman" w:hAnsi="Times New Roman" w:cs="Times New Roman"/>
+          <w:sz w:val="22"/>
+          <w:szCs w:val="22"/>
+        </w:rPr>
+        <w:t>BUZZER, LOW);</w:t>
+      </w:r>
+    </w:p>
+    <w:p>
+      <w:pPr>
+        <w:rPr>
+          <w:rFonts w:ascii="Times New Roman" w:hAnsi="Times New Roman" w:cs="Times New Roman"/>
+          <w:sz w:val="22"/>
+          <w:szCs w:val="22"/>
+        </w:rPr>
+      </w:pPr>
+      <w:r>
+        <w:rPr>
+          <w:rFonts w:ascii="Times New Roman" w:hAnsi="Times New Roman" w:cs="Times New Roman"/>
+          <w:sz w:val="22"/>
+          <w:szCs w:val="22"/>
+        </w:rPr>
+        <w:t xml:space="preserve"> </w:t>
+      </w:r>
+      <w:proofErr w:type="spellStart"/>
+      <w:r>
+        <w:rPr>
+          <w:rFonts w:ascii="Times New Roman" w:hAnsi="Times New Roman" w:cs="Times New Roman"/>
+          <w:sz w:val="22"/>
+          <w:szCs w:val="22"/>
+        </w:rPr>
+        <w:t>Serial.println</w:t>
+      </w:r>
+      <w:proofErr w:type="spellEnd"/>
+      <w:r>
+        <w:rPr>
+          <w:rFonts w:ascii="Times New Roman" w:hAnsi="Times New Roman" w:cs="Times New Roman"/>
+          <w:sz w:val="22"/>
+          <w:szCs w:val="22"/>
+        </w:rPr>
+        <w:t>("=== SMART SENSOR SYSTEM STARTED ===");}</w:t>
+      </w:r>
+    </w:p>
+    <w:p>
+      <w:pPr>
+        <w:rPr>
+          <w:rFonts w:ascii="Times New Roman" w:hAnsi="Times New Roman" w:cs="Times New Roman"/>
+          <w:sz w:val="22"/>
+          <w:szCs w:val="22"/>
+        </w:rPr>
+      </w:pPr>
+      <w:r>
+        <w:rPr>
+          <w:rFonts w:ascii="Times New Roman" w:hAnsi="Times New Roman" w:cs="Times New Roman"/>
+          <w:sz w:val="22"/>
+          <w:szCs w:val="22"/>
+        </w:rPr>
+        <w:t xml:space="preserve">void </w:t>
+      </w:r>
+      <w:proofErr w:type="gramStart"/>
+      <w:r>
+        <w:rPr>
+          <w:rFonts w:ascii="Times New Roman" w:hAnsi="Times New Roman" w:cs="Times New Roman"/>
+          <w:sz w:val="22"/>
+          <w:szCs w:val="22"/>
+        </w:rPr>
+        <w:t>loop(</w:t>
+      </w:r>
+      <w:proofErr w:type="gramEnd"/>
+      <w:r>
+        <w:rPr>
+          <w:rFonts w:ascii="Times New Roman" w:hAnsi="Times New Roman" w:cs="Times New Roman"/>
+          <w:sz w:val="22"/>
+          <w:szCs w:val="22"/>
+        </w:rPr>
+        <w:t>) {</w:t>
+      </w:r>
+    </w:p>
+    <w:p>
+      <w:pPr>
+        <w:rPr>
+          <w:rFonts w:ascii="Times New Roman" w:hAnsi="Times New Roman" w:cs="Times New Roman"/>
+          <w:sz w:val="22"/>
+          <w:szCs w:val="22"/>
+        </w:rPr>
+      </w:pPr>
+      <w:r>
+        <w:rPr>
+          <w:rFonts w:ascii="Times New Roman" w:hAnsi="Times New Roman" w:cs="Times New Roman"/>
+          <w:sz w:val="22"/>
+          <w:szCs w:val="22"/>
+        </w:rPr>
+        <w:t xml:space="preserve"> float temp = </w:t>
+      </w:r>
+      <w:proofErr w:type="spellStart"/>
+      <w:proofErr w:type="gramStart"/>
+      <w:r>
+        <w:rPr>
+          <w:rFonts w:ascii="Times New Roman" w:hAnsi="Times New Roman" w:cs="Times New Roman"/>
+          <w:sz w:val="22"/>
+          <w:szCs w:val="22"/>
+        </w:rPr>
+        <w:t>dht.readTemperature</w:t>
+      </w:r>
+      <w:proofErr w:type="spellEnd"/>
+      <w:proofErr w:type="gramEnd"/>
+      <w:r>
+        <w:rPr>
+          <w:rFonts w:ascii="Times New Roman" w:hAnsi="Times New Roman" w:cs="Times New Roman"/>
+          <w:sz w:val="22"/>
+          <w:szCs w:val="22"/>
+        </w:rPr>
+        <w:t>();</w:t>
+      </w:r>
+    </w:p>
+    <w:p>
+      <w:pPr>
+        <w:rPr>
+          <w:rFonts w:ascii="Times New Roman" w:hAnsi="Times New Roman" w:cs="Times New Roman"/>
+          <w:sz w:val="22"/>
+          <w:szCs w:val="22"/>
+        </w:rPr>
+      </w:pPr>
+      <w:r>
+        <w:rPr>
+          <w:rFonts w:ascii="Times New Roman" w:hAnsi="Times New Roman" w:cs="Times New Roman"/>
+          <w:sz w:val="22"/>
+          <w:szCs w:val="22"/>
+        </w:rPr>
+        <w:t xml:space="preserve"> float hum = </w:t>
+      </w:r>
+      <w:proofErr w:type="spellStart"/>
+      <w:proofErr w:type="gramStart"/>
+      <w:r>
+        <w:rPr>
+          <w:rFonts w:ascii="Times New Roman" w:hAnsi="Times New Roman" w:cs="Times New Roman"/>
+          <w:sz w:val="22"/>
+          <w:szCs w:val="22"/>
+        </w:rPr>
+        <w:t>dht.readHumidity</w:t>
+      </w:r>
+      <w:proofErr w:type="spellEnd"/>
+      <w:proofErr w:type="gramEnd"/>
+      <w:r>
+        <w:rPr>
+          <w:rFonts w:ascii="Times New Roman" w:hAnsi="Times New Roman" w:cs="Times New Roman"/>
+          <w:sz w:val="22"/>
+          <w:szCs w:val="22"/>
+        </w:rPr>
+        <w:t>();</w:t>
+      </w:r>
+    </w:p>
+    <w:p>
+      <w:pPr>
+        <w:rPr>
+          <w:rFonts w:ascii="Times New Roman" w:hAnsi="Times New Roman" w:cs="Times New Roman"/>
+          <w:sz w:val="22"/>
+          <w:szCs w:val="22"/>
+        </w:rPr>
+      </w:pPr>
+      <w:r>
+        <w:rPr>
+          <w:rFonts w:ascii="Times New Roman" w:hAnsi="Times New Roman" w:cs="Times New Roman"/>
+          <w:sz w:val="22"/>
+          <w:szCs w:val="22"/>
+        </w:rPr>
+        <w:t xml:space="preserve"> int </w:t>
+      </w:r>
+      <w:proofErr w:type="spellStart"/>
+      <w:r>
+        <w:rPr>
+          <w:rFonts w:ascii="Times New Roman" w:hAnsi="Times New Roman" w:cs="Times New Roman"/>
+          <w:sz w:val="22"/>
+          <w:szCs w:val="22"/>
+        </w:rPr>
+        <w:t>ldrValue</w:t>
+      </w:r>
+      <w:proofErr w:type="spellEnd"/>
+      <w:r>
+        <w:rPr>
+          <w:rFonts w:ascii="Times New Roman" w:hAnsi="Times New Roman" w:cs="Times New Roman"/>
+          <w:sz w:val="22"/>
+          <w:szCs w:val="22"/>
+        </w:rPr>
+        <w:t xml:space="preserve"> = </w:t>
+      </w:r>
+      <w:proofErr w:type="spellStart"/>
+      <w:proofErr w:type="gramStart"/>
+      <w:r>
+        <w:rPr>
+          <w:rFonts w:ascii="Times New Roman" w:hAnsi="Times New Roman" w:cs="Times New Roman"/>
+          <w:sz w:val="22"/>
+          <w:szCs w:val="22"/>
+        </w:rPr>
+        <w:t>analogRead</w:t>
+      </w:r>
+      <w:proofErr w:type="spellEnd"/>
+      <w:r>
+        <w:rPr>
+          <w:rFonts w:ascii="Times New Roman" w:hAnsi="Times New Roman" w:cs="Times New Roman"/>
+          <w:sz w:val="22"/>
+          <w:szCs w:val="22"/>
+        </w:rPr>
+        <w:t>(</w:t>
+      </w:r>
+      <w:proofErr w:type="gramEnd"/>
+      <w:r>
+        <w:rPr>
+          <w:rFonts w:ascii="Times New Roman" w:hAnsi="Times New Roman" w:cs="Times New Roman"/>
+          <w:sz w:val="22"/>
+          <w:szCs w:val="22"/>
+        </w:rPr>
+        <w:t>LDR_PIN);</w:t>
+      </w:r>
+    </w:p>
+    <w:p>
+      <w:pPr>
+        <w:rPr>
+          <w:rFonts w:ascii="Times New Roman" w:hAnsi="Times New Roman" w:cs="Times New Roman"/>
+          <w:sz w:val="22"/>
+          <w:szCs w:val="22"/>
+        </w:rPr>
+      </w:pPr>
+      <w:r>
+        <w:rPr>
+          <w:rFonts w:ascii="Times New Roman" w:hAnsi="Times New Roman" w:cs="Times New Roman"/>
+          <w:sz w:val="22"/>
+          <w:szCs w:val="22"/>
+        </w:rPr>
+        <w:t xml:space="preserve"> int </w:t>
+      </w:r>
+      <w:proofErr w:type="spellStart"/>
+      <w:r>
+        <w:rPr>
+          <w:rFonts w:ascii="Times New Roman" w:hAnsi="Times New Roman" w:cs="Times New Roman"/>
+          <w:sz w:val="22"/>
+          <w:szCs w:val="22"/>
+        </w:rPr>
+        <w:t>soilValue</w:t>
+      </w:r>
+      <w:proofErr w:type="spellEnd"/>
+      <w:r>
+        <w:rPr>
+          <w:rFonts w:ascii="Times New Roman" w:hAnsi="Times New Roman" w:cs="Times New Roman"/>
+          <w:sz w:val="22"/>
+          <w:szCs w:val="22"/>
+        </w:rPr>
+        <w:t xml:space="preserve"> = </w:t>
+      </w:r>
+      <w:proofErr w:type="spellStart"/>
+      <w:proofErr w:type="gramStart"/>
+      <w:r>
+        <w:rPr>
+          <w:rFonts w:ascii="Times New Roman" w:hAnsi="Times New Roman" w:cs="Times New Roman"/>
+          <w:sz w:val="22"/>
+          <w:szCs w:val="22"/>
+        </w:rPr>
+        <w:t>analogRead</w:t>
+      </w:r>
+      <w:proofErr w:type="spellEnd"/>
+      <w:r>
+        <w:rPr>
+          <w:rFonts w:ascii="Times New Roman" w:hAnsi="Times New Roman" w:cs="Times New Roman"/>
+          <w:sz w:val="22"/>
+          <w:szCs w:val="22"/>
+        </w:rPr>
+        <w:t>(</w:t>
+      </w:r>
+      <w:proofErr w:type="gramEnd"/>
+      <w:r>
+        <w:rPr>
+          <w:rFonts w:ascii="Times New Roman" w:hAnsi="Times New Roman" w:cs="Times New Roman"/>
+          <w:sz w:val="22"/>
+          <w:szCs w:val="22"/>
+        </w:rPr>
+        <w:t>SOIL_PIN);</w:t>
+      </w:r>
+    </w:p>
+    <w:p>
+      <w:pPr>
+        <w:rPr>
+          <w:rFonts w:ascii="Times New Roman" w:hAnsi="Times New Roman" w:cs="Times New Roman"/>
+          <w:sz w:val="22"/>
+          <w:szCs w:val="22"/>
+        </w:rPr>
+      </w:pPr>
+      <w:r>
+        <w:rPr>
+          <w:rFonts w:ascii="Times New Roman" w:hAnsi="Times New Roman" w:cs="Times New Roman"/>
+          <w:sz w:val="22"/>
+          <w:szCs w:val="22"/>
+        </w:rPr>
+        <w:t xml:space="preserve"> int </w:t>
+      </w:r>
+      <w:proofErr w:type="spellStart"/>
+      <w:r>
+        <w:rPr>
+          <w:rFonts w:ascii="Times New Roman" w:hAnsi="Times New Roman" w:cs="Times New Roman"/>
+          <w:sz w:val="22"/>
+          <w:szCs w:val="22"/>
+        </w:rPr>
+        <w:t>tofDistance</w:t>
+      </w:r>
+      <w:proofErr w:type="spellEnd"/>
+      <w:r>
+        <w:rPr>
+          <w:rFonts w:ascii="Times New Roman" w:hAnsi="Times New Roman" w:cs="Times New Roman"/>
+          <w:sz w:val="22"/>
+          <w:szCs w:val="22"/>
+        </w:rPr>
+        <w:t xml:space="preserve"> = </w:t>
+      </w:r>
+      <w:proofErr w:type="spellStart"/>
+      <w:r>
+        <w:rPr>
+          <w:rFonts w:ascii="Times New Roman" w:hAnsi="Times New Roman" w:cs="Times New Roman"/>
+          <w:sz w:val="22"/>
+          <w:szCs w:val="22"/>
+        </w:rPr>
+        <w:t>tofSensor.readRangeContinuousMillimeters</w:t>
+      </w:r>
+      <w:proofErr w:type="spellEnd"/>
+      <w:r>
+        <w:rPr>
+          <w:rFonts w:ascii="Times New Roman" w:hAnsi="Times New Roman" w:cs="Times New Roman"/>
+          <w:sz w:val="22"/>
+          <w:szCs w:val="22"/>
+        </w:rPr>
+        <w:t>();</w:t>
+      </w:r>
+    </w:p>
+    <w:p>
+      <w:pPr>
+        <w:rPr>
+          <w:rFonts w:ascii="Times New Roman" w:hAnsi="Times New Roman" w:cs="Times New Roman"/>
+          <w:sz w:val="22"/>
+          <w:szCs w:val="22"/>
+        </w:rPr>
+      </w:pPr>
+      <w:r>
+        <w:rPr>
+          <w:rFonts w:ascii="Times New Roman" w:hAnsi="Times New Roman" w:cs="Times New Roman"/>
+          <w:sz w:val="22"/>
+          <w:szCs w:val="22"/>
+        </w:rPr>
+        <w:lastRenderedPageBreak/>
+        <w:t xml:space="preserve"> long </w:t>
+      </w:r>
+      <w:proofErr w:type="spellStart"/>
+      <w:r>
+        <w:rPr>
+          <w:rFonts w:ascii="Times New Roman" w:hAnsi="Times New Roman" w:cs="Times New Roman"/>
+          <w:sz w:val="22"/>
+          <w:szCs w:val="22"/>
+        </w:rPr>
+        <w:t>ultraDistance</w:t>
+      </w:r>
+      <w:proofErr w:type="spellEnd"/>
+      <w:r>
+        <w:rPr>
+          <w:rFonts w:ascii="Times New Roman" w:hAnsi="Times New Roman" w:cs="Times New Roman"/>
+          <w:sz w:val="22"/>
+          <w:szCs w:val="22"/>
+        </w:rPr>
+        <w:t xml:space="preserve"> = </w:t>
+      </w:r>
+      <w:proofErr w:type="spellStart"/>
+      <w:proofErr w:type="gramStart"/>
+      <w:r>
+        <w:rPr>
+          <w:rFonts w:ascii="Times New Roman" w:hAnsi="Times New Roman" w:cs="Times New Roman"/>
+          <w:sz w:val="22"/>
+          <w:szCs w:val="22"/>
+        </w:rPr>
+        <w:t>readUltrasonicCM</w:t>
+      </w:r>
+      <w:proofErr w:type="spellEnd"/>
+      <w:r>
+        <w:rPr>
+          <w:rFonts w:ascii="Times New Roman" w:hAnsi="Times New Roman" w:cs="Times New Roman"/>
+          <w:sz w:val="22"/>
+          <w:szCs w:val="22"/>
+        </w:rPr>
+        <w:t>(</w:t>
+      </w:r>
+      <w:proofErr w:type="gramEnd"/>
+      <w:r>
+        <w:rPr>
+          <w:rFonts w:ascii="Times New Roman" w:hAnsi="Times New Roman" w:cs="Times New Roman"/>
+          <w:sz w:val="22"/>
+          <w:szCs w:val="22"/>
+        </w:rPr>
+        <w:t>);</w:t>
+      </w:r>
+    </w:p>
+    <w:p>
+      <w:pPr>
+        <w:rPr>
+          <w:rFonts w:ascii="Times New Roman" w:hAnsi="Times New Roman" w:cs="Times New Roman"/>
+          <w:sz w:val="22"/>
+          <w:szCs w:val="22"/>
+        </w:rPr>
+      </w:pPr>
+      <w:r>
+        <w:rPr>
+          <w:rFonts w:ascii="Times New Roman" w:hAnsi="Times New Roman" w:cs="Times New Roman"/>
+          <w:sz w:val="22"/>
+          <w:szCs w:val="22"/>
+        </w:rPr>
+        <w:t xml:space="preserve"> while (</w:t>
+      </w:r>
+      <w:proofErr w:type="spellStart"/>
+      <w:r>
+        <w:rPr>
+          <w:rFonts w:ascii="Times New Roman" w:hAnsi="Times New Roman" w:cs="Times New Roman"/>
+          <w:sz w:val="22"/>
+          <w:szCs w:val="22"/>
+        </w:rPr>
+        <w:t>gpsSerial.available</w:t>
+      </w:r>
+      <w:proofErr w:type="spellEnd"/>
+      <w:r>
+        <w:rPr>
+          <w:rFonts w:ascii="Times New Roman" w:hAnsi="Times New Roman" w:cs="Times New Roman"/>
+          <w:sz w:val="22"/>
+          <w:szCs w:val="22"/>
+        </w:rPr>
+        <w:t>()) {</w:t>
+      </w:r>
+    </w:p>
+    <w:p>
+      <w:pPr>
+        <w:rPr>
+          <w:rFonts w:ascii="Times New Roman" w:hAnsi="Times New Roman" w:cs="Times New Roman"/>
+          <w:sz w:val="22"/>
+          <w:szCs w:val="22"/>
+        </w:rPr>
+      </w:pPr>
+      <w:r>
+        <w:rPr>
+          <w:rFonts w:ascii="Times New Roman" w:hAnsi="Times New Roman" w:cs="Times New Roman"/>
+          <w:sz w:val="22"/>
+          <w:szCs w:val="22"/>
+        </w:rPr>
+        <w:t xml:space="preserve">  </w:t>
+      </w:r>
+      <w:proofErr w:type="spellStart"/>
+      <w:proofErr w:type="gramStart"/>
+      <w:r>
+        <w:rPr>
+          <w:rFonts w:ascii="Times New Roman" w:hAnsi="Times New Roman" w:cs="Times New Roman"/>
+          <w:sz w:val="22"/>
+          <w:szCs w:val="22"/>
+        </w:rPr>
+        <w:t>gps.encode</w:t>
+      </w:r>
+      <w:proofErr w:type="spellEnd"/>
+      <w:proofErr w:type="gramEnd"/>
+      <w:r>
+        <w:rPr>
+          <w:rFonts w:ascii="Times New Roman" w:hAnsi="Times New Roman" w:cs="Times New Roman"/>
+          <w:sz w:val="22"/>
+          <w:szCs w:val="22"/>
+        </w:rPr>
+        <w:t>(</w:t>
+      </w:r>
+      <w:proofErr w:type="spellStart"/>
+      <w:r>
+        <w:rPr>
+          <w:rFonts w:ascii="Times New Roman" w:hAnsi="Times New Roman" w:cs="Times New Roman"/>
+          <w:sz w:val="22"/>
+          <w:szCs w:val="22"/>
+        </w:rPr>
+        <w:t>gpsSerial.read</w:t>
+      </w:r>
+      <w:proofErr w:type="spellEnd"/>
+      <w:r>
+        <w:rPr>
+          <w:rFonts w:ascii="Times New Roman" w:hAnsi="Times New Roman" w:cs="Times New Roman"/>
+          <w:sz w:val="22"/>
+          <w:szCs w:val="22"/>
+        </w:rPr>
+        <w:t>());}</w:t>
+      </w:r>
+    </w:p>
+    <w:p>
+      <w:pPr>
+        <w:rPr>
+          <w:rFonts w:ascii="Times New Roman" w:hAnsi="Times New Roman" w:cs="Times New Roman"/>
+          <w:sz w:val="22"/>
+          <w:szCs w:val="22"/>
+        </w:rPr>
+      </w:pPr>
+      <w:r>
+        <w:rPr>
+          <w:rFonts w:ascii="Times New Roman" w:hAnsi="Times New Roman" w:cs="Times New Roman"/>
+          <w:sz w:val="22"/>
+          <w:szCs w:val="22"/>
+        </w:rPr>
+        <w:t xml:space="preserve"> if (</w:t>
+      </w:r>
+      <w:proofErr w:type="spellStart"/>
+      <w:r>
+        <w:rPr>
+          <w:rFonts w:ascii="Times New Roman" w:hAnsi="Times New Roman" w:cs="Times New Roman"/>
+          <w:sz w:val="22"/>
+          <w:szCs w:val="22"/>
+        </w:rPr>
+        <w:t>ultraDistance</w:t>
+      </w:r>
+      <w:proofErr w:type="spellEnd"/>
+      <w:r>
+        <w:rPr>
+          <w:rFonts w:ascii="Times New Roman" w:hAnsi="Times New Roman" w:cs="Times New Roman"/>
+          <w:sz w:val="22"/>
+          <w:szCs w:val="22"/>
+        </w:rPr>
+        <w:t xml:space="preserve"> &gt; 0 &amp;&amp; </w:t>
+      </w:r>
+      <w:proofErr w:type="spellStart"/>
+      <w:r>
+        <w:rPr>
+          <w:rFonts w:ascii="Times New Roman" w:hAnsi="Times New Roman" w:cs="Times New Roman"/>
+          <w:sz w:val="22"/>
+          <w:szCs w:val="22"/>
+        </w:rPr>
+        <w:t>ultraDistance</w:t>
+      </w:r>
+      <w:proofErr w:type="spellEnd"/>
+      <w:r>
+        <w:rPr>
+          <w:rFonts w:ascii="Times New Roman" w:hAnsi="Times New Roman" w:cs="Times New Roman"/>
+          <w:sz w:val="22"/>
+          <w:szCs w:val="22"/>
+        </w:rPr>
+        <w:t xml:space="preserve"> &lt; 20) {</w:t>
+      </w:r>
+    </w:p>
+    <w:p>
+      <w:pPr>
+        <w:rPr>
+          <w:rFonts w:ascii="Times New Roman" w:hAnsi="Times New Roman" w:cs="Times New Roman"/>
+          <w:sz w:val="22"/>
+          <w:szCs w:val="22"/>
+        </w:rPr>
+      </w:pPr>
+      <w:r>
+        <w:rPr>
+          <w:rFonts w:ascii="Times New Roman" w:hAnsi="Times New Roman" w:cs="Times New Roman"/>
+          <w:sz w:val="22"/>
+          <w:szCs w:val="22"/>
+        </w:rPr>
+        <w:t xml:space="preserve">  </w:t>
+      </w:r>
+      <w:proofErr w:type="spellStart"/>
+      <w:proofErr w:type="gramStart"/>
+      <w:r>
+        <w:rPr>
+          <w:rFonts w:ascii="Times New Roman" w:hAnsi="Times New Roman" w:cs="Times New Roman"/>
+          <w:sz w:val="22"/>
+          <w:szCs w:val="22"/>
+        </w:rPr>
+        <w:t>digitalWrite</w:t>
+      </w:r>
+      <w:proofErr w:type="spellEnd"/>
+      <w:r>
+        <w:rPr>
+          <w:rFonts w:ascii="Times New Roman" w:hAnsi="Times New Roman" w:cs="Times New Roman"/>
+          <w:sz w:val="22"/>
+          <w:szCs w:val="22"/>
+        </w:rPr>
+        <w:t>(</w:t>
+      </w:r>
+      <w:proofErr w:type="gramEnd"/>
+      <w:r>
+        <w:rPr>
+          <w:rFonts w:ascii="Times New Roman" w:hAnsi="Times New Roman" w:cs="Times New Roman"/>
+          <w:sz w:val="22"/>
+          <w:szCs w:val="22"/>
+        </w:rPr>
+        <w:t>BUZZER, HIGH);</w:t>
+      </w:r>
+    </w:p>
+    <w:p>
+      <w:pPr>
+        <w:rPr>
+          <w:rFonts w:ascii="Times New Roman" w:hAnsi="Times New Roman" w:cs="Times New Roman"/>
+          <w:sz w:val="22"/>
+          <w:szCs w:val="22"/>
+        </w:rPr>
+      </w:pPr>
+      <w:r>
+        <w:rPr>
+          <w:rFonts w:ascii="Times New Roman" w:hAnsi="Times New Roman" w:cs="Times New Roman"/>
+          <w:sz w:val="22"/>
+          <w:szCs w:val="22"/>
+        </w:rPr>
+        <w:t xml:space="preserve"> } else {</w:t>
+      </w:r>
+    </w:p>
+    <w:p>
+      <w:pPr>
+        <w:rPr>
+          <w:rFonts w:ascii="Times New Roman" w:hAnsi="Times New Roman" w:cs="Times New Roman"/>
+          <w:sz w:val="22"/>
+          <w:szCs w:val="22"/>
+        </w:rPr>
+      </w:pPr>
+      <w:r>
+        <w:rPr>
+          <w:rFonts w:ascii="Times New Roman" w:hAnsi="Times New Roman" w:cs="Times New Roman"/>
+          <w:sz w:val="22"/>
+          <w:szCs w:val="22"/>
+        </w:rPr>
+        <w:t xml:space="preserve">  </w:t>
+      </w:r>
+      <w:proofErr w:type="spellStart"/>
+      <w:proofErr w:type="gramStart"/>
+      <w:r>
+        <w:rPr>
+          <w:rFonts w:ascii="Times New Roman" w:hAnsi="Times New Roman" w:cs="Times New Roman"/>
+          <w:sz w:val="22"/>
+          <w:szCs w:val="22"/>
+        </w:rPr>
+        <w:t>digitalWrite</w:t>
+      </w:r>
+      <w:proofErr w:type="spellEnd"/>
+      <w:r>
+        <w:rPr>
+          <w:rFonts w:ascii="Times New Roman" w:hAnsi="Times New Roman" w:cs="Times New Roman"/>
+          <w:sz w:val="22"/>
+          <w:szCs w:val="22"/>
+        </w:rPr>
+        <w:t>(</w:t>
+      </w:r>
+      <w:proofErr w:type="gramEnd"/>
+      <w:r>
+        <w:rPr>
+          <w:rFonts w:ascii="Times New Roman" w:hAnsi="Times New Roman" w:cs="Times New Roman"/>
+          <w:sz w:val="22"/>
+          <w:szCs w:val="22"/>
+        </w:rPr>
+        <w:t>BUZZER, LOW);}</w:t>
+      </w:r>
+    </w:p>
+    <w:p>
+      <w:pPr>
+        <w:rPr>
+          <w:rFonts w:ascii="Times New Roman" w:hAnsi="Times New Roman" w:cs="Times New Roman"/>
+          <w:sz w:val="22"/>
+          <w:szCs w:val="22"/>
+        </w:rPr>
+      </w:pPr>
+      <w:r>
+        <w:rPr>
+          <w:rFonts w:ascii="Times New Roman" w:hAnsi="Times New Roman" w:cs="Times New Roman"/>
+          <w:sz w:val="22"/>
+          <w:szCs w:val="22"/>
+        </w:rPr>
+        <w:t xml:space="preserve"> if (</w:t>
+      </w:r>
+      <w:proofErr w:type="spellStart"/>
+      <w:proofErr w:type="gramStart"/>
+      <w:r>
+        <w:rPr>
+          <w:rFonts w:ascii="Times New Roman" w:hAnsi="Times New Roman" w:cs="Times New Roman"/>
+          <w:sz w:val="22"/>
+          <w:szCs w:val="22"/>
+        </w:rPr>
+        <w:t>millis</w:t>
+      </w:r>
+      <w:proofErr w:type="spellEnd"/>
+      <w:r>
+        <w:rPr>
+          <w:rFonts w:ascii="Times New Roman" w:hAnsi="Times New Roman" w:cs="Times New Roman"/>
+          <w:sz w:val="22"/>
+          <w:szCs w:val="22"/>
+        </w:rPr>
+        <w:t>(</w:t>
+      </w:r>
+      <w:proofErr w:type="gramEnd"/>
+      <w:r>
+        <w:rPr>
+          <w:rFonts w:ascii="Times New Roman" w:hAnsi="Times New Roman" w:cs="Times New Roman"/>
+          <w:sz w:val="22"/>
+          <w:szCs w:val="22"/>
+        </w:rPr>
+        <w:t xml:space="preserve">) - </w:t>
+      </w:r>
+      <w:proofErr w:type="spellStart"/>
+      <w:r>
+        <w:rPr>
+          <w:rFonts w:ascii="Times New Roman" w:hAnsi="Times New Roman" w:cs="Times New Roman"/>
+          <w:sz w:val="22"/>
+          <w:szCs w:val="22"/>
+        </w:rPr>
+        <w:t>lastSerialPrint</w:t>
+      </w:r>
+      <w:proofErr w:type="spellEnd"/>
+      <w:r>
+        <w:rPr>
+          <w:rFonts w:ascii="Times New Roman" w:hAnsi="Times New Roman" w:cs="Times New Roman"/>
+          <w:sz w:val="22"/>
+          <w:szCs w:val="22"/>
+        </w:rPr>
+        <w:t xml:space="preserve"> &gt; 2000) {</w:t>
+      </w:r>
+    </w:p>
+    <w:p>
+      <w:pPr>
+        <w:rPr>
+          <w:rFonts w:ascii="Times New Roman" w:hAnsi="Times New Roman" w:cs="Times New Roman"/>
+          <w:sz w:val="22"/>
+          <w:szCs w:val="22"/>
+        </w:rPr>
+      </w:pPr>
+      <w:r>
+        <w:rPr>
+          <w:rFonts w:ascii="Times New Roman" w:hAnsi="Times New Roman" w:cs="Times New Roman"/>
+          <w:sz w:val="22"/>
+          <w:szCs w:val="22"/>
+        </w:rPr>
+        <w:t xml:space="preserve">  </w:t>
+      </w:r>
+      <w:proofErr w:type="spellStart"/>
+      <w:r>
+        <w:rPr>
+          <w:rFonts w:ascii="Times New Roman" w:hAnsi="Times New Roman" w:cs="Times New Roman"/>
+          <w:sz w:val="22"/>
+          <w:szCs w:val="22"/>
+        </w:rPr>
+        <w:t>Serial.println</w:t>
+      </w:r>
+      <w:proofErr w:type="spellEnd"/>
+      <w:r>
+        <w:rPr>
+          <w:rFonts w:ascii="Times New Roman" w:hAnsi="Times New Roman" w:cs="Times New Roman"/>
+          <w:sz w:val="22"/>
+          <w:szCs w:val="22"/>
+        </w:rPr>
+        <w:t>("----------- SENSOR DATA -----------");</w:t>
+      </w:r>
+    </w:p>
+    <w:p>
+      <w:pPr>
+        <w:rPr>
+          <w:rFonts w:ascii="Times New Roman" w:hAnsi="Times New Roman" w:cs="Times New Roman"/>
+          <w:sz w:val="22"/>
+          <w:szCs w:val="22"/>
+        </w:rPr>
+      </w:pPr>
+      <w:r>
+        <w:rPr>
+          <w:rFonts w:ascii="Times New Roman" w:hAnsi="Times New Roman" w:cs="Times New Roman"/>
+          <w:sz w:val="22"/>
+          <w:szCs w:val="22"/>
+        </w:rPr>
+        <w:t xml:space="preserve">  </w:t>
+      </w:r>
+      <w:proofErr w:type="spellStart"/>
+      <w:r>
+        <w:rPr>
+          <w:rFonts w:ascii="Times New Roman" w:hAnsi="Times New Roman" w:cs="Times New Roman"/>
+          <w:sz w:val="22"/>
+          <w:szCs w:val="22"/>
+        </w:rPr>
+        <w:t>Serial.print</w:t>
+      </w:r>
+      <w:proofErr w:type="spellEnd"/>
+      <w:r>
+        <w:rPr>
+          <w:rFonts w:ascii="Times New Roman" w:hAnsi="Times New Roman" w:cs="Times New Roman"/>
+          <w:sz w:val="22"/>
+          <w:szCs w:val="22"/>
+        </w:rPr>
+        <w:t>("Temperature: ");</w:t>
+      </w:r>
+    </w:p>
+    <w:p>
+      <w:pPr>
+        <w:rPr>
+          <w:rFonts w:ascii="Times New Roman" w:hAnsi="Times New Roman" w:cs="Times New Roman"/>
+          <w:sz w:val="22"/>
+          <w:szCs w:val="22"/>
+        </w:rPr>
+      </w:pPr>
+      <w:r>
+        <w:rPr>
+          <w:rFonts w:ascii="Times New Roman" w:hAnsi="Times New Roman" w:cs="Times New Roman"/>
+          <w:sz w:val="22"/>
+          <w:szCs w:val="22"/>
+        </w:rPr>
+        <w:t xml:space="preserve">  </w:t>
+      </w:r>
+      <w:proofErr w:type="spellStart"/>
+      <w:r>
+        <w:rPr>
+          <w:rFonts w:ascii="Times New Roman" w:hAnsi="Times New Roman" w:cs="Times New Roman"/>
+          <w:sz w:val="22"/>
+          <w:szCs w:val="22"/>
+        </w:rPr>
+        <w:t>Serial.print</w:t>
+      </w:r>
+      <w:proofErr w:type="spellEnd"/>
+      <w:r>
+        <w:rPr>
+          <w:rFonts w:ascii="Times New Roman" w:hAnsi="Times New Roman" w:cs="Times New Roman"/>
+          <w:sz w:val="22"/>
+          <w:szCs w:val="22"/>
+        </w:rPr>
+        <w:t>(temp);</w:t>
+      </w:r>
+    </w:p>
+    <w:p>
+      <w:pPr>
+        <w:rPr>
+          <w:rFonts w:ascii="Times New Roman" w:hAnsi="Times New Roman" w:cs="Times New Roman"/>
+          <w:sz w:val="22"/>
+          <w:szCs w:val="22"/>
+        </w:rPr>
+      </w:pPr>
+      <w:r>
+        <w:rPr>
+          <w:rFonts w:ascii="Times New Roman" w:hAnsi="Times New Roman" w:cs="Times New Roman"/>
+          <w:sz w:val="22"/>
+          <w:szCs w:val="22"/>
+        </w:rPr>
+        <w:t xml:space="preserve">  </w:t>
+      </w:r>
+      <w:proofErr w:type="spellStart"/>
+      <w:r>
+        <w:rPr>
+          <w:rFonts w:ascii="Times New Roman" w:hAnsi="Times New Roman" w:cs="Times New Roman"/>
+          <w:sz w:val="22"/>
+          <w:szCs w:val="22"/>
+        </w:rPr>
+        <w:t>Serial.println</w:t>
+      </w:r>
+      <w:proofErr w:type="spellEnd"/>
+      <w:r>
+        <w:rPr>
+          <w:rFonts w:ascii="Times New Roman" w:hAnsi="Times New Roman" w:cs="Times New Roman"/>
+          <w:sz w:val="22"/>
+          <w:szCs w:val="22"/>
+        </w:rPr>
+        <w:t>(" C");</w:t>
+      </w:r>
+    </w:p>
+    <w:p>
+      <w:pPr>
+        <w:rPr>
+          <w:rFonts w:ascii="Times New Roman" w:hAnsi="Times New Roman" w:cs="Times New Roman"/>
+          <w:sz w:val="22"/>
+          <w:szCs w:val="22"/>
+        </w:rPr>
+      </w:pPr>
+      <w:r>
+        <w:rPr>
+          <w:rFonts w:ascii="Times New Roman" w:hAnsi="Times New Roman" w:cs="Times New Roman"/>
+          <w:sz w:val="22"/>
+          <w:szCs w:val="22"/>
+        </w:rPr>
+        <w:t xml:space="preserve">  </w:t>
+      </w:r>
+      <w:proofErr w:type="spellStart"/>
+      <w:r>
+        <w:rPr>
+          <w:rFonts w:ascii="Times New Roman" w:hAnsi="Times New Roman" w:cs="Times New Roman"/>
+          <w:sz w:val="22"/>
+          <w:szCs w:val="22"/>
+        </w:rPr>
+        <w:t>Serial.print</w:t>
+      </w:r>
+      <w:proofErr w:type="spellEnd"/>
+      <w:r>
+        <w:rPr>
+          <w:rFonts w:ascii="Times New Roman" w:hAnsi="Times New Roman" w:cs="Times New Roman"/>
+          <w:sz w:val="22"/>
+          <w:szCs w:val="22"/>
+        </w:rPr>
+        <w:t>("Humidity: ");</w:t>
+      </w:r>
+    </w:p>
+    <w:p>
+      <w:pPr>
+        <w:rPr>
+          <w:rFonts w:ascii="Times New Roman" w:hAnsi="Times New Roman" w:cs="Times New Roman"/>
+          <w:sz w:val="22"/>
+          <w:szCs w:val="22"/>
+        </w:rPr>
+      </w:pPr>
+      <w:r>
+        <w:rPr>
+          <w:rFonts w:ascii="Times New Roman" w:hAnsi="Times New Roman" w:cs="Times New Roman"/>
+          <w:sz w:val="22"/>
+          <w:szCs w:val="22"/>
+        </w:rPr>
+        <w:t xml:space="preserve">  </w:t>
+      </w:r>
+      <w:proofErr w:type="spellStart"/>
+      <w:r>
+        <w:rPr>
+          <w:rFonts w:ascii="Times New Roman" w:hAnsi="Times New Roman" w:cs="Times New Roman"/>
+          <w:sz w:val="22"/>
+          <w:szCs w:val="22"/>
+        </w:rPr>
+        <w:t>Serial.print</w:t>
+      </w:r>
+      <w:proofErr w:type="spellEnd"/>
+      <w:r>
+        <w:rPr>
+          <w:rFonts w:ascii="Times New Roman" w:hAnsi="Times New Roman" w:cs="Times New Roman"/>
+          <w:sz w:val="22"/>
+          <w:szCs w:val="22"/>
+        </w:rPr>
+        <w:t>(hum);</w:t>
+      </w:r>
+    </w:p>
+    <w:p>
+      <w:pPr>
+        <w:rPr>
+          <w:rFonts w:ascii="Times New Roman" w:hAnsi="Times New Roman" w:cs="Times New Roman"/>
+          <w:sz w:val="22"/>
+          <w:szCs w:val="22"/>
+        </w:rPr>
+      </w:pPr>
+      <w:r>
+        <w:rPr>
+          <w:rFonts w:ascii="Times New Roman" w:hAnsi="Times New Roman" w:cs="Times New Roman"/>
+          <w:sz w:val="22"/>
+          <w:szCs w:val="22"/>
+        </w:rPr>
+        <w:t xml:space="preserve">  </w:t>
+      </w:r>
+      <w:proofErr w:type="spellStart"/>
+      <w:r>
+        <w:rPr>
+          <w:rFonts w:ascii="Times New Roman" w:hAnsi="Times New Roman" w:cs="Times New Roman"/>
+          <w:sz w:val="22"/>
+          <w:szCs w:val="22"/>
+        </w:rPr>
+        <w:t>Serial.println</w:t>
+      </w:r>
+      <w:proofErr w:type="spellEnd"/>
+      <w:r>
+        <w:rPr>
+          <w:rFonts w:ascii="Times New Roman" w:hAnsi="Times New Roman" w:cs="Times New Roman"/>
+          <w:sz w:val="22"/>
+          <w:szCs w:val="22"/>
+        </w:rPr>
+        <w:t>(" %");</w:t>
+      </w:r>
+    </w:p>
+    <w:p>
+      <w:pPr>
+        <w:rPr>
+          <w:rFonts w:ascii="Times New Roman" w:hAnsi="Times New Roman" w:cs="Times New Roman"/>
+          <w:sz w:val="22"/>
+          <w:szCs w:val="22"/>
+        </w:rPr>
+      </w:pPr>
+      <w:r>
+        <w:rPr>
+          <w:rFonts w:ascii="Times New Roman" w:hAnsi="Times New Roman" w:cs="Times New Roman"/>
+          <w:sz w:val="22"/>
+          <w:szCs w:val="22"/>
+        </w:rPr>
+        <w:t xml:space="preserve">  </w:t>
+      </w:r>
+      <w:proofErr w:type="spellStart"/>
+      <w:r>
+        <w:rPr>
+          <w:rFonts w:ascii="Times New Roman" w:hAnsi="Times New Roman" w:cs="Times New Roman"/>
+          <w:sz w:val="22"/>
+          <w:szCs w:val="22"/>
+        </w:rPr>
+        <w:t>Serial.print</w:t>
+      </w:r>
+      <w:proofErr w:type="spellEnd"/>
+      <w:r>
+        <w:rPr>
+          <w:rFonts w:ascii="Times New Roman" w:hAnsi="Times New Roman" w:cs="Times New Roman"/>
+          <w:sz w:val="22"/>
+          <w:szCs w:val="22"/>
+        </w:rPr>
+        <w:t>("LDR Value: ");</w:t>
+      </w:r>
+    </w:p>
+    <w:p>
+      <w:pPr>
+        <w:rPr>
+          <w:rFonts w:ascii="Times New Roman" w:hAnsi="Times New Roman" w:cs="Times New Roman"/>
+          <w:sz w:val="22"/>
+          <w:szCs w:val="22"/>
+        </w:rPr>
+      </w:pPr>
+      <w:r>
+        <w:rPr>
+          <w:rFonts w:ascii="Times New Roman" w:hAnsi="Times New Roman" w:cs="Times New Roman"/>
+          <w:sz w:val="22"/>
+          <w:szCs w:val="22"/>
+        </w:rPr>
+        <w:t xml:space="preserve">  </w:t>
+      </w:r>
+      <w:proofErr w:type="spellStart"/>
+      <w:r>
+        <w:rPr>
+          <w:rFonts w:ascii="Times New Roman" w:hAnsi="Times New Roman" w:cs="Times New Roman"/>
+          <w:sz w:val="22"/>
+          <w:szCs w:val="22"/>
+        </w:rPr>
+        <w:t>Serial.println</w:t>
+      </w:r>
+      <w:proofErr w:type="spellEnd"/>
+      <w:r>
+        <w:rPr>
+          <w:rFonts w:ascii="Times New Roman" w:hAnsi="Times New Roman" w:cs="Times New Roman"/>
+          <w:sz w:val="22"/>
+          <w:szCs w:val="22"/>
+        </w:rPr>
+        <w:t>(</w:t>
+      </w:r>
+      <w:proofErr w:type="spellStart"/>
+      <w:r>
+        <w:rPr>
+          <w:rFonts w:ascii="Times New Roman" w:hAnsi="Times New Roman" w:cs="Times New Roman"/>
+          <w:sz w:val="22"/>
+          <w:szCs w:val="22"/>
+        </w:rPr>
+        <w:t>ldrValue</w:t>
+      </w:r>
+      <w:proofErr w:type="spellEnd"/>
+      <w:r>
+        <w:rPr>
+          <w:rFonts w:ascii="Times New Roman" w:hAnsi="Times New Roman" w:cs="Times New Roman"/>
+          <w:sz w:val="22"/>
+          <w:szCs w:val="22"/>
+        </w:rPr>
+        <w:t>);</w:t>
+      </w:r>
+    </w:p>
+    <w:p>
+      <w:pPr>
+        <w:rPr>
+          <w:rFonts w:ascii="Times New Roman" w:hAnsi="Times New Roman" w:cs="Times New Roman"/>
+          <w:sz w:val="22"/>
+          <w:szCs w:val="22"/>
+        </w:rPr>
+      </w:pPr>
+      <w:r>
+        <w:rPr>
+          <w:rFonts w:ascii="Times New Roman" w:hAnsi="Times New Roman" w:cs="Times New Roman"/>
+          <w:sz w:val="22"/>
+          <w:szCs w:val="22"/>
+        </w:rPr>
+        <w:t xml:space="preserve">  </w:t>
+      </w:r>
+      <w:proofErr w:type="spellStart"/>
+      <w:r>
+        <w:rPr>
+          <w:rFonts w:ascii="Times New Roman" w:hAnsi="Times New Roman" w:cs="Times New Roman"/>
+          <w:sz w:val="22"/>
+          <w:szCs w:val="22"/>
+        </w:rPr>
+        <w:t>Serial.print</w:t>
+      </w:r>
+      <w:proofErr w:type="spellEnd"/>
+      <w:r>
+        <w:rPr>
+          <w:rFonts w:ascii="Times New Roman" w:hAnsi="Times New Roman" w:cs="Times New Roman"/>
+          <w:sz w:val="22"/>
+          <w:szCs w:val="22"/>
+        </w:rPr>
+        <w:t>("Soil Moisture: ");</w:t>
+      </w:r>
+    </w:p>
+    <w:p>
+      <w:pPr>
+        <w:rPr>
+          <w:rFonts w:ascii="Times New Roman" w:hAnsi="Times New Roman" w:cs="Times New Roman"/>
+          <w:sz w:val="22"/>
+          <w:szCs w:val="22"/>
+        </w:rPr>
+      </w:pPr>
+      <w:r>
+        <w:rPr>
+          <w:rFonts w:ascii="Times New Roman" w:hAnsi="Times New Roman" w:cs="Times New Roman"/>
+          <w:sz w:val="22"/>
+          <w:szCs w:val="22"/>
+        </w:rPr>
+        <w:t xml:space="preserve">  </w:t>
+      </w:r>
+      <w:proofErr w:type="spellStart"/>
+      <w:r>
+        <w:rPr>
+          <w:rFonts w:ascii="Times New Roman" w:hAnsi="Times New Roman" w:cs="Times New Roman"/>
+          <w:sz w:val="22"/>
+          <w:szCs w:val="22"/>
+        </w:rPr>
+        <w:t>Serial.println</w:t>
+      </w:r>
+      <w:proofErr w:type="spellEnd"/>
+      <w:r>
+        <w:rPr>
+          <w:rFonts w:ascii="Times New Roman" w:hAnsi="Times New Roman" w:cs="Times New Roman"/>
+          <w:sz w:val="22"/>
+          <w:szCs w:val="22"/>
+        </w:rPr>
+        <w:t>(</w:t>
+      </w:r>
+      <w:proofErr w:type="spellStart"/>
+      <w:r>
+        <w:rPr>
+          <w:rFonts w:ascii="Times New Roman" w:hAnsi="Times New Roman" w:cs="Times New Roman"/>
+          <w:sz w:val="22"/>
+          <w:szCs w:val="22"/>
+        </w:rPr>
+        <w:t>soilValue</w:t>
+      </w:r>
+      <w:proofErr w:type="spellEnd"/>
+      <w:r>
+        <w:rPr>
+          <w:rFonts w:ascii="Times New Roman" w:hAnsi="Times New Roman" w:cs="Times New Roman"/>
+          <w:sz w:val="22"/>
+          <w:szCs w:val="22"/>
+        </w:rPr>
+        <w:t>);</w:t>
+      </w:r>
+    </w:p>
+    <w:p>
+      <w:pPr>
+        <w:rPr>
+          <w:rFonts w:ascii="Times New Roman" w:hAnsi="Times New Roman" w:cs="Times New Roman"/>
+          <w:sz w:val="22"/>
+          <w:szCs w:val="22"/>
+        </w:rPr>
+      </w:pPr>
+      <w:r>
+        <w:rPr>
+          <w:rFonts w:ascii="Times New Roman" w:hAnsi="Times New Roman" w:cs="Times New Roman"/>
+          <w:sz w:val="22"/>
+          <w:szCs w:val="22"/>
+        </w:rPr>
+        <w:t xml:space="preserve">  </w:t>
+      </w:r>
+      <w:proofErr w:type="spellStart"/>
+      <w:r>
+        <w:rPr>
+          <w:rFonts w:ascii="Times New Roman" w:hAnsi="Times New Roman" w:cs="Times New Roman"/>
+          <w:sz w:val="22"/>
+          <w:szCs w:val="22"/>
+        </w:rPr>
+        <w:t>Serial.print</w:t>
+      </w:r>
+      <w:proofErr w:type="spellEnd"/>
+      <w:r>
+        <w:rPr>
+          <w:rFonts w:ascii="Times New Roman" w:hAnsi="Times New Roman" w:cs="Times New Roman"/>
+          <w:sz w:val="22"/>
+          <w:szCs w:val="22"/>
+        </w:rPr>
+        <w:t>("VL53L0X Distance (mm): ");</w:t>
+      </w:r>
+    </w:p>
+    <w:p>
+      <w:pPr>
+        <w:rPr>
+          <w:rFonts w:ascii="Times New Roman" w:hAnsi="Times New Roman" w:cs="Times New Roman"/>
+          <w:sz w:val="22"/>
+          <w:szCs w:val="22"/>
+        </w:rPr>
+      </w:pPr>
+      <w:r>
+        <w:rPr>
+          <w:rFonts w:ascii="Times New Roman" w:hAnsi="Times New Roman" w:cs="Times New Roman"/>
+          <w:sz w:val="22"/>
+          <w:szCs w:val="22"/>
+        </w:rPr>
+        <w:t xml:space="preserve">  </w:t>
+      </w:r>
+      <w:proofErr w:type="spellStart"/>
+      <w:r>
+        <w:rPr>
+          <w:rFonts w:ascii="Times New Roman" w:hAnsi="Times New Roman" w:cs="Times New Roman"/>
+          <w:sz w:val="22"/>
+          <w:szCs w:val="22"/>
+        </w:rPr>
+        <w:t>Serial.println</w:t>
+      </w:r>
+      <w:proofErr w:type="spellEnd"/>
+      <w:r>
+        <w:rPr>
+          <w:rFonts w:ascii="Times New Roman" w:hAnsi="Times New Roman" w:cs="Times New Roman"/>
+          <w:sz w:val="22"/>
+          <w:szCs w:val="22"/>
+        </w:rPr>
+        <w:t>(</w:t>
+      </w:r>
+      <w:proofErr w:type="spellStart"/>
+      <w:r>
+        <w:rPr>
+          <w:rFonts w:ascii="Times New Roman" w:hAnsi="Times New Roman" w:cs="Times New Roman"/>
+          <w:sz w:val="22"/>
+          <w:szCs w:val="22"/>
+        </w:rPr>
+        <w:t>tofDistance</w:t>
+      </w:r>
+      <w:proofErr w:type="spellEnd"/>
+      <w:r>
+        <w:rPr>
+          <w:rFonts w:ascii="Times New Roman" w:hAnsi="Times New Roman" w:cs="Times New Roman"/>
+          <w:sz w:val="22"/>
+          <w:szCs w:val="22"/>
+        </w:rPr>
+        <w:t>);</w:t>
+      </w:r>
+    </w:p>
+    <w:p>
+      <w:pPr>
+        <w:rPr>
+          <w:rFonts w:ascii="Times New Roman" w:hAnsi="Times New Roman" w:cs="Times New Roman"/>
+          <w:sz w:val="22"/>
+          <w:szCs w:val="22"/>
+        </w:rPr>
+      </w:pPr>
+      <w:r>
+        <w:rPr>
+          <w:rFonts w:ascii="Times New Roman" w:hAnsi="Times New Roman" w:cs="Times New Roman"/>
+          <w:sz w:val="22"/>
+          <w:szCs w:val="22"/>
+        </w:rPr>
+        <w:t xml:space="preserve">  </w:t>
+      </w:r>
+      <w:proofErr w:type="spellStart"/>
+      <w:r>
+        <w:rPr>
+          <w:rFonts w:ascii="Times New Roman" w:hAnsi="Times New Roman" w:cs="Times New Roman"/>
+          <w:sz w:val="22"/>
+          <w:szCs w:val="22"/>
+        </w:rPr>
+        <w:t>Serial.print</w:t>
+      </w:r>
+      <w:proofErr w:type="spellEnd"/>
+      <w:r>
+        <w:rPr>
+          <w:rFonts w:ascii="Times New Roman" w:hAnsi="Times New Roman" w:cs="Times New Roman"/>
+          <w:sz w:val="22"/>
+          <w:szCs w:val="22"/>
+        </w:rPr>
+        <w:t>("Ultrasonic Distance (cm): ");</w:t>
+      </w:r>
+    </w:p>
+    <w:p>
+      <w:pPr>
+        <w:rPr>
+          <w:rFonts w:ascii="Times New Roman" w:hAnsi="Times New Roman" w:cs="Times New Roman"/>
+          <w:sz w:val="22"/>
+          <w:szCs w:val="22"/>
+        </w:rPr>
+      </w:pPr>
+      <w:r>
+        <w:rPr>
+          <w:rFonts w:ascii="Times New Roman" w:hAnsi="Times New Roman" w:cs="Times New Roman"/>
+          <w:sz w:val="22"/>
+          <w:szCs w:val="22"/>
+        </w:rPr>
+        <w:t xml:space="preserve">  if (</w:t>
+      </w:r>
+      <w:proofErr w:type="spellStart"/>
+      <w:r>
+        <w:rPr>
+          <w:rFonts w:ascii="Times New Roman" w:hAnsi="Times New Roman" w:cs="Times New Roman"/>
+          <w:sz w:val="22"/>
+          <w:szCs w:val="22"/>
+        </w:rPr>
+        <w:t>ultraDistance</w:t>
+      </w:r>
+      <w:proofErr w:type="spellEnd"/>
+      <w:r>
+        <w:rPr>
+          <w:rFonts w:ascii="Times New Roman" w:hAnsi="Times New Roman" w:cs="Times New Roman"/>
+          <w:sz w:val="22"/>
+          <w:szCs w:val="22"/>
+        </w:rPr>
+        <w:t xml:space="preserve"> == -1)</w:t>
+      </w:r>
+    </w:p>
+    <w:p>
+      <w:pPr>
+        <w:rPr>
+          <w:rFonts w:ascii="Times New Roman" w:hAnsi="Times New Roman" w:cs="Times New Roman"/>
+          <w:sz w:val="22"/>
+          <w:szCs w:val="22"/>
+        </w:rPr>
+      </w:pPr>
+      <w:r>
+        <w:rPr>
+          <w:rFonts w:ascii="Times New Roman" w:hAnsi="Times New Roman" w:cs="Times New Roman"/>
+          <w:sz w:val="22"/>
+          <w:szCs w:val="22"/>
+        </w:rPr>
+        <w:t xml:space="preserve">   </w:t>
+      </w:r>
+      <w:proofErr w:type="spellStart"/>
+      <w:r>
+        <w:rPr>
+          <w:rFonts w:ascii="Times New Roman" w:hAnsi="Times New Roman" w:cs="Times New Roman"/>
+          <w:sz w:val="22"/>
+          <w:szCs w:val="22"/>
+        </w:rPr>
+        <w:t>Serial.println</w:t>
+      </w:r>
+      <w:proofErr w:type="spellEnd"/>
+      <w:r>
+        <w:rPr>
+          <w:rFonts w:ascii="Times New Roman" w:hAnsi="Times New Roman" w:cs="Times New Roman"/>
+          <w:sz w:val="22"/>
+          <w:szCs w:val="22"/>
+        </w:rPr>
+        <w:t>("Out of Range");</w:t>
+      </w:r>
+    </w:p>
+    <w:p>
+      <w:pPr>
+        <w:rPr>
+          <w:rFonts w:ascii="Times New Roman" w:hAnsi="Times New Roman" w:cs="Times New Roman"/>
+          <w:sz w:val="22"/>
+          <w:szCs w:val="22"/>
+        </w:rPr>
+      </w:pPr>
+      <w:r>
+        <w:rPr>
+          <w:rFonts w:ascii="Times New Roman" w:hAnsi="Times New Roman" w:cs="Times New Roman"/>
+          <w:sz w:val="22"/>
+          <w:szCs w:val="22"/>
+        </w:rPr>
+        <w:t xml:space="preserve">  else</w:t>
+      </w:r>
+    </w:p>
+    <w:p>
+      <w:pPr>
+        <w:rPr>
+          <w:rFonts w:ascii="Times New Roman" w:hAnsi="Times New Roman" w:cs="Times New Roman"/>
+          <w:sz w:val="22"/>
+          <w:szCs w:val="22"/>
+        </w:rPr>
+      </w:pPr>
+      <w:r>
+        <w:rPr>
+          <w:rFonts w:ascii="Times New Roman" w:hAnsi="Times New Roman" w:cs="Times New Roman"/>
+          <w:sz w:val="22"/>
+          <w:szCs w:val="22"/>
+        </w:rPr>
+        <w:t xml:space="preserve">   </w:t>
+      </w:r>
+      <w:proofErr w:type="spellStart"/>
+      <w:r>
+        <w:rPr>
+          <w:rFonts w:ascii="Times New Roman" w:hAnsi="Times New Roman" w:cs="Times New Roman"/>
+          <w:sz w:val="22"/>
+          <w:szCs w:val="22"/>
+        </w:rPr>
+        <w:t>Serial.println</w:t>
+      </w:r>
+      <w:proofErr w:type="spellEnd"/>
+      <w:r>
+        <w:rPr>
+          <w:rFonts w:ascii="Times New Roman" w:hAnsi="Times New Roman" w:cs="Times New Roman"/>
+          <w:sz w:val="22"/>
+          <w:szCs w:val="22"/>
+        </w:rPr>
+        <w:t>(</w:t>
+      </w:r>
+      <w:proofErr w:type="spellStart"/>
+      <w:r>
+        <w:rPr>
+          <w:rFonts w:ascii="Times New Roman" w:hAnsi="Times New Roman" w:cs="Times New Roman"/>
+          <w:sz w:val="22"/>
+          <w:szCs w:val="22"/>
+        </w:rPr>
+        <w:t>ultraDistance</w:t>
+      </w:r>
+      <w:proofErr w:type="spellEnd"/>
+      <w:r>
+        <w:rPr>
+          <w:rFonts w:ascii="Times New Roman" w:hAnsi="Times New Roman" w:cs="Times New Roman"/>
+          <w:sz w:val="22"/>
+          <w:szCs w:val="22"/>
+        </w:rPr>
+        <w:t>);</w:t>
+      </w:r>
+    </w:p>
+    <w:p>
+      <w:pPr>
+        <w:rPr>
+          <w:rFonts w:ascii="Times New Roman" w:hAnsi="Times New Roman" w:cs="Times New Roman"/>
+          <w:sz w:val="22"/>
+          <w:szCs w:val="22"/>
+        </w:rPr>
+      </w:pPr>
+      <w:r>
+        <w:rPr>
+          <w:rFonts w:ascii="Times New Roman" w:hAnsi="Times New Roman" w:cs="Times New Roman"/>
+          <w:sz w:val="22"/>
+          <w:szCs w:val="22"/>
+        </w:rPr>
+        <w:t xml:space="preserve">  if (</w:t>
+      </w:r>
+      <w:proofErr w:type="spellStart"/>
+      <w:proofErr w:type="gramStart"/>
+      <w:r>
+        <w:rPr>
+          <w:rFonts w:ascii="Times New Roman" w:hAnsi="Times New Roman" w:cs="Times New Roman"/>
+          <w:sz w:val="22"/>
+          <w:szCs w:val="22"/>
+        </w:rPr>
+        <w:t>gps.location</w:t>
+      </w:r>
+      <w:proofErr w:type="gramEnd"/>
+      <w:r>
+        <w:rPr>
+          <w:rFonts w:ascii="Times New Roman" w:hAnsi="Times New Roman" w:cs="Times New Roman"/>
+          <w:sz w:val="22"/>
+          <w:szCs w:val="22"/>
+        </w:rPr>
+        <w:t>.</w:t>
+      </w:r>
+      <w:proofErr w:type="gramStart"/>
+      <w:r>
+        <w:rPr>
+          <w:rFonts w:ascii="Times New Roman" w:hAnsi="Times New Roman" w:cs="Times New Roman"/>
+          <w:sz w:val="22"/>
+          <w:szCs w:val="22"/>
+        </w:rPr>
+        <w:t>isValid</w:t>
+      </w:r>
+      <w:proofErr w:type="spellEnd"/>
+      <w:r>
+        <w:rPr>
+          <w:rFonts w:ascii="Times New Roman" w:hAnsi="Times New Roman" w:cs="Times New Roman"/>
+          <w:sz w:val="22"/>
+          <w:szCs w:val="22"/>
+        </w:rPr>
+        <w:t>(</w:t>
+      </w:r>
+      <w:proofErr w:type="gramEnd"/>
+      <w:r>
+        <w:rPr>
+          <w:rFonts w:ascii="Times New Roman" w:hAnsi="Times New Roman" w:cs="Times New Roman"/>
+          <w:sz w:val="22"/>
+          <w:szCs w:val="22"/>
+        </w:rPr>
+        <w:t>)) {</w:t>
+      </w:r>
+    </w:p>
+    <w:p>
+      <w:pPr>
+        <w:rPr>
+          <w:rFonts w:ascii="Times New Roman" w:hAnsi="Times New Roman" w:cs="Times New Roman"/>
+          <w:sz w:val="22"/>
+          <w:szCs w:val="22"/>
+        </w:rPr>
+      </w:pPr>
+      <w:r>
+        <w:rPr>
+          <w:rFonts w:ascii="Times New Roman" w:hAnsi="Times New Roman" w:cs="Times New Roman"/>
+          <w:sz w:val="22"/>
+          <w:szCs w:val="22"/>
+        </w:rPr>
+        <w:t xml:space="preserve">   </w:t>
+      </w:r>
+      <w:proofErr w:type="spellStart"/>
+      <w:r>
+        <w:rPr>
+          <w:rFonts w:ascii="Times New Roman" w:hAnsi="Times New Roman" w:cs="Times New Roman"/>
+          <w:sz w:val="22"/>
+          <w:szCs w:val="22"/>
+        </w:rPr>
+        <w:t>Serial.print</w:t>
+      </w:r>
+      <w:proofErr w:type="spellEnd"/>
+      <w:r>
+        <w:rPr>
+          <w:rFonts w:ascii="Times New Roman" w:hAnsi="Times New Roman" w:cs="Times New Roman"/>
+          <w:sz w:val="22"/>
+          <w:szCs w:val="22"/>
+        </w:rPr>
+        <w:t>("Latitude: ");</w:t>
+      </w:r>
+    </w:p>
+    <w:p>
+      <w:pPr>
+        <w:rPr>
+          <w:rFonts w:ascii="Times New Roman" w:hAnsi="Times New Roman" w:cs="Times New Roman"/>
+          <w:sz w:val="22"/>
+          <w:szCs w:val="22"/>
+        </w:rPr>
+      </w:pPr>
+      <w:r>
+        <w:rPr>
+          <w:rFonts w:ascii="Times New Roman" w:hAnsi="Times New Roman" w:cs="Times New Roman"/>
+          <w:sz w:val="22"/>
+          <w:szCs w:val="22"/>
+        </w:rPr>
+        <w:t xml:space="preserve">   </w:t>
+      </w:r>
+      <w:proofErr w:type="spellStart"/>
+      <w:r>
+        <w:rPr>
+          <w:rFonts w:ascii="Times New Roman" w:hAnsi="Times New Roman" w:cs="Times New Roman"/>
+          <w:sz w:val="22"/>
+          <w:szCs w:val="22"/>
+        </w:rPr>
+        <w:t>Serial.println</w:t>
+      </w:r>
+      <w:proofErr w:type="spellEnd"/>
+      <w:r>
+        <w:rPr>
+          <w:rFonts w:ascii="Times New Roman" w:hAnsi="Times New Roman" w:cs="Times New Roman"/>
+          <w:sz w:val="22"/>
+          <w:szCs w:val="22"/>
+        </w:rPr>
+        <w:t>(</w:t>
+      </w:r>
+      <w:proofErr w:type="spellStart"/>
+      <w:proofErr w:type="gramStart"/>
+      <w:r>
+        <w:rPr>
+          <w:rFonts w:ascii="Times New Roman" w:hAnsi="Times New Roman" w:cs="Times New Roman"/>
+          <w:sz w:val="22"/>
+          <w:szCs w:val="22"/>
+        </w:rPr>
+        <w:t>gps.location.lat</w:t>
+      </w:r>
+      <w:proofErr w:type="spellEnd"/>
+      <w:r>
+        <w:rPr>
+          <w:rFonts w:ascii="Times New Roman" w:hAnsi="Times New Roman" w:cs="Times New Roman"/>
+          <w:sz w:val="22"/>
+          <w:szCs w:val="22"/>
+        </w:rPr>
+        <w:t>(</w:t>
+      </w:r>
+      <w:proofErr w:type="gramEnd"/>
+      <w:r>
+        <w:rPr>
+          <w:rFonts w:ascii="Times New Roman" w:hAnsi="Times New Roman" w:cs="Times New Roman"/>
+          <w:sz w:val="22"/>
+          <w:szCs w:val="22"/>
+        </w:rPr>
+        <w:t>), 6);</w:t>
+      </w:r>
+    </w:p>
+    <w:p>
+      <w:pPr>
+        <w:rPr>
+          <w:rFonts w:ascii="Times New Roman" w:hAnsi="Times New Roman" w:cs="Times New Roman"/>
+          <w:sz w:val="22"/>
+          <w:szCs w:val="22"/>
+        </w:rPr>
+      </w:pPr>
+      <w:r>
+        <w:rPr>
+          <w:rFonts w:ascii="Times New Roman" w:hAnsi="Times New Roman" w:cs="Times New Roman"/>
+          <w:sz w:val="22"/>
+          <w:szCs w:val="22"/>
+        </w:rPr>
+        <w:t xml:space="preserve">   </w:t>
+      </w:r>
+      <w:proofErr w:type="spellStart"/>
+      <w:r>
+        <w:rPr>
+          <w:rFonts w:ascii="Times New Roman" w:hAnsi="Times New Roman" w:cs="Times New Roman"/>
+          <w:sz w:val="22"/>
+          <w:szCs w:val="22"/>
+        </w:rPr>
+        <w:t>Serial.print</w:t>
+      </w:r>
+      <w:proofErr w:type="spellEnd"/>
+      <w:r>
+        <w:rPr>
+          <w:rFonts w:ascii="Times New Roman" w:hAnsi="Times New Roman" w:cs="Times New Roman"/>
+          <w:sz w:val="22"/>
+          <w:szCs w:val="22"/>
+        </w:rPr>
+        <w:t>("Longitude: ");</w:t>
+      </w:r>
+    </w:p>
+    <w:p>
+      <w:pPr>
+        <w:rPr>
+          <w:rFonts w:ascii="Times New Roman" w:hAnsi="Times New Roman" w:cs="Times New Roman"/>
+          <w:sz w:val="22"/>
+          <w:szCs w:val="22"/>
+        </w:rPr>
+      </w:pPr>
+      <w:r>
+        <w:rPr>
+          <w:rFonts w:ascii="Times New Roman" w:hAnsi="Times New Roman" w:cs="Times New Roman"/>
+          <w:sz w:val="22"/>
+          <w:szCs w:val="22"/>
+        </w:rPr>
+        <w:t xml:space="preserve">   </w:t>
+      </w:r>
+      <w:proofErr w:type="spellStart"/>
+      <w:r>
+        <w:rPr>
+          <w:rFonts w:ascii="Times New Roman" w:hAnsi="Times New Roman" w:cs="Times New Roman"/>
+          <w:sz w:val="22"/>
+          <w:szCs w:val="22"/>
+        </w:rPr>
+        <w:t>Serial.println</w:t>
+      </w:r>
+      <w:proofErr w:type="spellEnd"/>
+      <w:r>
+        <w:rPr>
+          <w:rFonts w:ascii="Times New Roman" w:hAnsi="Times New Roman" w:cs="Times New Roman"/>
+          <w:sz w:val="22"/>
+          <w:szCs w:val="22"/>
+        </w:rPr>
+        <w:t>(</w:t>
+      </w:r>
+      <w:proofErr w:type="spellStart"/>
+      <w:proofErr w:type="gramStart"/>
+      <w:r>
+        <w:rPr>
+          <w:rFonts w:ascii="Times New Roman" w:hAnsi="Times New Roman" w:cs="Times New Roman"/>
+          <w:sz w:val="22"/>
+          <w:szCs w:val="22"/>
+        </w:rPr>
+        <w:t>gps.location.lng</w:t>
+      </w:r>
+      <w:proofErr w:type="spellEnd"/>
+      <w:r>
+        <w:rPr>
+          <w:rFonts w:ascii="Times New Roman" w:hAnsi="Times New Roman" w:cs="Times New Roman"/>
+          <w:sz w:val="22"/>
+          <w:szCs w:val="22"/>
+        </w:rPr>
+        <w:t>(</w:t>
+      </w:r>
+      <w:proofErr w:type="gramEnd"/>
+      <w:r>
+        <w:rPr>
+          <w:rFonts w:ascii="Times New Roman" w:hAnsi="Times New Roman" w:cs="Times New Roman"/>
+          <w:sz w:val="22"/>
+          <w:szCs w:val="22"/>
+        </w:rPr>
+        <w:t>), 6);</w:t>
+      </w:r>
+    </w:p>
+    <w:p>
+      <w:pPr>
+        <w:rPr>
+          <w:rFonts w:ascii="Times New Roman" w:hAnsi="Times New Roman" w:cs="Times New Roman"/>
+          <w:sz w:val="22"/>
+          <w:szCs w:val="22"/>
+        </w:rPr>
+      </w:pPr>
+      <w:r>
+        <w:rPr>
+          <w:rFonts w:ascii="Times New Roman" w:hAnsi="Times New Roman" w:cs="Times New Roman"/>
+          <w:sz w:val="22"/>
+          <w:szCs w:val="22"/>
+        </w:rPr>
+        <w:lastRenderedPageBreak/>
+        <w:t xml:space="preserve">  } else {</w:t>
+      </w:r>
+    </w:p>
+    <w:p>
+      <w:pPr>
+        <w:rPr>
+          <w:rFonts w:ascii="Times New Roman" w:hAnsi="Times New Roman" w:cs="Times New Roman"/>
+          <w:sz w:val="22"/>
+          <w:szCs w:val="22"/>
+        </w:rPr>
+      </w:pPr>
+      <w:r>
+        <w:rPr>
+          <w:rFonts w:ascii="Times New Roman" w:hAnsi="Times New Roman" w:cs="Times New Roman"/>
+          <w:sz w:val="22"/>
+          <w:szCs w:val="22"/>
+        </w:rPr>
+        <w:t xml:space="preserve">   </w:t>
+      </w:r>
+      <w:proofErr w:type="spellStart"/>
+      <w:r>
+        <w:rPr>
+          <w:rFonts w:ascii="Times New Roman" w:hAnsi="Times New Roman" w:cs="Times New Roman"/>
+          <w:sz w:val="22"/>
+          <w:szCs w:val="22"/>
+        </w:rPr>
+        <w:t>Serial.println</w:t>
+      </w:r>
+      <w:proofErr w:type="spellEnd"/>
+      <w:r>
+        <w:rPr>
+          <w:rFonts w:ascii="Times New Roman" w:hAnsi="Times New Roman" w:cs="Times New Roman"/>
+          <w:sz w:val="22"/>
+          <w:szCs w:val="22"/>
+        </w:rPr>
+        <w:t>("GPS: Searching...");}</w:t>
+      </w:r>
+    </w:p>
+    <w:p>
+      <w:pPr>
+        <w:rPr>
+          <w:rFonts w:ascii="Times New Roman" w:hAnsi="Times New Roman" w:cs="Times New Roman"/>
+          <w:sz w:val="22"/>
+          <w:szCs w:val="22"/>
+        </w:rPr>
+      </w:pPr>
+      <w:r>
+        <w:rPr>
+          <w:rFonts w:ascii="Times New Roman" w:hAnsi="Times New Roman" w:cs="Times New Roman"/>
+          <w:sz w:val="22"/>
+          <w:szCs w:val="22"/>
+        </w:rPr>
+        <w:t xml:space="preserve">  if (</w:t>
+      </w:r>
+      <w:proofErr w:type="spellStart"/>
+      <w:r>
+        <w:rPr>
+          <w:rFonts w:ascii="Times New Roman" w:hAnsi="Times New Roman" w:cs="Times New Roman"/>
+          <w:sz w:val="22"/>
+          <w:szCs w:val="22"/>
+        </w:rPr>
+        <w:t>ultraDistance</w:t>
+      </w:r>
+      <w:proofErr w:type="spellEnd"/>
+      <w:r>
+        <w:rPr>
+          <w:rFonts w:ascii="Times New Roman" w:hAnsi="Times New Roman" w:cs="Times New Roman"/>
+          <w:sz w:val="22"/>
+          <w:szCs w:val="22"/>
+        </w:rPr>
+        <w:t xml:space="preserve"> &gt; 0 &amp;&amp; </w:t>
+      </w:r>
+      <w:proofErr w:type="spellStart"/>
+      <w:r>
+        <w:rPr>
+          <w:rFonts w:ascii="Times New Roman" w:hAnsi="Times New Roman" w:cs="Times New Roman"/>
+          <w:sz w:val="22"/>
+          <w:szCs w:val="22"/>
+        </w:rPr>
+        <w:t>ultraDistance</w:t>
+      </w:r>
+      <w:proofErr w:type="spellEnd"/>
+      <w:r>
+        <w:rPr>
+          <w:rFonts w:ascii="Times New Roman" w:hAnsi="Times New Roman" w:cs="Times New Roman"/>
+          <w:sz w:val="22"/>
+          <w:szCs w:val="22"/>
+        </w:rPr>
+        <w:t xml:space="preserve"> &lt; 20)</w:t>
+      </w:r>
+    </w:p>
+    <w:p>
+      <w:pPr>
+        <w:rPr>
+          <w:rFonts w:ascii="Times New Roman" w:hAnsi="Times New Roman" w:cs="Times New Roman"/>
+          <w:sz w:val="22"/>
+          <w:szCs w:val="22"/>
+        </w:rPr>
+      </w:pPr>
+      <w:r>
+        <w:rPr>
+          <w:rFonts w:ascii="Times New Roman" w:hAnsi="Times New Roman" w:cs="Times New Roman"/>
+          <w:sz w:val="22"/>
+          <w:szCs w:val="22"/>
+        </w:rPr>
+        <w:t xml:space="preserve">   </w:t>
+      </w:r>
+      <w:proofErr w:type="spellStart"/>
+      <w:r>
+        <w:rPr>
+          <w:rFonts w:ascii="Times New Roman" w:hAnsi="Times New Roman" w:cs="Times New Roman"/>
+          <w:sz w:val="22"/>
+          <w:szCs w:val="22"/>
+        </w:rPr>
+        <w:t>Serial.println</w:t>
+      </w:r>
+      <w:proofErr w:type="spellEnd"/>
+      <w:r>
+        <w:rPr>
+          <w:rFonts w:ascii="Times New Roman" w:hAnsi="Times New Roman" w:cs="Times New Roman"/>
+          <w:sz w:val="22"/>
+          <w:szCs w:val="22"/>
+        </w:rPr>
+        <w:t>("ALERT: OBJECT NEAR!");</w:t>
+      </w:r>
+    </w:p>
+    <w:p>
+      <w:pPr>
+        <w:rPr>
+          <w:rFonts w:ascii="Times New Roman" w:hAnsi="Times New Roman" w:cs="Times New Roman"/>
+          <w:sz w:val="22"/>
+          <w:szCs w:val="22"/>
+        </w:rPr>
+      </w:pPr>
+      <w:r>
+        <w:rPr>
+          <w:rFonts w:ascii="Times New Roman" w:hAnsi="Times New Roman" w:cs="Times New Roman"/>
+          <w:sz w:val="22"/>
+          <w:szCs w:val="22"/>
+        </w:rPr>
+        <w:t xml:space="preserve">  else</w:t>
+      </w:r>
+    </w:p>
+    <w:p>
+      <w:pPr>
+        <w:rPr>
+          <w:rFonts w:ascii="Times New Roman" w:hAnsi="Times New Roman" w:cs="Times New Roman"/>
+          <w:sz w:val="22"/>
+          <w:szCs w:val="22"/>
+        </w:rPr>
+      </w:pPr>
+      <w:r>
+        <w:rPr>
+          <w:rFonts w:ascii="Times New Roman" w:hAnsi="Times New Roman" w:cs="Times New Roman"/>
+          <w:sz w:val="22"/>
+          <w:szCs w:val="22"/>
+        </w:rPr>
+        <w:t xml:space="preserve">   </w:t>
+      </w:r>
+      <w:proofErr w:type="spellStart"/>
+      <w:r>
+        <w:rPr>
+          <w:rFonts w:ascii="Times New Roman" w:hAnsi="Times New Roman" w:cs="Times New Roman"/>
+          <w:sz w:val="22"/>
+          <w:szCs w:val="22"/>
+        </w:rPr>
+        <w:t>Serial.println</w:t>
+      </w:r>
+      <w:proofErr w:type="spellEnd"/>
+      <w:r>
+        <w:rPr>
+          <w:rFonts w:ascii="Times New Roman" w:hAnsi="Times New Roman" w:cs="Times New Roman"/>
+          <w:sz w:val="22"/>
+          <w:szCs w:val="22"/>
+        </w:rPr>
+        <w:t>("Status: Safe");</w:t>
+      </w:r>
+    </w:p>
+    <w:p>
+      <w:pPr>
+        <w:rPr>
+          <w:rFonts w:ascii="Times New Roman" w:hAnsi="Times New Roman" w:cs="Times New Roman"/>
+          <w:sz w:val="22"/>
+          <w:szCs w:val="22"/>
+        </w:rPr>
+      </w:pPr>
+      <w:r>
+        <w:rPr>
+          <w:rFonts w:ascii="Times New Roman" w:hAnsi="Times New Roman" w:cs="Times New Roman"/>
+          <w:sz w:val="22"/>
+          <w:szCs w:val="22"/>
+        </w:rPr>
+        <w:t xml:space="preserve">  </w:t>
+      </w:r>
+      <w:proofErr w:type="spellStart"/>
+      <w:r>
+        <w:rPr>
+          <w:rFonts w:ascii="Times New Roman" w:hAnsi="Times New Roman" w:cs="Times New Roman"/>
+          <w:sz w:val="22"/>
+          <w:szCs w:val="22"/>
+        </w:rPr>
+        <w:t>Serial.println</w:t>
+      </w:r>
+      <w:proofErr w:type="spellEnd"/>
+      <w:r>
+        <w:rPr>
+          <w:rFonts w:ascii="Times New Roman" w:hAnsi="Times New Roman" w:cs="Times New Roman"/>
+          <w:sz w:val="22"/>
+          <w:szCs w:val="22"/>
+        </w:rPr>
+        <w:t>("-----------------------------------\n");</w:t>
+      </w:r>
+    </w:p>
+    <w:p>
+      <w:pPr>
+        <w:rPr>
+          <w:rFonts w:ascii="Times New Roman" w:hAnsi="Times New Roman" w:cs="Times New Roman"/>
+          <w:sz w:val="22"/>
+          <w:szCs w:val="22"/>
+        </w:rPr>
+      </w:pPr>
+      <w:r>
+        <w:rPr>
+          <w:rFonts w:ascii="Times New Roman" w:hAnsi="Times New Roman" w:cs="Times New Roman"/>
+          <w:sz w:val="22"/>
+          <w:szCs w:val="22"/>
+        </w:rPr>
+        <w:t xml:space="preserve">  </w:t>
+      </w:r>
+      <w:proofErr w:type="spellStart"/>
+      <w:r>
+        <w:rPr>
+          <w:rFonts w:ascii="Times New Roman" w:hAnsi="Times New Roman" w:cs="Times New Roman"/>
+          <w:sz w:val="22"/>
+          <w:szCs w:val="22"/>
+        </w:rPr>
+        <w:t>lastSerialPrint</w:t>
+      </w:r>
+      <w:proofErr w:type="spellEnd"/>
+      <w:r>
+        <w:rPr>
+          <w:rFonts w:ascii="Times New Roman" w:hAnsi="Times New Roman" w:cs="Times New Roman"/>
+          <w:sz w:val="22"/>
+          <w:szCs w:val="22"/>
+        </w:rPr>
+        <w:t xml:space="preserve"> = </w:t>
+      </w:r>
+      <w:proofErr w:type="spellStart"/>
+      <w:proofErr w:type="gramStart"/>
+      <w:r>
+        <w:rPr>
+          <w:rFonts w:ascii="Times New Roman" w:hAnsi="Times New Roman" w:cs="Times New Roman"/>
+          <w:sz w:val="22"/>
+          <w:szCs w:val="22"/>
+        </w:rPr>
+        <w:t>millis</w:t>
+      </w:r>
+      <w:proofErr w:type="spellEnd"/>
+      <w:r>
+        <w:rPr>
+          <w:rFonts w:ascii="Times New Roman" w:hAnsi="Times New Roman" w:cs="Times New Roman"/>
+          <w:sz w:val="22"/>
+          <w:szCs w:val="22"/>
+        </w:rPr>
+        <w:t>(</w:t>
+      </w:r>
+      <w:proofErr w:type="gramEnd"/>
+      <w:r>
+        <w:rPr>
+          <w:rFonts w:ascii="Times New Roman" w:hAnsi="Times New Roman" w:cs="Times New Roman"/>
+          <w:sz w:val="22"/>
+          <w:szCs w:val="22"/>
+        </w:rPr>
+        <w:t>);}</w:t>
+      </w:r>
+    </w:p>
+    <w:p>
+      <w:pPr>
+        <w:rPr>
+          <w:rFonts w:ascii="Times New Roman" w:hAnsi="Times New Roman" w:cs="Times New Roman"/>
+          <w:sz w:val="22"/>
+          <w:szCs w:val="22"/>
+        </w:rPr>
+      </w:pPr>
+      <w:r>
+        <w:rPr>
+          <w:rFonts w:ascii="Times New Roman" w:hAnsi="Times New Roman" w:cs="Times New Roman"/>
+          <w:sz w:val="22"/>
+          <w:szCs w:val="22"/>
+        </w:rPr>
+        <w:t xml:space="preserve"> if (</w:t>
+      </w:r>
+      <w:proofErr w:type="spellStart"/>
+      <w:proofErr w:type="gramStart"/>
+      <w:r>
+        <w:rPr>
+          <w:rFonts w:ascii="Times New Roman" w:hAnsi="Times New Roman" w:cs="Times New Roman"/>
+          <w:sz w:val="22"/>
+          <w:szCs w:val="22"/>
+        </w:rPr>
+        <w:t>millis</w:t>
+      </w:r>
+      <w:proofErr w:type="spellEnd"/>
+      <w:r>
+        <w:rPr>
+          <w:rFonts w:ascii="Times New Roman" w:hAnsi="Times New Roman" w:cs="Times New Roman"/>
+          <w:sz w:val="22"/>
+          <w:szCs w:val="22"/>
+        </w:rPr>
+        <w:t>(</w:t>
+      </w:r>
+      <w:proofErr w:type="gramEnd"/>
+      <w:r>
+        <w:rPr>
+          <w:rFonts w:ascii="Times New Roman" w:hAnsi="Times New Roman" w:cs="Times New Roman"/>
+          <w:sz w:val="22"/>
+          <w:szCs w:val="22"/>
+        </w:rPr>
+        <w:t xml:space="preserve">) - </w:t>
+      </w:r>
+      <w:proofErr w:type="spellStart"/>
+      <w:r>
+        <w:rPr>
+          <w:rFonts w:ascii="Times New Roman" w:hAnsi="Times New Roman" w:cs="Times New Roman"/>
+          <w:sz w:val="22"/>
+          <w:szCs w:val="22"/>
+        </w:rPr>
+        <w:t>lastPageSwitch</w:t>
+      </w:r>
+      <w:proofErr w:type="spellEnd"/>
+      <w:r>
+        <w:rPr>
+          <w:rFonts w:ascii="Times New Roman" w:hAnsi="Times New Roman" w:cs="Times New Roman"/>
+          <w:sz w:val="22"/>
+          <w:szCs w:val="22"/>
+        </w:rPr>
+        <w:t xml:space="preserve"> &gt; 4000) </w:t>
+      </w:r>
+      <w:proofErr w:type="gramStart"/>
+      <w:r>
+        <w:rPr>
+          <w:rFonts w:ascii="Times New Roman" w:hAnsi="Times New Roman" w:cs="Times New Roman"/>
+          <w:sz w:val="22"/>
+          <w:szCs w:val="22"/>
+        </w:rPr>
+        <w:t>{  page</w:t>
+      </w:r>
+      <w:proofErr w:type="gramEnd"/>
+      <w:r>
+        <w:rPr>
+          <w:rFonts w:ascii="Times New Roman" w:hAnsi="Times New Roman" w:cs="Times New Roman"/>
+          <w:sz w:val="22"/>
+          <w:szCs w:val="22"/>
+        </w:rPr>
+        <w:t>++;</w:t>
+      </w:r>
+    </w:p>
+    <w:p>
+      <w:pPr>
+        <w:rPr>
+          <w:rFonts w:ascii="Times New Roman" w:hAnsi="Times New Roman" w:cs="Times New Roman"/>
+          <w:sz w:val="22"/>
+          <w:szCs w:val="22"/>
+        </w:rPr>
+      </w:pPr>
+      <w:r>
+        <w:rPr>
+          <w:rFonts w:ascii="Times New Roman" w:hAnsi="Times New Roman" w:cs="Times New Roman"/>
+          <w:sz w:val="22"/>
+          <w:szCs w:val="22"/>
+        </w:rPr>
+        <w:t xml:space="preserve">  if (page &gt; 3) page = 0;</w:t>
+      </w:r>
+    </w:p>
+    <w:p>
+      <w:pPr>
+        <w:rPr>
+          <w:rFonts w:ascii="Times New Roman" w:hAnsi="Times New Roman" w:cs="Times New Roman"/>
+          <w:sz w:val="22"/>
+          <w:szCs w:val="22"/>
+        </w:rPr>
+      </w:pPr>
+      <w:r>
+        <w:rPr>
+          <w:rFonts w:ascii="Times New Roman" w:hAnsi="Times New Roman" w:cs="Times New Roman"/>
+          <w:sz w:val="22"/>
+          <w:szCs w:val="22"/>
+        </w:rPr>
+        <w:t xml:space="preserve">  </w:t>
+      </w:r>
+      <w:proofErr w:type="spellStart"/>
+      <w:r>
+        <w:rPr>
+          <w:rFonts w:ascii="Times New Roman" w:hAnsi="Times New Roman" w:cs="Times New Roman"/>
+          <w:sz w:val="22"/>
+          <w:szCs w:val="22"/>
+        </w:rPr>
+        <w:t>lastPageSwitch</w:t>
+      </w:r>
+      <w:proofErr w:type="spellEnd"/>
+      <w:r>
+        <w:rPr>
+          <w:rFonts w:ascii="Times New Roman" w:hAnsi="Times New Roman" w:cs="Times New Roman"/>
+          <w:sz w:val="22"/>
+          <w:szCs w:val="22"/>
+        </w:rPr>
+        <w:t xml:space="preserve"> = </w:t>
+      </w:r>
+      <w:proofErr w:type="spellStart"/>
+      <w:proofErr w:type="gramStart"/>
+      <w:r>
+        <w:rPr>
+          <w:rFonts w:ascii="Times New Roman" w:hAnsi="Times New Roman" w:cs="Times New Roman"/>
+          <w:sz w:val="22"/>
+          <w:szCs w:val="22"/>
+        </w:rPr>
+        <w:t>millis</w:t>
+      </w:r>
+      <w:proofErr w:type="spellEnd"/>
+      <w:r>
+        <w:rPr>
+          <w:rFonts w:ascii="Times New Roman" w:hAnsi="Times New Roman" w:cs="Times New Roman"/>
+          <w:sz w:val="22"/>
+          <w:szCs w:val="22"/>
+        </w:rPr>
+        <w:t>(</w:t>
+      </w:r>
+      <w:proofErr w:type="gramEnd"/>
+      <w:r>
+        <w:rPr>
+          <w:rFonts w:ascii="Times New Roman" w:hAnsi="Times New Roman" w:cs="Times New Roman"/>
+          <w:sz w:val="22"/>
+          <w:szCs w:val="22"/>
+        </w:rPr>
+        <w:t>);}</w:t>
+      </w:r>
+    </w:p>
+    <w:p>
+      <w:pPr>
+        <w:rPr>
+          <w:rFonts w:ascii="Times New Roman" w:hAnsi="Times New Roman" w:cs="Times New Roman"/>
+          <w:sz w:val="22"/>
+          <w:szCs w:val="22"/>
+        </w:rPr>
+      </w:pPr>
+      <w:r>
+        <w:rPr>
+          <w:rFonts w:ascii="Times New Roman" w:hAnsi="Times New Roman" w:cs="Times New Roman"/>
+          <w:sz w:val="22"/>
+          <w:szCs w:val="22"/>
+        </w:rPr>
+        <w:t xml:space="preserve"> </w:t>
+      </w:r>
+      <w:proofErr w:type="spellStart"/>
+      <w:proofErr w:type="gramStart"/>
+      <w:r>
+        <w:rPr>
+          <w:rFonts w:ascii="Times New Roman" w:hAnsi="Times New Roman" w:cs="Times New Roman"/>
+          <w:sz w:val="22"/>
+          <w:szCs w:val="22"/>
+        </w:rPr>
+        <w:t>display.clearDisplay</w:t>
+      </w:r>
+      <w:proofErr w:type="spellEnd"/>
+      <w:proofErr w:type="gramEnd"/>
+      <w:r>
+        <w:rPr>
+          <w:rFonts w:ascii="Times New Roman" w:hAnsi="Times New Roman" w:cs="Times New Roman"/>
+          <w:sz w:val="22"/>
+          <w:szCs w:val="22"/>
+        </w:rPr>
+        <w:t>();</w:t>
+      </w:r>
+    </w:p>
+    <w:p>
+      <w:pPr>
+        <w:rPr>
+          <w:rFonts w:ascii="Times New Roman" w:hAnsi="Times New Roman" w:cs="Times New Roman"/>
+          <w:sz w:val="22"/>
+          <w:szCs w:val="22"/>
+        </w:rPr>
+      </w:pPr>
+      <w:r>
+        <w:rPr>
+          <w:rFonts w:ascii="Times New Roman" w:hAnsi="Times New Roman" w:cs="Times New Roman"/>
+          <w:sz w:val="22"/>
+          <w:szCs w:val="22"/>
+        </w:rPr>
+        <w:t xml:space="preserve"> </w:t>
+      </w:r>
+      <w:proofErr w:type="spellStart"/>
+      <w:proofErr w:type="gramStart"/>
+      <w:r>
+        <w:rPr>
+          <w:rFonts w:ascii="Times New Roman" w:hAnsi="Times New Roman" w:cs="Times New Roman"/>
+          <w:sz w:val="22"/>
+          <w:szCs w:val="22"/>
+        </w:rPr>
+        <w:t>display.setTextSize</w:t>
+      </w:r>
+      <w:proofErr w:type="spellEnd"/>
+      <w:proofErr w:type="gramEnd"/>
+      <w:r>
+        <w:rPr>
+          <w:rFonts w:ascii="Times New Roman" w:hAnsi="Times New Roman" w:cs="Times New Roman"/>
+          <w:sz w:val="22"/>
+          <w:szCs w:val="22"/>
+        </w:rPr>
+        <w:t>(1);</w:t>
+      </w:r>
+    </w:p>
+    <w:p>
+      <w:pPr>
+        <w:rPr>
+          <w:rFonts w:ascii="Times New Roman" w:hAnsi="Times New Roman" w:cs="Times New Roman"/>
+          <w:sz w:val="22"/>
+          <w:szCs w:val="22"/>
+        </w:rPr>
+      </w:pPr>
+      <w:r>
+        <w:rPr>
+          <w:rFonts w:ascii="Times New Roman" w:hAnsi="Times New Roman" w:cs="Times New Roman"/>
+          <w:sz w:val="22"/>
+          <w:szCs w:val="22"/>
+        </w:rPr>
+        <w:t xml:space="preserve"> </w:t>
+      </w:r>
+      <w:proofErr w:type="spellStart"/>
+      <w:proofErr w:type="gramStart"/>
+      <w:r>
+        <w:rPr>
+          <w:rFonts w:ascii="Times New Roman" w:hAnsi="Times New Roman" w:cs="Times New Roman"/>
+          <w:sz w:val="22"/>
+          <w:szCs w:val="22"/>
+        </w:rPr>
+        <w:t>display.setTextColor</w:t>
+      </w:r>
+      <w:proofErr w:type="spellEnd"/>
+      <w:proofErr w:type="gramEnd"/>
+      <w:r>
+        <w:rPr>
+          <w:rFonts w:ascii="Times New Roman" w:hAnsi="Times New Roman" w:cs="Times New Roman"/>
+          <w:sz w:val="22"/>
+          <w:szCs w:val="22"/>
+        </w:rPr>
+        <w:t>(WHITE);</w:t>
+      </w:r>
+    </w:p>
+    <w:p>
+      <w:pPr>
+        <w:rPr>
+          <w:rFonts w:ascii="Times New Roman" w:hAnsi="Times New Roman" w:cs="Times New Roman"/>
+          <w:sz w:val="22"/>
+          <w:szCs w:val="22"/>
+        </w:rPr>
+      </w:pPr>
+      <w:r>
+        <w:rPr>
+          <w:rFonts w:ascii="Times New Roman" w:hAnsi="Times New Roman" w:cs="Times New Roman"/>
+          <w:sz w:val="22"/>
+          <w:szCs w:val="22"/>
+        </w:rPr>
+        <w:t xml:space="preserve"> if (page == 0) {</w:t>
+      </w:r>
+    </w:p>
+    <w:p>
+      <w:pPr>
+        <w:rPr>
+          <w:rFonts w:ascii="Times New Roman" w:hAnsi="Times New Roman" w:cs="Times New Roman"/>
+          <w:sz w:val="22"/>
+          <w:szCs w:val="22"/>
+        </w:rPr>
+      </w:pPr>
+      <w:r>
+        <w:rPr>
+          <w:rFonts w:ascii="Times New Roman" w:hAnsi="Times New Roman" w:cs="Times New Roman"/>
+          <w:sz w:val="22"/>
+          <w:szCs w:val="22"/>
+        </w:rPr>
+        <w:t xml:space="preserve">  </w:t>
+      </w:r>
+      <w:proofErr w:type="spellStart"/>
+      <w:proofErr w:type="gramStart"/>
+      <w:r>
+        <w:rPr>
+          <w:rFonts w:ascii="Times New Roman" w:hAnsi="Times New Roman" w:cs="Times New Roman"/>
+          <w:sz w:val="22"/>
+          <w:szCs w:val="22"/>
+        </w:rPr>
+        <w:t>display.setCursor</w:t>
+      </w:r>
+      <w:proofErr w:type="spellEnd"/>
+      <w:proofErr w:type="gramEnd"/>
+      <w:r>
+        <w:rPr>
+          <w:rFonts w:ascii="Times New Roman" w:hAnsi="Times New Roman" w:cs="Times New Roman"/>
+          <w:sz w:val="22"/>
+          <w:szCs w:val="22"/>
+        </w:rPr>
+        <w:t>(0, 0);</w:t>
+      </w:r>
+    </w:p>
+    <w:p>
+      <w:pPr>
+        <w:rPr>
+          <w:rFonts w:ascii="Times New Roman" w:hAnsi="Times New Roman" w:cs="Times New Roman"/>
+          <w:sz w:val="22"/>
+          <w:szCs w:val="22"/>
+        </w:rPr>
+      </w:pPr>
+      <w:r>
+        <w:rPr>
+          <w:rFonts w:ascii="Times New Roman" w:hAnsi="Times New Roman" w:cs="Times New Roman"/>
+          <w:sz w:val="22"/>
+          <w:szCs w:val="22"/>
+        </w:rPr>
+        <w:t xml:space="preserve">  </w:t>
+      </w:r>
+      <w:proofErr w:type="spellStart"/>
+      <w:proofErr w:type="gramStart"/>
+      <w:r>
+        <w:rPr>
+          <w:rFonts w:ascii="Times New Roman" w:hAnsi="Times New Roman" w:cs="Times New Roman"/>
+          <w:sz w:val="22"/>
+          <w:szCs w:val="22"/>
+        </w:rPr>
+        <w:t>display.println</w:t>
+      </w:r>
+      <w:proofErr w:type="spellEnd"/>
+      <w:proofErr w:type="gramEnd"/>
+      <w:r>
+        <w:rPr>
+          <w:rFonts w:ascii="Times New Roman" w:hAnsi="Times New Roman" w:cs="Times New Roman"/>
+          <w:sz w:val="22"/>
+          <w:szCs w:val="22"/>
+        </w:rPr>
+        <w:t>("ENV DATA");</w:t>
+      </w:r>
+    </w:p>
+    <w:p>
+      <w:pPr>
+        <w:rPr>
+          <w:rFonts w:ascii="Times New Roman" w:hAnsi="Times New Roman" w:cs="Times New Roman"/>
+          <w:sz w:val="22"/>
+          <w:szCs w:val="22"/>
+        </w:rPr>
+      </w:pPr>
+      <w:r>
+        <w:rPr>
+          <w:rFonts w:ascii="Times New Roman" w:hAnsi="Times New Roman" w:cs="Times New Roman"/>
+          <w:sz w:val="22"/>
+          <w:szCs w:val="22"/>
+        </w:rPr>
+        <w:t xml:space="preserve">  </w:t>
+      </w:r>
+      <w:proofErr w:type="spellStart"/>
+      <w:r>
+        <w:rPr>
+          <w:rFonts w:ascii="Times New Roman" w:hAnsi="Times New Roman" w:cs="Times New Roman"/>
+          <w:sz w:val="22"/>
+          <w:szCs w:val="22"/>
+        </w:rPr>
+        <w:t>display.</w:t>
+      </w:r>
+      <w:proofErr w:type="gramStart"/>
+      <w:r>
+        <w:rPr>
+          <w:rFonts w:ascii="Times New Roman" w:hAnsi="Times New Roman" w:cs="Times New Roman"/>
+          <w:sz w:val="22"/>
+          <w:szCs w:val="22"/>
+        </w:rPr>
+        <w:t>print</w:t>
+      </w:r>
+      <w:proofErr w:type="spellEnd"/>
+      <w:r>
+        <w:rPr>
+          <w:rFonts w:ascii="Times New Roman" w:hAnsi="Times New Roman" w:cs="Times New Roman"/>
+          <w:sz w:val="22"/>
+          <w:szCs w:val="22"/>
+        </w:rPr>
+        <w:t>(</w:t>
+      </w:r>
+      <w:proofErr w:type="gramEnd"/>
+      <w:r>
+        <w:rPr>
+          <w:rFonts w:ascii="Times New Roman" w:hAnsi="Times New Roman" w:cs="Times New Roman"/>
+          <w:sz w:val="22"/>
+          <w:szCs w:val="22"/>
+        </w:rPr>
+        <w:t xml:space="preserve">"Temp: "); </w:t>
+      </w:r>
+      <w:proofErr w:type="spellStart"/>
+      <w:proofErr w:type="gramStart"/>
+      <w:r>
+        <w:rPr>
+          <w:rFonts w:ascii="Times New Roman" w:hAnsi="Times New Roman" w:cs="Times New Roman"/>
+          <w:sz w:val="22"/>
+          <w:szCs w:val="22"/>
+        </w:rPr>
+        <w:t>display.println</w:t>
+      </w:r>
+      <w:proofErr w:type="spellEnd"/>
+      <w:proofErr w:type="gramEnd"/>
+      <w:r>
+        <w:rPr>
+          <w:rFonts w:ascii="Times New Roman" w:hAnsi="Times New Roman" w:cs="Times New Roman"/>
+          <w:sz w:val="22"/>
+          <w:szCs w:val="22"/>
+        </w:rPr>
+        <w:t>(temp);</w:t>
+      </w:r>
+    </w:p>
+    <w:p>
+      <w:pPr>
+        <w:rPr>
+          <w:rFonts w:ascii="Times New Roman" w:hAnsi="Times New Roman" w:cs="Times New Roman"/>
+          <w:sz w:val="22"/>
+          <w:szCs w:val="22"/>
+        </w:rPr>
+      </w:pPr>
+      <w:r>
+        <w:rPr>
+          <w:rFonts w:ascii="Times New Roman" w:hAnsi="Times New Roman" w:cs="Times New Roman"/>
+          <w:sz w:val="22"/>
+          <w:szCs w:val="22"/>
+        </w:rPr>
+        <w:t xml:space="preserve">  </w:t>
+      </w:r>
+      <w:proofErr w:type="spellStart"/>
+      <w:r>
+        <w:rPr>
+          <w:rFonts w:ascii="Times New Roman" w:hAnsi="Times New Roman" w:cs="Times New Roman"/>
+          <w:sz w:val="22"/>
+          <w:szCs w:val="22"/>
+        </w:rPr>
+        <w:t>display.</w:t>
+      </w:r>
+      <w:proofErr w:type="gramStart"/>
+      <w:r>
+        <w:rPr>
+          <w:rFonts w:ascii="Times New Roman" w:hAnsi="Times New Roman" w:cs="Times New Roman"/>
+          <w:sz w:val="22"/>
+          <w:szCs w:val="22"/>
+        </w:rPr>
+        <w:t>print</w:t>
+      </w:r>
+      <w:proofErr w:type="spellEnd"/>
+      <w:r>
+        <w:rPr>
+          <w:rFonts w:ascii="Times New Roman" w:hAnsi="Times New Roman" w:cs="Times New Roman"/>
+          <w:sz w:val="22"/>
+          <w:szCs w:val="22"/>
+        </w:rPr>
+        <w:t>(</w:t>
+      </w:r>
+      <w:proofErr w:type="gramEnd"/>
+      <w:r>
+        <w:rPr>
+          <w:rFonts w:ascii="Times New Roman" w:hAnsi="Times New Roman" w:cs="Times New Roman"/>
+          <w:sz w:val="22"/>
+          <w:szCs w:val="22"/>
+        </w:rPr>
+        <w:t>"</w:t>
+      </w:r>
+      <w:proofErr w:type="gramStart"/>
+      <w:r>
+        <w:rPr>
+          <w:rFonts w:ascii="Times New Roman" w:hAnsi="Times New Roman" w:cs="Times New Roman"/>
+          <w:sz w:val="22"/>
+          <w:szCs w:val="22"/>
+        </w:rPr>
+        <w:t>Hum :</w:t>
+      </w:r>
+      <w:proofErr w:type="gramEnd"/>
+      <w:r>
+        <w:rPr>
+          <w:rFonts w:ascii="Times New Roman" w:hAnsi="Times New Roman" w:cs="Times New Roman"/>
+          <w:sz w:val="22"/>
+          <w:szCs w:val="22"/>
+        </w:rPr>
+        <w:t xml:space="preserve"> "); </w:t>
+      </w:r>
+      <w:proofErr w:type="spellStart"/>
+      <w:proofErr w:type="gramStart"/>
+      <w:r>
+        <w:rPr>
+          <w:rFonts w:ascii="Times New Roman" w:hAnsi="Times New Roman" w:cs="Times New Roman"/>
+          <w:sz w:val="22"/>
+          <w:szCs w:val="22"/>
+        </w:rPr>
+        <w:t>display.println</w:t>
+      </w:r>
+      <w:proofErr w:type="spellEnd"/>
+      <w:proofErr w:type="gramEnd"/>
+      <w:r>
+        <w:rPr>
+          <w:rFonts w:ascii="Times New Roman" w:hAnsi="Times New Roman" w:cs="Times New Roman"/>
+          <w:sz w:val="22"/>
+          <w:szCs w:val="22"/>
+        </w:rPr>
+        <w:t>(hum);</w:t>
+      </w:r>
+    </w:p>
+    <w:p>
+      <w:pPr>
+        <w:rPr>
+          <w:rFonts w:ascii="Times New Roman" w:hAnsi="Times New Roman" w:cs="Times New Roman"/>
+          <w:sz w:val="22"/>
+          <w:szCs w:val="22"/>
+        </w:rPr>
+      </w:pPr>
+      <w:r>
+        <w:rPr>
+          <w:rFonts w:ascii="Times New Roman" w:hAnsi="Times New Roman" w:cs="Times New Roman"/>
+          <w:sz w:val="22"/>
+          <w:szCs w:val="22"/>
+        </w:rPr>
+        <w:t xml:space="preserve">  </w:t>
+      </w:r>
+      <w:proofErr w:type="spellStart"/>
+      <w:r>
+        <w:rPr>
+          <w:rFonts w:ascii="Times New Roman" w:hAnsi="Times New Roman" w:cs="Times New Roman"/>
+          <w:sz w:val="22"/>
+          <w:szCs w:val="22"/>
+        </w:rPr>
+        <w:t>display.</w:t>
+      </w:r>
+      <w:proofErr w:type="gramStart"/>
+      <w:r>
+        <w:rPr>
+          <w:rFonts w:ascii="Times New Roman" w:hAnsi="Times New Roman" w:cs="Times New Roman"/>
+          <w:sz w:val="22"/>
+          <w:szCs w:val="22"/>
+        </w:rPr>
+        <w:t>print</w:t>
+      </w:r>
+      <w:proofErr w:type="spellEnd"/>
+      <w:r>
+        <w:rPr>
+          <w:rFonts w:ascii="Times New Roman" w:hAnsi="Times New Roman" w:cs="Times New Roman"/>
+          <w:sz w:val="22"/>
+          <w:szCs w:val="22"/>
+        </w:rPr>
+        <w:t>(</w:t>
+      </w:r>
+      <w:proofErr w:type="gramEnd"/>
+      <w:r>
+        <w:rPr>
+          <w:rFonts w:ascii="Times New Roman" w:hAnsi="Times New Roman" w:cs="Times New Roman"/>
+          <w:sz w:val="22"/>
+          <w:szCs w:val="22"/>
+        </w:rPr>
+        <w:t>"</w:t>
+      </w:r>
+      <w:proofErr w:type="gramStart"/>
+      <w:r>
+        <w:rPr>
+          <w:rFonts w:ascii="Times New Roman" w:hAnsi="Times New Roman" w:cs="Times New Roman"/>
+          <w:sz w:val="22"/>
+          <w:szCs w:val="22"/>
+        </w:rPr>
+        <w:t>LDR :</w:t>
+      </w:r>
+      <w:proofErr w:type="gramEnd"/>
+      <w:r>
+        <w:rPr>
+          <w:rFonts w:ascii="Times New Roman" w:hAnsi="Times New Roman" w:cs="Times New Roman"/>
+          <w:sz w:val="22"/>
+          <w:szCs w:val="22"/>
+        </w:rPr>
+        <w:t xml:space="preserve"> "); </w:t>
+      </w:r>
+      <w:proofErr w:type="spellStart"/>
+      <w:proofErr w:type="gramStart"/>
+      <w:r>
+        <w:rPr>
+          <w:rFonts w:ascii="Times New Roman" w:hAnsi="Times New Roman" w:cs="Times New Roman"/>
+          <w:sz w:val="22"/>
+          <w:szCs w:val="22"/>
+        </w:rPr>
+        <w:t>display.println</w:t>
+      </w:r>
+      <w:proofErr w:type="spellEnd"/>
+      <w:proofErr w:type="gramEnd"/>
+      <w:r>
+        <w:rPr>
+          <w:rFonts w:ascii="Times New Roman" w:hAnsi="Times New Roman" w:cs="Times New Roman"/>
+          <w:sz w:val="22"/>
+          <w:szCs w:val="22"/>
+        </w:rPr>
+        <w:t>(</w:t>
+      </w:r>
+      <w:proofErr w:type="spellStart"/>
+      <w:r>
+        <w:rPr>
+          <w:rFonts w:ascii="Times New Roman" w:hAnsi="Times New Roman" w:cs="Times New Roman"/>
+          <w:sz w:val="22"/>
+          <w:szCs w:val="22"/>
+        </w:rPr>
+        <w:t>ldrValue</w:t>
+      </w:r>
+      <w:proofErr w:type="spellEnd"/>
+      <w:r>
+        <w:rPr>
+          <w:rFonts w:ascii="Times New Roman" w:hAnsi="Times New Roman" w:cs="Times New Roman"/>
+          <w:sz w:val="22"/>
+          <w:szCs w:val="22"/>
+        </w:rPr>
+        <w:t>);</w:t>
+      </w:r>
+    </w:p>
+    <w:p>
+      <w:pPr>
+        <w:rPr>
+          <w:rFonts w:ascii="Times New Roman" w:hAnsi="Times New Roman" w:cs="Times New Roman"/>
+          <w:sz w:val="22"/>
+          <w:szCs w:val="22"/>
+        </w:rPr>
+      </w:pPr>
+      <w:r>
+        <w:rPr>
+          <w:rFonts w:ascii="Times New Roman" w:hAnsi="Times New Roman" w:cs="Times New Roman"/>
+          <w:sz w:val="22"/>
+          <w:szCs w:val="22"/>
+        </w:rPr>
+        <w:t xml:space="preserve">  </w:t>
+      </w:r>
+      <w:proofErr w:type="spellStart"/>
+      <w:r>
+        <w:rPr>
+          <w:rFonts w:ascii="Times New Roman" w:hAnsi="Times New Roman" w:cs="Times New Roman"/>
+          <w:sz w:val="22"/>
+          <w:szCs w:val="22"/>
+        </w:rPr>
+        <w:t>display.</w:t>
+      </w:r>
+      <w:proofErr w:type="gramStart"/>
+      <w:r>
+        <w:rPr>
+          <w:rFonts w:ascii="Times New Roman" w:hAnsi="Times New Roman" w:cs="Times New Roman"/>
+          <w:sz w:val="22"/>
+          <w:szCs w:val="22"/>
+        </w:rPr>
+        <w:t>print</w:t>
+      </w:r>
+      <w:proofErr w:type="spellEnd"/>
+      <w:r>
+        <w:rPr>
+          <w:rFonts w:ascii="Times New Roman" w:hAnsi="Times New Roman" w:cs="Times New Roman"/>
+          <w:sz w:val="22"/>
+          <w:szCs w:val="22"/>
+        </w:rPr>
+        <w:t>(</w:t>
+      </w:r>
+      <w:proofErr w:type="gramEnd"/>
+      <w:r>
+        <w:rPr>
+          <w:rFonts w:ascii="Times New Roman" w:hAnsi="Times New Roman" w:cs="Times New Roman"/>
+          <w:sz w:val="22"/>
+          <w:szCs w:val="22"/>
+        </w:rPr>
+        <w:t xml:space="preserve">"Soil: "); </w:t>
+      </w:r>
+      <w:proofErr w:type="spellStart"/>
+      <w:proofErr w:type="gramStart"/>
+      <w:r>
+        <w:rPr>
+          <w:rFonts w:ascii="Times New Roman" w:hAnsi="Times New Roman" w:cs="Times New Roman"/>
+          <w:sz w:val="22"/>
+          <w:szCs w:val="22"/>
+        </w:rPr>
+        <w:t>display.println</w:t>
+      </w:r>
+      <w:proofErr w:type="spellEnd"/>
+      <w:proofErr w:type="gramEnd"/>
+      <w:r>
+        <w:rPr>
+          <w:rFonts w:ascii="Times New Roman" w:hAnsi="Times New Roman" w:cs="Times New Roman"/>
+          <w:sz w:val="22"/>
+          <w:szCs w:val="22"/>
+        </w:rPr>
+        <w:t>(</w:t>
+      </w:r>
+      <w:proofErr w:type="spellStart"/>
+      <w:r>
+        <w:rPr>
+          <w:rFonts w:ascii="Times New Roman" w:hAnsi="Times New Roman" w:cs="Times New Roman"/>
+          <w:sz w:val="22"/>
+          <w:szCs w:val="22"/>
+        </w:rPr>
+        <w:t>soilValue</w:t>
+      </w:r>
+      <w:proofErr w:type="spellEnd"/>
+      <w:r>
+        <w:rPr>
+          <w:rFonts w:ascii="Times New Roman" w:hAnsi="Times New Roman" w:cs="Times New Roman"/>
+          <w:sz w:val="22"/>
+          <w:szCs w:val="22"/>
+        </w:rPr>
+        <w:t>);}</w:t>
+      </w:r>
+    </w:p>
+    <w:p>
+      <w:pPr>
+        <w:rPr>
+          <w:rFonts w:ascii="Times New Roman" w:hAnsi="Times New Roman" w:cs="Times New Roman"/>
+          <w:sz w:val="22"/>
+          <w:szCs w:val="22"/>
+        </w:rPr>
+      </w:pPr>
+      <w:r>
+        <w:rPr>
+          <w:rFonts w:ascii="Times New Roman" w:hAnsi="Times New Roman" w:cs="Times New Roman"/>
+          <w:sz w:val="22"/>
+          <w:szCs w:val="22"/>
+        </w:rPr>
+        <w:t xml:space="preserve"> if (page == 1) {</w:t>
+      </w:r>
+    </w:p>
+    <w:p>
+      <w:pPr>
+        <w:rPr>
+          <w:rFonts w:ascii="Times New Roman" w:hAnsi="Times New Roman" w:cs="Times New Roman"/>
+          <w:sz w:val="22"/>
+          <w:szCs w:val="22"/>
+        </w:rPr>
+      </w:pPr>
+      <w:r>
+        <w:rPr>
+          <w:rFonts w:ascii="Times New Roman" w:hAnsi="Times New Roman" w:cs="Times New Roman"/>
+          <w:sz w:val="22"/>
+          <w:szCs w:val="22"/>
+        </w:rPr>
+        <w:t xml:space="preserve">  </w:t>
+      </w:r>
+      <w:proofErr w:type="spellStart"/>
+      <w:proofErr w:type="gramStart"/>
+      <w:r>
+        <w:rPr>
+          <w:rFonts w:ascii="Times New Roman" w:hAnsi="Times New Roman" w:cs="Times New Roman"/>
+          <w:sz w:val="22"/>
+          <w:szCs w:val="22"/>
+        </w:rPr>
+        <w:t>display.setCursor</w:t>
+      </w:r>
+      <w:proofErr w:type="spellEnd"/>
+      <w:proofErr w:type="gramEnd"/>
+      <w:r>
+        <w:rPr>
+          <w:rFonts w:ascii="Times New Roman" w:hAnsi="Times New Roman" w:cs="Times New Roman"/>
+          <w:sz w:val="22"/>
+          <w:szCs w:val="22"/>
+        </w:rPr>
+        <w:t>(0, 0);</w:t>
+      </w:r>
+    </w:p>
+    <w:p>
+      <w:pPr>
+        <w:rPr>
+          <w:rFonts w:ascii="Times New Roman" w:hAnsi="Times New Roman" w:cs="Times New Roman"/>
+          <w:sz w:val="22"/>
+          <w:szCs w:val="22"/>
+        </w:rPr>
+      </w:pPr>
+      <w:r>
+        <w:rPr>
+          <w:rFonts w:ascii="Times New Roman" w:hAnsi="Times New Roman" w:cs="Times New Roman"/>
+          <w:sz w:val="22"/>
+          <w:szCs w:val="22"/>
+        </w:rPr>
+        <w:t xml:space="preserve">  </w:t>
+      </w:r>
+      <w:proofErr w:type="spellStart"/>
+      <w:proofErr w:type="gramStart"/>
+      <w:r>
+        <w:rPr>
+          <w:rFonts w:ascii="Times New Roman" w:hAnsi="Times New Roman" w:cs="Times New Roman"/>
+          <w:sz w:val="22"/>
+          <w:szCs w:val="22"/>
+        </w:rPr>
+        <w:t>display.println</w:t>
+      </w:r>
+      <w:proofErr w:type="spellEnd"/>
+      <w:proofErr w:type="gramEnd"/>
+      <w:r>
+        <w:rPr>
+          <w:rFonts w:ascii="Times New Roman" w:hAnsi="Times New Roman" w:cs="Times New Roman"/>
+          <w:sz w:val="22"/>
+          <w:szCs w:val="22"/>
+        </w:rPr>
+        <w:t>("VL53L0X (mm)");</w:t>
+      </w:r>
+    </w:p>
+    <w:p>
+      <w:pPr>
+        <w:rPr>
+          <w:rFonts w:ascii="Times New Roman" w:hAnsi="Times New Roman" w:cs="Times New Roman"/>
+          <w:sz w:val="22"/>
+          <w:szCs w:val="22"/>
+        </w:rPr>
+      </w:pPr>
+      <w:r>
+        <w:rPr>
+          <w:rFonts w:ascii="Times New Roman" w:hAnsi="Times New Roman" w:cs="Times New Roman"/>
+          <w:sz w:val="22"/>
+          <w:szCs w:val="22"/>
+        </w:rPr>
+        <w:t xml:space="preserve">  </w:t>
+      </w:r>
+      <w:proofErr w:type="spellStart"/>
+      <w:proofErr w:type="gramStart"/>
+      <w:r>
+        <w:rPr>
+          <w:rFonts w:ascii="Times New Roman" w:hAnsi="Times New Roman" w:cs="Times New Roman"/>
+          <w:sz w:val="22"/>
+          <w:szCs w:val="22"/>
+        </w:rPr>
+        <w:t>display.println</w:t>
+      </w:r>
+      <w:proofErr w:type="spellEnd"/>
+      <w:proofErr w:type="gramEnd"/>
+      <w:r>
+        <w:rPr>
+          <w:rFonts w:ascii="Times New Roman" w:hAnsi="Times New Roman" w:cs="Times New Roman"/>
+          <w:sz w:val="22"/>
+          <w:szCs w:val="22"/>
+        </w:rPr>
+        <w:t>(</w:t>
+      </w:r>
+      <w:proofErr w:type="spellStart"/>
+      <w:r>
+        <w:rPr>
+          <w:rFonts w:ascii="Times New Roman" w:hAnsi="Times New Roman" w:cs="Times New Roman"/>
+          <w:sz w:val="22"/>
+          <w:szCs w:val="22"/>
+        </w:rPr>
+        <w:t>tofDistance</w:t>
+      </w:r>
+      <w:proofErr w:type="spellEnd"/>
+      <w:r>
+        <w:rPr>
+          <w:rFonts w:ascii="Times New Roman" w:hAnsi="Times New Roman" w:cs="Times New Roman"/>
+          <w:sz w:val="22"/>
+          <w:szCs w:val="22"/>
+        </w:rPr>
+        <w:t>);}</w:t>
+      </w:r>
+    </w:p>
+    <w:p>
+      <w:pPr>
+        <w:rPr>
+          <w:rFonts w:ascii="Times New Roman" w:hAnsi="Times New Roman" w:cs="Times New Roman"/>
+          <w:sz w:val="22"/>
+          <w:szCs w:val="22"/>
+        </w:rPr>
+      </w:pPr>
+      <w:r>
+        <w:rPr>
+          <w:rFonts w:ascii="Times New Roman" w:hAnsi="Times New Roman" w:cs="Times New Roman"/>
+          <w:sz w:val="22"/>
+          <w:szCs w:val="22"/>
+        </w:rPr>
+        <w:t xml:space="preserve"> if (page == 2) {</w:t>
+      </w:r>
+    </w:p>
+    <w:p>
+      <w:pPr>
+        <w:rPr>
+          <w:rFonts w:ascii="Times New Roman" w:hAnsi="Times New Roman" w:cs="Times New Roman"/>
+          <w:sz w:val="22"/>
+          <w:szCs w:val="22"/>
+        </w:rPr>
+      </w:pPr>
+      <w:r>
+        <w:rPr>
+          <w:rFonts w:ascii="Times New Roman" w:hAnsi="Times New Roman" w:cs="Times New Roman"/>
+          <w:sz w:val="22"/>
+          <w:szCs w:val="22"/>
+        </w:rPr>
+        <w:t xml:space="preserve">  </w:t>
+      </w:r>
+      <w:proofErr w:type="spellStart"/>
+      <w:proofErr w:type="gramStart"/>
+      <w:r>
+        <w:rPr>
+          <w:rFonts w:ascii="Times New Roman" w:hAnsi="Times New Roman" w:cs="Times New Roman"/>
+          <w:sz w:val="22"/>
+          <w:szCs w:val="22"/>
+        </w:rPr>
+        <w:t>display.setCursor</w:t>
+      </w:r>
+      <w:proofErr w:type="spellEnd"/>
+      <w:proofErr w:type="gramEnd"/>
+      <w:r>
+        <w:rPr>
+          <w:rFonts w:ascii="Times New Roman" w:hAnsi="Times New Roman" w:cs="Times New Roman"/>
+          <w:sz w:val="22"/>
+          <w:szCs w:val="22"/>
+        </w:rPr>
+        <w:t>(0, 0);</w:t>
+      </w:r>
+    </w:p>
+    <w:p>
+      <w:pPr>
+        <w:rPr>
+          <w:rFonts w:ascii="Times New Roman" w:hAnsi="Times New Roman" w:cs="Times New Roman"/>
+          <w:sz w:val="22"/>
+          <w:szCs w:val="22"/>
+        </w:rPr>
+      </w:pPr>
+      <w:r>
+        <w:rPr>
+          <w:rFonts w:ascii="Times New Roman" w:hAnsi="Times New Roman" w:cs="Times New Roman"/>
+          <w:sz w:val="22"/>
+          <w:szCs w:val="22"/>
+        </w:rPr>
+        <w:t xml:space="preserve">  </w:t>
+      </w:r>
+      <w:proofErr w:type="spellStart"/>
+      <w:proofErr w:type="gramStart"/>
+      <w:r>
+        <w:rPr>
+          <w:rFonts w:ascii="Times New Roman" w:hAnsi="Times New Roman" w:cs="Times New Roman"/>
+          <w:sz w:val="22"/>
+          <w:szCs w:val="22"/>
+        </w:rPr>
+        <w:t>display.println</w:t>
+      </w:r>
+      <w:proofErr w:type="spellEnd"/>
+      <w:proofErr w:type="gramEnd"/>
+      <w:r>
+        <w:rPr>
+          <w:rFonts w:ascii="Times New Roman" w:hAnsi="Times New Roman" w:cs="Times New Roman"/>
+          <w:sz w:val="22"/>
+          <w:szCs w:val="22"/>
+        </w:rPr>
+        <w:t>("ULTRASONIC (cm)");</w:t>
+      </w:r>
+    </w:p>
+    <w:p>
+      <w:pPr>
+        <w:rPr>
+          <w:rFonts w:ascii="Times New Roman" w:hAnsi="Times New Roman" w:cs="Times New Roman"/>
+          <w:sz w:val="22"/>
+          <w:szCs w:val="22"/>
+        </w:rPr>
+      </w:pPr>
+      <w:r>
+        <w:rPr>
+          <w:rFonts w:ascii="Times New Roman" w:hAnsi="Times New Roman" w:cs="Times New Roman"/>
+          <w:sz w:val="22"/>
+          <w:szCs w:val="22"/>
+        </w:rPr>
+        <w:t xml:space="preserve">  if (</w:t>
+      </w:r>
+      <w:proofErr w:type="spellStart"/>
+      <w:r>
+        <w:rPr>
+          <w:rFonts w:ascii="Times New Roman" w:hAnsi="Times New Roman" w:cs="Times New Roman"/>
+          <w:sz w:val="22"/>
+          <w:szCs w:val="22"/>
+        </w:rPr>
+        <w:t>ultraDistance</w:t>
+      </w:r>
+      <w:proofErr w:type="spellEnd"/>
+      <w:r>
+        <w:rPr>
+          <w:rFonts w:ascii="Times New Roman" w:hAnsi="Times New Roman" w:cs="Times New Roman"/>
+          <w:sz w:val="22"/>
+          <w:szCs w:val="22"/>
+        </w:rPr>
+        <w:t xml:space="preserve"> == -1)</w:t>
+      </w:r>
+    </w:p>
+    <w:p>
+      <w:pPr>
+        <w:rPr>
+          <w:rFonts w:ascii="Times New Roman" w:hAnsi="Times New Roman" w:cs="Times New Roman"/>
+          <w:sz w:val="22"/>
+          <w:szCs w:val="22"/>
+        </w:rPr>
+      </w:pPr>
+      <w:r>
+        <w:rPr>
+          <w:rFonts w:ascii="Times New Roman" w:hAnsi="Times New Roman" w:cs="Times New Roman"/>
+          <w:sz w:val="22"/>
+          <w:szCs w:val="22"/>
+        </w:rPr>
+        <w:t xml:space="preserve">   </w:t>
+      </w:r>
+      <w:proofErr w:type="spellStart"/>
+      <w:proofErr w:type="gramStart"/>
+      <w:r>
+        <w:rPr>
+          <w:rFonts w:ascii="Times New Roman" w:hAnsi="Times New Roman" w:cs="Times New Roman"/>
+          <w:sz w:val="22"/>
+          <w:szCs w:val="22"/>
+        </w:rPr>
+        <w:t>display.println</w:t>
+      </w:r>
+      <w:proofErr w:type="spellEnd"/>
+      <w:proofErr w:type="gramEnd"/>
+      <w:r>
+        <w:rPr>
+          <w:rFonts w:ascii="Times New Roman" w:hAnsi="Times New Roman" w:cs="Times New Roman"/>
+          <w:sz w:val="22"/>
+          <w:szCs w:val="22"/>
+        </w:rPr>
+        <w:t>("Out of Range"</w:t>
+      </w:r>
+      <w:proofErr w:type="gramStart"/>
+      <w:r>
+        <w:rPr>
+          <w:rFonts w:ascii="Times New Roman" w:hAnsi="Times New Roman" w:cs="Times New Roman"/>
+          <w:sz w:val="22"/>
+          <w:szCs w:val="22"/>
+        </w:rPr>
+        <w:t>);else</w:t>
+      </w:r>
+      <w:proofErr w:type="gramEnd"/>
+      <w:r>
+        <w:rPr>
+          <w:rFonts w:ascii="Times New Roman" w:hAnsi="Times New Roman" w:cs="Times New Roman"/>
+          <w:sz w:val="22"/>
+          <w:szCs w:val="22"/>
+        </w:rPr>
+        <w:t xml:space="preserve"> {</w:t>
+      </w:r>
+    </w:p>
+    <w:p>
+      <w:pPr>
+        <w:rPr>
+          <w:rFonts w:ascii="Times New Roman" w:hAnsi="Times New Roman" w:cs="Times New Roman"/>
+          <w:sz w:val="22"/>
+          <w:szCs w:val="22"/>
+        </w:rPr>
+      </w:pPr>
+      <w:r>
+        <w:rPr>
+          <w:rFonts w:ascii="Times New Roman" w:hAnsi="Times New Roman" w:cs="Times New Roman"/>
+          <w:sz w:val="22"/>
+          <w:szCs w:val="22"/>
+        </w:rPr>
+        <w:t xml:space="preserve">   </w:t>
+      </w:r>
+      <w:proofErr w:type="spellStart"/>
+      <w:r>
+        <w:rPr>
+          <w:rFonts w:ascii="Times New Roman" w:hAnsi="Times New Roman" w:cs="Times New Roman"/>
+          <w:sz w:val="22"/>
+          <w:szCs w:val="22"/>
+        </w:rPr>
+        <w:t>display.</w:t>
+      </w:r>
+      <w:proofErr w:type="gramStart"/>
+      <w:r>
+        <w:rPr>
+          <w:rFonts w:ascii="Times New Roman" w:hAnsi="Times New Roman" w:cs="Times New Roman"/>
+          <w:sz w:val="22"/>
+          <w:szCs w:val="22"/>
+        </w:rPr>
+        <w:t>print</w:t>
+      </w:r>
+      <w:proofErr w:type="spellEnd"/>
+      <w:r>
+        <w:rPr>
+          <w:rFonts w:ascii="Times New Roman" w:hAnsi="Times New Roman" w:cs="Times New Roman"/>
+          <w:sz w:val="22"/>
+          <w:szCs w:val="22"/>
+        </w:rPr>
+        <w:t>(</w:t>
+      </w:r>
+      <w:proofErr w:type="gramEnd"/>
+      <w:r>
+        <w:rPr>
+          <w:rFonts w:ascii="Times New Roman" w:hAnsi="Times New Roman" w:cs="Times New Roman"/>
+          <w:sz w:val="22"/>
+          <w:szCs w:val="22"/>
+        </w:rPr>
+        <w:t>"</w:t>
+      </w:r>
+      <w:proofErr w:type="spellStart"/>
+      <w:r>
+        <w:rPr>
+          <w:rFonts w:ascii="Times New Roman" w:hAnsi="Times New Roman" w:cs="Times New Roman"/>
+          <w:sz w:val="22"/>
+          <w:szCs w:val="22"/>
+        </w:rPr>
+        <w:t>Dist</w:t>
+      </w:r>
+      <w:proofErr w:type="spellEnd"/>
+      <w:r>
+        <w:rPr>
+          <w:rFonts w:ascii="Times New Roman" w:hAnsi="Times New Roman" w:cs="Times New Roman"/>
+          <w:sz w:val="22"/>
+          <w:szCs w:val="22"/>
+        </w:rPr>
+        <w:t>: ");</w:t>
+      </w:r>
+    </w:p>
+    <w:p>
+      <w:pPr>
+        <w:rPr>
+          <w:rFonts w:ascii="Times New Roman" w:hAnsi="Times New Roman" w:cs="Times New Roman"/>
+          <w:sz w:val="22"/>
+          <w:szCs w:val="22"/>
+        </w:rPr>
+      </w:pPr>
+      <w:r>
+        <w:rPr>
+          <w:rFonts w:ascii="Times New Roman" w:hAnsi="Times New Roman" w:cs="Times New Roman"/>
+          <w:sz w:val="22"/>
+          <w:szCs w:val="22"/>
+        </w:rPr>
+        <w:lastRenderedPageBreak/>
+        <w:t xml:space="preserve">   </w:t>
+      </w:r>
+      <w:proofErr w:type="spellStart"/>
+      <w:proofErr w:type="gramStart"/>
+      <w:r>
+        <w:rPr>
+          <w:rFonts w:ascii="Times New Roman" w:hAnsi="Times New Roman" w:cs="Times New Roman"/>
+          <w:sz w:val="22"/>
+          <w:szCs w:val="22"/>
+        </w:rPr>
+        <w:t>display.println</w:t>
+      </w:r>
+      <w:proofErr w:type="spellEnd"/>
+      <w:proofErr w:type="gramEnd"/>
+      <w:r>
+        <w:rPr>
+          <w:rFonts w:ascii="Times New Roman" w:hAnsi="Times New Roman" w:cs="Times New Roman"/>
+          <w:sz w:val="22"/>
+          <w:szCs w:val="22"/>
+        </w:rPr>
+        <w:t>(</w:t>
+      </w:r>
+      <w:proofErr w:type="spellStart"/>
+      <w:r>
+        <w:rPr>
+          <w:rFonts w:ascii="Times New Roman" w:hAnsi="Times New Roman" w:cs="Times New Roman"/>
+          <w:sz w:val="22"/>
+          <w:szCs w:val="22"/>
+        </w:rPr>
+        <w:t>ultraDistance</w:t>
+      </w:r>
+      <w:proofErr w:type="spellEnd"/>
+      <w:r>
+        <w:rPr>
+          <w:rFonts w:ascii="Times New Roman" w:hAnsi="Times New Roman" w:cs="Times New Roman"/>
+          <w:sz w:val="22"/>
+          <w:szCs w:val="22"/>
+        </w:rPr>
+        <w:t>);}}</w:t>
+      </w:r>
+    </w:p>
+    <w:p>
+      <w:pPr>
+        <w:rPr>
+          <w:rFonts w:ascii="Times New Roman" w:hAnsi="Times New Roman" w:cs="Times New Roman"/>
+          <w:sz w:val="22"/>
+          <w:szCs w:val="22"/>
+        </w:rPr>
+      </w:pPr>
+      <w:r>
+        <w:rPr>
+          <w:rFonts w:ascii="Times New Roman" w:hAnsi="Times New Roman" w:cs="Times New Roman"/>
+          <w:sz w:val="22"/>
+          <w:szCs w:val="22"/>
+        </w:rPr>
+        <w:t xml:space="preserve"> if (page == 3) {</w:t>
+      </w:r>
+    </w:p>
+    <w:p>
+      <w:pPr>
+        <w:rPr>
+          <w:rFonts w:ascii="Times New Roman" w:hAnsi="Times New Roman" w:cs="Times New Roman"/>
+          <w:sz w:val="22"/>
+          <w:szCs w:val="22"/>
+        </w:rPr>
+      </w:pPr>
+      <w:r>
+        <w:rPr>
+          <w:rFonts w:ascii="Times New Roman" w:hAnsi="Times New Roman" w:cs="Times New Roman"/>
+          <w:sz w:val="22"/>
+          <w:szCs w:val="22"/>
+        </w:rPr>
+        <w:t xml:space="preserve">  </w:t>
+      </w:r>
+      <w:proofErr w:type="spellStart"/>
+      <w:proofErr w:type="gramStart"/>
+      <w:r>
+        <w:rPr>
+          <w:rFonts w:ascii="Times New Roman" w:hAnsi="Times New Roman" w:cs="Times New Roman"/>
+          <w:sz w:val="22"/>
+          <w:szCs w:val="22"/>
+        </w:rPr>
+        <w:t>display.setCursor</w:t>
+      </w:r>
+      <w:proofErr w:type="spellEnd"/>
+      <w:proofErr w:type="gramEnd"/>
+      <w:r>
+        <w:rPr>
+          <w:rFonts w:ascii="Times New Roman" w:hAnsi="Times New Roman" w:cs="Times New Roman"/>
+          <w:sz w:val="22"/>
+          <w:szCs w:val="22"/>
+        </w:rPr>
+        <w:t>(0, 0);</w:t>
+      </w:r>
+    </w:p>
+    <w:p>
+      <w:pPr>
+        <w:rPr>
+          <w:rFonts w:ascii="Times New Roman" w:hAnsi="Times New Roman" w:cs="Times New Roman"/>
+          <w:sz w:val="22"/>
+          <w:szCs w:val="22"/>
+        </w:rPr>
+      </w:pPr>
+      <w:r>
+        <w:rPr>
+          <w:rFonts w:ascii="Times New Roman" w:hAnsi="Times New Roman" w:cs="Times New Roman"/>
+          <w:sz w:val="22"/>
+          <w:szCs w:val="22"/>
+        </w:rPr>
+        <w:t xml:space="preserve">  </w:t>
+      </w:r>
+      <w:proofErr w:type="spellStart"/>
+      <w:proofErr w:type="gramStart"/>
+      <w:r>
+        <w:rPr>
+          <w:rFonts w:ascii="Times New Roman" w:hAnsi="Times New Roman" w:cs="Times New Roman"/>
+          <w:sz w:val="22"/>
+          <w:szCs w:val="22"/>
+        </w:rPr>
+        <w:t>display.println</w:t>
+      </w:r>
+      <w:proofErr w:type="spellEnd"/>
+      <w:proofErr w:type="gramEnd"/>
+      <w:r>
+        <w:rPr>
+          <w:rFonts w:ascii="Times New Roman" w:hAnsi="Times New Roman" w:cs="Times New Roman"/>
+          <w:sz w:val="22"/>
+          <w:szCs w:val="22"/>
+        </w:rPr>
+        <w:t>("GPS DATA");</w:t>
+      </w:r>
+    </w:p>
+    <w:p>
+      <w:pPr>
+        <w:rPr>
+          <w:rFonts w:ascii="Times New Roman" w:hAnsi="Times New Roman" w:cs="Times New Roman"/>
+          <w:sz w:val="22"/>
+          <w:szCs w:val="22"/>
+        </w:rPr>
+      </w:pPr>
+      <w:r>
+        <w:rPr>
+          <w:rFonts w:ascii="Times New Roman" w:hAnsi="Times New Roman" w:cs="Times New Roman"/>
+          <w:sz w:val="22"/>
+          <w:szCs w:val="22"/>
+        </w:rPr>
+        <w:t xml:space="preserve">  if (</w:t>
+      </w:r>
+      <w:proofErr w:type="spellStart"/>
+      <w:proofErr w:type="gramStart"/>
+      <w:r>
+        <w:rPr>
+          <w:rFonts w:ascii="Times New Roman" w:hAnsi="Times New Roman" w:cs="Times New Roman"/>
+          <w:sz w:val="22"/>
+          <w:szCs w:val="22"/>
+        </w:rPr>
+        <w:t>gps.location</w:t>
+      </w:r>
+      <w:proofErr w:type="gramEnd"/>
+      <w:r>
+        <w:rPr>
+          <w:rFonts w:ascii="Times New Roman" w:hAnsi="Times New Roman" w:cs="Times New Roman"/>
+          <w:sz w:val="22"/>
+          <w:szCs w:val="22"/>
+        </w:rPr>
+        <w:t>.</w:t>
+      </w:r>
+      <w:proofErr w:type="gramStart"/>
+      <w:r>
+        <w:rPr>
+          <w:rFonts w:ascii="Times New Roman" w:hAnsi="Times New Roman" w:cs="Times New Roman"/>
+          <w:sz w:val="22"/>
+          <w:szCs w:val="22"/>
+        </w:rPr>
+        <w:t>isValid</w:t>
+      </w:r>
+      <w:proofErr w:type="spellEnd"/>
+      <w:r>
+        <w:rPr>
+          <w:rFonts w:ascii="Times New Roman" w:hAnsi="Times New Roman" w:cs="Times New Roman"/>
+          <w:sz w:val="22"/>
+          <w:szCs w:val="22"/>
+        </w:rPr>
+        <w:t>(</w:t>
+      </w:r>
+      <w:proofErr w:type="gramEnd"/>
+      <w:r>
+        <w:rPr>
+          <w:rFonts w:ascii="Times New Roman" w:hAnsi="Times New Roman" w:cs="Times New Roman"/>
+          <w:sz w:val="22"/>
+          <w:szCs w:val="22"/>
+        </w:rPr>
+        <w:t>)) {</w:t>
+      </w:r>
+    </w:p>
+    <w:p>
+      <w:pPr>
+        <w:rPr>
+          <w:rFonts w:ascii="Times New Roman" w:hAnsi="Times New Roman" w:cs="Times New Roman"/>
+          <w:sz w:val="22"/>
+          <w:szCs w:val="22"/>
+        </w:rPr>
+      </w:pPr>
+      <w:r>
+        <w:rPr>
+          <w:rFonts w:ascii="Times New Roman" w:hAnsi="Times New Roman" w:cs="Times New Roman"/>
+          <w:sz w:val="22"/>
+          <w:szCs w:val="22"/>
+        </w:rPr>
+        <w:t xml:space="preserve">   </w:t>
+      </w:r>
+      <w:proofErr w:type="spellStart"/>
+      <w:r>
+        <w:rPr>
+          <w:rFonts w:ascii="Times New Roman" w:hAnsi="Times New Roman" w:cs="Times New Roman"/>
+          <w:sz w:val="22"/>
+          <w:szCs w:val="22"/>
+        </w:rPr>
+        <w:t>display.print</w:t>
+      </w:r>
+      <w:proofErr w:type="spellEnd"/>
+      <w:r>
+        <w:rPr>
+          <w:rFonts w:ascii="Times New Roman" w:hAnsi="Times New Roman" w:cs="Times New Roman"/>
+          <w:sz w:val="22"/>
+          <w:szCs w:val="22"/>
+        </w:rPr>
+        <w:t>("Lat:");</w:t>
+      </w:r>
+    </w:p>
+    <w:p>
+      <w:pPr>
+        <w:rPr>
+          <w:rFonts w:ascii="Times New Roman" w:hAnsi="Times New Roman" w:cs="Times New Roman"/>
+          <w:sz w:val="22"/>
+          <w:szCs w:val="22"/>
+        </w:rPr>
+      </w:pPr>
+      <w:r>
+        <w:rPr>
+          <w:rFonts w:ascii="Times New Roman" w:hAnsi="Times New Roman" w:cs="Times New Roman"/>
+          <w:sz w:val="22"/>
+          <w:szCs w:val="22"/>
+        </w:rPr>
+        <w:t xml:space="preserve">   </w:t>
+      </w:r>
+      <w:proofErr w:type="spellStart"/>
+      <w:proofErr w:type="gramStart"/>
+      <w:r>
+        <w:rPr>
+          <w:rFonts w:ascii="Times New Roman" w:hAnsi="Times New Roman" w:cs="Times New Roman"/>
+          <w:sz w:val="22"/>
+          <w:szCs w:val="22"/>
+        </w:rPr>
+        <w:t>display.println</w:t>
+      </w:r>
+      <w:proofErr w:type="spellEnd"/>
+      <w:proofErr w:type="gramEnd"/>
+      <w:r>
+        <w:rPr>
+          <w:rFonts w:ascii="Times New Roman" w:hAnsi="Times New Roman" w:cs="Times New Roman"/>
+          <w:sz w:val="22"/>
+          <w:szCs w:val="22"/>
+        </w:rPr>
+        <w:t>(</w:t>
+      </w:r>
+      <w:proofErr w:type="spellStart"/>
+      <w:proofErr w:type="gramStart"/>
+      <w:r>
+        <w:rPr>
+          <w:rFonts w:ascii="Times New Roman" w:hAnsi="Times New Roman" w:cs="Times New Roman"/>
+          <w:sz w:val="22"/>
+          <w:szCs w:val="22"/>
+        </w:rPr>
+        <w:t>gps.location.lat</w:t>
+      </w:r>
+      <w:proofErr w:type="spellEnd"/>
+      <w:r>
+        <w:rPr>
+          <w:rFonts w:ascii="Times New Roman" w:hAnsi="Times New Roman" w:cs="Times New Roman"/>
+          <w:sz w:val="22"/>
+          <w:szCs w:val="22"/>
+        </w:rPr>
+        <w:t>(</w:t>
+      </w:r>
+      <w:proofErr w:type="gramEnd"/>
+      <w:r>
+        <w:rPr>
+          <w:rFonts w:ascii="Times New Roman" w:hAnsi="Times New Roman" w:cs="Times New Roman"/>
+          <w:sz w:val="22"/>
+          <w:szCs w:val="22"/>
+        </w:rPr>
+        <w:t>), 4);</w:t>
+      </w:r>
+    </w:p>
+    <w:p>
+      <w:pPr>
+        <w:rPr>
+          <w:rFonts w:ascii="Times New Roman" w:hAnsi="Times New Roman" w:cs="Times New Roman"/>
+          <w:sz w:val="22"/>
+          <w:szCs w:val="22"/>
+        </w:rPr>
+      </w:pPr>
+      <w:r>
+        <w:rPr>
+          <w:rFonts w:ascii="Times New Roman" w:hAnsi="Times New Roman" w:cs="Times New Roman"/>
+          <w:sz w:val="22"/>
+          <w:szCs w:val="22"/>
+        </w:rPr>
+        <w:t xml:space="preserve">   </w:t>
+      </w:r>
+      <w:proofErr w:type="spellStart"/>
+      <w:r>
+        <w:rPr>
+          <w:rFonts w:ascii="Times New Roman" w:hAnsi="Times New Roman" w:cs="Times New Roman"/>
+          <w:sz w:val="22"/>
+          <w:szCs w:val="22"/>
+        </w:rPr>
+        <w:t>display.print</w:t>
+      </w:r>
+      <w:proofErr w:type="spellEnd"/>
+      <w:r>
+        <w:rPr>
+          <w:rFonts w:ascii="Times New Roman" w:hAnsi="Times New Roman" w:cs="Times New Roman"/>
+          <w:sz w:val="22"/>
+          <w:szCs w:val="22"/>
+        </w:rPr>
+        <w:t>("</w:t>
+      </w:r>
+      <w:proofErr w:type="spellStart"/>
+      <w:r>
+        <w:rPr>
+          <w:rFonts w:ascii="Times New Roman" w:hAnsi="Times New Roman" w:cs="Times New Roman"/>
+          <w:sz w:val="22"/>
+          <w:szCs w:val="22"/>
+        </w:rPr>
+        <w:t>Lng</w:t>
+      </w:r>
+      <w:proofErr w:type="spellEnd"/>
+      <w:r>
+        <w:rPr>
+          <w:rFonts w:ascii="Times New Roman" w:hAnsi="Times New Roman" w:cs="Times New Roman"/>
+          <w:sz w:val="22"/>
+          <w:szCs w:val="22"/>
+        </w:rPr>
+        <w:t>:");</w:t>
+      </w:r>
+    </w:p>
+    <w:p>
+      <w:pPr>
+        <w:rPr>
+          <w:rFonts w:ascii="Times New Roman" w:hAnsi="Times New Roman" w:cs="Times New Roman"/>
+          <w:sz w:val="22"/>
+          <w:szCs w:val="22"/>
+        </w:rPr>
+      </w:pPr>
+      <w:r>
+        <w:rPr>
+          <w:rFonts w:ascii="Times New Roman" w:hAnsi="Times New Roman" w:cs="Times New Roman"/>
+          <w:sz w:val="22"/>
+          <w:szCs w:val="22"/>
+        </w:rPr>
+        <w:t xml:space="preserve">   </w:t>
+      </w:r>
+      <w:proofErr w:type="spellStart"/>
+      <w:proofErr w:type="gramStart"/>
+      <w:r>
+        <w:rPr>
+          <w:rFonts w:ascii="Times New Roman" w:hAnsi="Times New Roman" w:cs="Times New Roman"/>
+          <w:sz w:val="22"/>
+          <w:szCs w:val="22"/>
+        </w:rPr>
+        <w:t>display.println</w:t>
+      </w:r>
+      <w:proofErr w:type="spellEnd"/>
+      <w:proofErr w:type="gramEnd"/>
+      <w:r>
+        <w:rPr>
+          <w:rFonts w:ascii="Times New Roman" w:hAnsi="Times New Roman" w:cs="Times New Roman"/>
+          <w:sz w:val="22"/>
+          <w:szCs w:val="22"/>
+        </w:rPr>
+        <w:t>(</w:t>
+      </w:r>
+      <w:proofErr w:type="spellStart"/>
+      <w:proofErr w:type="gramStart"/>
+      <w:r>
+        <w:rPr>
+          <w:rFonts w:ascii="Times New Roman" w:hAnsi="Times New Roman" w:cs="Times New Roman"/>
+          <w:sz w:val="22"/>
+          <w:szCs w:val="22"/>
+        </w:rPr>
+        <w:t>gps.location.lng</w:t>
+      </w:r>
+      <w:proofErr w:type="spellEnd"/>
+      <w:r>
+        <w:rPr>
+          <w:rFonts w:ascii="Times New Roman" w:hAnsi="Times New Roman" w:cs="Times New Roman"/>
+          <w:sz w:val="22"/>
+          <w:szCs w:val="22"/>
+        </w:rPr>
+        <w:t>(</w:t>
+      </w:r>
+      <w:proofErr w:type="gramEnd"/>
+      <w:r>
+        <w:rPr>
+          <w:rFonts w:ascii="Times New Roman" w:hAnsi="Times New Roman" w:cs="Times New Roman"/>
+          <w:sz w:val="22"/>
+          <w:szCs w:val="22"/>
+        </w:rPr>
+        <w:t>), 4);} else {</w:t>
+      </w:r>
+    </w:p>
+    <w:p>
+      <w:pPr>
+        <w:rPr>
+          <w:rFonts w:ascii="Times New Roman" w:hAnsi="Times New Roman" w:cs="Times New Roman"/>
+          <w:sz w:val="22"/>
+          <w:szCs w:val="22"/>
+        </w:rPr>
+      </w:pPr>
+      <w:r>
+        <w:rPr>
+          <w:rFonts w:ascii="Times New Roman" w:hAnsi="Times New Roman" w:cs="Times New Roman"/>
+          <w:sz w:val="22"/>
+          <w:szCs w:val="22"/>
+        </w:rPr>
+        <w:t xml:space="preserve">   </w:t>
+      </w:r>
+      <w:proofErr w:type="spellStart"/>
+      <w:proofErr w:type="gramStart"/>
+      <w:r>
+        <w:rPr>
+          <w:rFonts w:ascii="Times New Roman" w:hAnsi="Times New Roman" w:cs="Times New Roman"/>
+          <w:sz w:val="22"/>
+          <w:szCs w:val="22"/>
+        </w:rPr>
+        <w:t>display.println</w:t>
+      </w:r>
+      <w:proofErr w:type="spellEnd"/>
+      <w:proofErr w:type="gramEnd"/>
+      <w:r>
+        <w:rPr>
+          <w:rFonts w:ascii="Times New Roman" w:hAnsi="Times New Roman" w:cs="Times New Roman"/>
+          <w:sz w:val="22"/>
+          <w:szCs w:val="22"/>
+        </w:rPr>
+        <w:t>("Searching...");</w:t>
+      </w:r>
+    </w:p>
+    <w:p>
+      <w:pPr>
+        <w:rPr>
+          <w:rFonts w:ascii="Times New Roman" w:hAnsi="Times New Roman" w:cs="Times New Roman"/>
+          <w:sz w:val="22"/>
+          <w:szCs w:val="22"/>
+        </w:rPr>
+      </w:pPr>
+      <w:r>
+        <w:rPr>
+          <w:rFonts w:ascii="Times New Roman" w:hAnsi="Times New Roman" w:cs="Times New Roman"/>
+          <w:sz w:val="22"/>
+          <w:szCs w:val="22"/>
+        </w:rPr>
+        <w:t xml:space="preserve">  }}</w:t>
+      </w:r>
+    </w:p>
+    <w:p>
+      <w:pPr>
+        <w:rPr>
+          <w:rFonts w:ascii="Times New Roman" w:hAnsi="Times New Roman" w:cs="Times New Roman"/>
+          <w:sz w:val="22"/>
+          <w:szCs w:val="22"/>
+        </w:rPr>
+      </w:pPr>
+      <w:r>
+        <w:rPr>
+          <w:rFonts w:ascii="Times New Roman" w:hAnsi="Times New Roman" w:cs="Times New Roman"/>
+          <w:sz w:val="22"/>
+          <w:szCs w:val="22"/>
+        </w:rPr>
+        <w:t xml:space="preserve"> </w:t>
+      </w:r>
+      <w:proofErr w:type="spellStart"/>
+      <w:proofErr w:type="gramStart"/>
+      <w:r>
+        <w:rPr>
+          <w:rFonts w:ascii="Times New Roman" w:hAnsi="Times New Roman" w:cs="Times New Roman"/>
+          <w:sz w:val="22"/>
+          <w:szCs w:val="22"/>
+        </w:rPr>
+        <w:t>display.display</w:t>
+      </w:r>
+      <w:proofErr w:type="spellEnd"/>
+      <w:proofErr w:type="gramEnd"/>
+      <w:r>
+        <w:rPr>
+          <w:rFonts w:ascii="Times New Roman" w:hAnsi="Times New Roman" w:cs="Times New Roman"/>
+          <w:sz w:val="22"/>
+          <w:szCs w:val="22"/>
+        </w:rPr>
+        <w:t>();}</w:t>
+      </w:r>
     </w:p>
     <w:p>
       <w:pPr>
@@ -3905,7 +8621,15 @@
           <w:szCs w:val="28"/>
         </w:rPr>
         <w:lastRenderedPageBreak/>
-        <w:t>5.</w:t>
+        <w:t>6</w:t>
+      </w:r>
+      <w:r>
+        <w:rPr>
+          <w:rFonts w:ascii="Times New Roman" w:hAnsi="Times New Roman" w:cs="Times New Roman"/>
+          <w:sz w:val="28"/>
+          <w:szCs w:val="28"/>
+        </w:rPr>
+        <w:t>.</w:t>
       </w:r>
       <w:r>
         <w:rPr>
@@ -3916,22 +8640,25 @@
           <w:szCs w:val="28"/>
           <w:lang w:val="en-US"/>
         </w:rPr>
-        <w:t xml:space="preserve"> </w:t>
-      </w:r>
-      <w:r>
+        <w:t xml:space="preserve"> ADVANTAGES</w:t>
+      </w:r>
+    </w:p>
+    <w:p>
+      <w:pPr>
+        <w:pStyle w:val="ListParagraph"/>
+        <w:numPr>
+          <w:ilvl w:val="0"/>
+          <w:numId w:val="8"/>
+        </w:numPr>
         <w:rPr>
           <w:rFonts w:ascii="Times New Roman" w:hAnsi="Times New Roman" w:cs="Times New Roman"/>
           <w:b/>
           <w:bCs/>
           <w:sz w:val="28"/>
           <w:szCs w:val="28"/>
-          <w:lang w:val="en-US"/>
-        </w:rPr>
-        <w:t>ADVANTAGES</w:t>
-      </w:r>
-    </w:p>
-    <w:p>
-      <w:pPr>
+        </w:rPr>
+      </w:pPr>
+      <w:r>
         <w:rPr>
           <w:rFonts w:ascii="Times New Roman" w:hAnsi="Times New Roman" w:cs="Times New Roman"/>
           <w:b/>
@@ -3939,17 +8666,41 @@
           <w:sz w:val="28"/>
           <w:szCs w:val="28"/>
         </w:rPr>
-      </w:pPr>
-      <w:r>
-        <w:rPr>
-          <w:rFonts w:ascii="Segoe UI Emoji" w:hAnsi="Segoe UI Emoji" w:cs="Segoe UI Emoji"/>
+        <w:t>Uninterrupted Intelligence (Offline Capability)</w:t>
+      </w:r>
+    </w:p>
+    <w:p>
+      <w:pPr>
+        <w:rPr>
+          <w:rFonts w:ascii="Times New Roman" w:hAnsi="Times New Roman" w:cs="Times New Roman"/>
+          <w:sz w:val="28"/>
+          <w:szCs w:val="28"/>
+        </w:rPr>
+      </w:pPr>
+      <w:r>
+        <w:rPr>
+          <w:rFonts w:ascii="Times New Roman" w:hAnsi="Times New Roman" w:cs="Times New Roman"/>
+          <w:sz w:val="28"/>
+          <w:szCs w:val="28"/>
+        </w:rPr>
+        <w:t>The system operates independently of internet connectivity, ensuring continuous monitoring and control even in remote or network-limited environments. This guarantees zero downtime and reliable field performance.</w:t>
+      </w:r>
+    </w:p>
+    <w:p>
+      <w:pPr>
+        <w:pStyle w:val="ListParagraph"/>
+        <w:numPr>
+          <w:ilvl w:val="0"/>
+          <w:numId w:val="8"/>
+        </w:numPr>
+        <w:rPr>
+          <w:rFonts w:ascii="Times New Roman" w:hAnsi="Times New Roman" w:cs="Times New Roman"/>
           <w:b/>
           <w:bCs/>
           <w:sz w:val="28"/>
           <w:szCs w:val="28"/>
         </w:rPr>
-        <w:t>⚡</w:t>
-      </w:r>
+      </w:pPr>
       <w:r>
         <w:rPr>
           <w:rFonts w:ascii="Times New Roman" w:hAnsi="Times New Roman" w:cs="Times New Roman"/>
@@ -3958,28 +8709,33 @@
           <w:sz w:val="28"/>
           <w:szCs w:val="28"/>
         </w:rPr>
-        <w:t xml:space="preserve"> Uninterrupted Intelligence (Offline Capability)</w:t>
-      </w:r>
-    </w:p>
-    <w:p>
-      <w:pPr>
-        <w:rPr>
-          <w:rFonts w:ascii="Times New Roman" w:hAnsi="Times New Roman" w:cs="Times New Roman"/>
-          <w:sz w:val="28"/>
-          <w:szCs w:val="28"/>
-        </w:rPr>
-      </w:pPr>
-      <w:r>
-        <w:rPr>
-          <w:rFonts w:ascii="Times New Roman" w:hAnsi="Times New Roman" w:cs="Times New Roman"/>
-          <w:sz w:val="28"/>
-          <w:szCs w:val="28"/>
-        </w:rPr>
-        <w:t>The system operates independently of internet connectivity, ensuring continuous monitoring and control even in remote or network-limited environments. This guarantees zero downtime and reliable field performance.</w:t>
-      </w:r>
-    </w:p>
-    <w:p>
-      <w:pPr>
+        <w:t>Lightning-Fast Response (Low Latency)</w:t>
+      </w:r>
+    </w:p>
+    <w:p>
+      <w:pPr>
+        <w:rPr>
+          <w:rFonts w:ascii="Times New Roman" w:hAnsi="Times New Roman" w:cs="Times New Roman"/>
+          <w:sz w:val="28"/>
+          <w:szCs w:val="28"/>
+        </w:rPr>
+      </w:pPr>
+      <w:r>
+        <w:rPr>
+          <w:rFonts w:ascii="Times New Roman" w:hAnsi="Times New Roman" w:cs="Times New Roman"/>
+          <w:sz w:val="28"/>
+          <w:szCs w:val="28"/>
+        </w:rPr>
+        <w:t>With response times under 50 milliseconds, the system reacts almost instantly to changing conditions. This ultra-low latency enables real-time decision-making for critical operations like irrigation control.</w:t>
+      </w:r>
+    </w:p>
+    <w:p>
+      <w:pPr>
+        <w:pStyle w:val="ListParagraph"/>
+        <w:numPr>
+          <w:ilvl w:val="0"/>
+          <w:numId w:val="8"/>
+        </w:numPr>
         <w:rPr>
           <w:rFonts w:ascii="Times New Roman" w:hAnsi="Times New Roman" w:cs="Times New Roman"/>
           <w:b/>
@@ -3990,15 +8746,39 @@
       </w:pPr>
       <w:r>
         <w:rPr>
-          <w:rFonts w:ascii="Segoe UI Emoji" w:hAnsi="Segoe UI Emoji" w:cs="Segoe UI Emoji"/>
+          <w:rFonts w:ascii="Times New Roman" w:hAnsi="Times New Roman" w:cs="Times New Roman"/>
           <w:b/>
           <w:bCs/>
           <w:sz w:val="28"/>
           <w:szCs w:val="28"/>
         </w:rPr>
-        <w:t>🚀</w:t>
-      </w:r>
-      <w:r>
+        <w:t>Limitless Expansion (Scalability)</w:t>
+      </w:r>
+    </w:p>
+    <w:p>
+      <w:pPr>
+        <w:rPr>
+          <w:rFonts w:ascii="Times New Roman" w:hAnsi="Times New Roman" w:cs="Times New Roman"/>
+          <w:sz w:val="28"/>
+          <w:szCs w:val="28"/>
+        </w:rPr>
+      </w:pPr>
+      <w:r>
+        <w:rPr>
+          <w:rFonts w:ascii="Times New Roman" w:hAnsi="Times New Roman" w:cs="Times New Roman"/>
+          <w:sz w:val="28"/>
+          <w:szCs w:val="28"/>
+        </w:rPr>
+        <w:t>Designed with a modular architecture, the system can seamlessly scale to support multiple distributed nodes. It adapts effortlessly from small farms to large-scale smart agriculture deployments.</w:t>
+      </w:r>
+    </w:p>
+    <w:p>
+      <w:pPr>
+        <w:pStyle w:val="ListParagraph"/>
+        <w:numPr>
+          <w:ilvl w:val="0"/>
+          <w:numId w:val="8"/>
+        </w:numPr>
         <w:rPr>
           <w:rFonts w:ascii="Times New Roman" w:hAnsi="Times New Roman" w:cs="Times New Roman"/>
           <w:b/>
@@ -4006,28 +8786,8 @@
           <w:sz w:val="28"/>
           <w:szCs w:val="28"/>
         </w:rPr>
-        <w:t xml:space="preserve"> Lightning-Fast Response (Low Latency)</w:t>
-      </w:r>
-    </w:p>
-    <w:p>
-      <w:pPr>
-        <w:rPr>
-          <w:rFonts w:ascii="Times New Roman" w:hAnsi="Times New Roman" w:cs="Times New Roman"/>
-          <w:sz w:val="28"/>
-          <w:szCs w:val="28"/>
-        </w:rPr>
-      </w:pPr>
-      <w:r>
-        <w:rPr>
-          <w:rFonts w:ascii="Times New Roman" w:hAnsi="Times New Roman" w:cs="Times New Roman"/>
-          <w:sz w:val="28"/>
-          <w:szCs w:val="28"/>
-        </w:rPr>
-        <w:t>With response times under 50 milliseconds, the system reacts almost instantly to changing conditions. This ultra-low latency enables real-time decision-making for critical operations like irrigation control.</w:t>
-      </w:r>
-    </w:p>
-    <w:p>
-      <w:pPr>
+      </w:pPr>
+      <w:r>
         <w:rPr>
           <w:rFonts w:ascii="Times New Roman" w:hAnsi="Times New Roman" w:cs="Times New Roman"/>
           <w:b/>
@@ -4035,17 +8795,41 @@
           <w:sz w:val="28"/>
           <w:szCs w:val="28"/>
         </w:rPr>
-      </w:pPr>
-      <w:r>
-        <w:rPr>
-          <w:rFonts w:ascii="Segoe UI Emoji" w:hAnsi="Segoe UI Emoji" w:cs="Segoe UI Emoji"/>
+        <w:t>Resilient by Design (Fault Tolerance)</w:t>
+      </w:r>
+    </w:p>
+    <w:p>
+      <w:pPr>
+        <w:rPr>
+          <w:rFonts w:ascii="Times New Roman" w:hAnsi="Times New Roman" w:cs="Times New Roman"/>
+          <w:sz w:val="28"/>
+          <w:szCs w:val="28"/>
+        </w:rPr>
+      </w:pPr>
+      <w:r>
+        <w:rPr>
+          <w:rFonts w:ascii="Times New Roman" w:hAnsi="Times New Roman" w:cs="Times New Roman"/>
+          <w:sz w:val="28"/>
+          <w:szCs w:val="28"/>
+        </w:rPr>
+        <w:t>Advanced fault-handling mechanisms ensure the system remains stable during hardware or software failures. Built-in recovery strategies and simulation modes maintain uninterrupted functionality.</w:t>
+      </w:r>
+    </w:p>
+    <w:p>
+      <w:pPr>
+        <w:pStyle w:val="ListParagraph"/>
+        <w:numPr>
+          <w:ilvl w:val="0"/>
+          <w:numId w:val="8"/>
+        </w:numPr>
+        <w:rPr>
+          <w:rFonts w:ascii="Times New Roman" w:hAnsi="Times New Roman" w:cs="Times New Roman"/>
           <w:b/>
           <w:bCs/>
           <w:sz w:val="28"/>
           <w:szCs w:val="28"/>
         </w:rPr>
-        <w:t>🌐</w:t>
-      </w:r>
+      </w:pPr>
       <w:r>
         <w:rPr>
           <w:rFonts w:ascii="Times New Roman" w:hAnsi="Times New Roman" w:cs="Times New Roman"/>
@@ -4054,28 +8838,33 @@
           <w:sz w:val="28"/>
           <w:szCs w:val="28"/>
         </w:rPr>
-        <w:t xml:space="preserve"> Limitless Expansion (Scalability)</w:t>
-      </w:r>
-    </w:p>
-    <w:p>
-      <w:pPr>
-        <w:rPr>
-          <w:rFonts w:ascii="Times New Roman" w:hAnsi="Times New Roman" w:cs="Times New Roman"/>
-          <w:sz w:val="28"/>
-          <w:szCs w:val="28"/>
-        </w:rPr>
-      </w:pPr>
-      <w:r>
-        <w:rPr>
-          <w:rFonts w:ascii="Times New Roman" w:hAnsi="Times New Roman" w:cs="Times New Roman"/>
-          <w:sz w:val="28"/>
-          <w:szCs w:val="28"/>
-        </w:rPr>
-        <w:t>Designed with a modular architecture, the system can seamlessly scale to support multiple distributed nodes. It adapts effortlessly from small farms to large-scale smart agriculture deployments.</w:t>
-      </w:r>
-    </w:p>
-    <w:p>
-      <w:pPr>
+        <w:t>Dual-Layer Intelligence (Hybrid AI)</w:t>
+      </w:r>
+    </w:p>
+    <w:p>
+      <w:pPr>
+        <w:rPr>
+          <w:rFonts w:ascii="Times New Roman" w:hAnsi="Times New Roman" w:cs="Times New Roman"/>
+          <w:sz w:val="28"/>
+          <w:szCs w:val="28"/>
+        </w:rPr>
+      </w:pPr>
+      <w:r>
+        <w:rPr>
+          <w:rFonts w:ascii="Times New Roman" w:hAnsi="Times New Roman" w:cs="Times New Roman"/>
+          <w:sz w:val="28"/>
+          <w:szCs w:val="28"/>
+        </w:rPr>
+        <w:t>By combining rule-based logic with machine learning models, the system achieves both instant reactions and predictive insights. This hybrid approach enhances accuracy, adaptability, and smart decision-making.</w:t>
+      </w:r>
+    </w:p>
+    <w:p>
+      <w:pPr>
+        <w:pStyle w:val="ListParagraph"/>
+        <w:numPr>
+          <w:ilvl w:val="0"/>
+          <w:numId w:val="8"/>
+        </w:numPr>
         <w:rPr>
           <w:rFonts w:ascii="Times New Roman" w:hAnsi="Times New Roman" w:cs="Times New Roman"/>
           <w:b/>
@@ -4086,119 +8875,13 @@
       </w:pPr>
       <w:r>
         <w:rPr>
-          <w:rFonts w:ascii="Segoe UI Emoji" w:hAnsi="Segoe UI Emoji" w:cs="Segoe UI Emoji"/>
+          <w:rFonts w:ascii="Times New Roman" w:hAnsi="Times New Roman" w:cs="Times New Roman"/>
           <w:b/>
           <w:bCs/>
           <w:sz w:val="28"/>
           <w:szCs w:val="28"/>
         </w:rPr>
-        <w:t>🛡️</w:t>
-      </w:r>
-      <w:r>
-        <w:rPr>
-          <w:rFonts w:ascii="Times New Roman" w:hAnsi="Times New Roman" w:cs="Times New Roman"/>
-          <w:b/>
-          <w:bCs/>
-          <w:sz w:val="28"/>
-          <w:szCs w:val="28"/>
-        </w:rPr>
-        <w:t xml:space="preserve"> Resilient by Design (Fault Tolerance)</w:t>
-      </w:r>
-    </w:p>
-    <w:p>
-      <w:pPr>
-        <w:rPr>
-          <w:rFonts w:ascii="Times New Roman" w:hAnsi="Times New Roman" w:cs="Times New Roman"/>
-          <w:sz w:val="28"/>
-          <w:szCs w:val="28"/>
-        </w:rPr>
-      </w:pPr>
-      <w:r>
-        <w:rPr>
-          <w:rFonts w:ascii="Times New Roman" w:hAnsi="Times New Roman" w:cs="Times New Roman"/>
-          <w:sz w:val="28"/>
-          <w:szCs w:val="28"/>
-        </w:rPr>
-        <w:t>Advanced fault-handling mechanisms ensure the system remains stable during hardware or software failures. Built-in recovery strategies and simulation modes maintain uninterrupted functionality.</w:t>
-      </w:r>
-    </w:p>
-    <w:p>
-      <w:pPr>
-        <w:rPr>
-          <w:rFonts w:ascii="Times New Roman" w:hAnsi="Times New Roman" w:cs="Times New Roman"/>
-          <w:b/>
-          <w:bCs/>
-          <w:sz w:val="28"/>
-          <w:szCs w:val="28"/>
-        </w:rPr>
-      </w:pPr>
-      <w:r>
-        <w:rPr>
-          <w:rFonts w:ascii="Segoe UI Emoji" w:hAnsi="Segoe UI Emoji" w:cs="Segoe UI Emoji"/>
-          <w:b/>
-          <w:bCs/>
-          <w:sz w:val="28"/>
-          <w:szCs w:val="28"/>
-        </w:rPr>
-        <w:t>🧠</w:t>
-      </w:r>
-      <w:r>
-        <w:rPr>
-          <w:rFonts w:ascii="Times New Roman" w:hAnsi="Times New Roman" w:cs="Times New Roman"/>
-          <w:b/>
-          <w:bCs/>
-          <w:sz w:val="28"/>
-          <w:szCs w:val="28"/>
-        </w:rPr>
-        <w:t xml:space="preserve"> Dual-Layer Intelligence (Hybrid AI)</w:t>
-      </w:r>
-    </w:p>
-    <w:p>
-      <w:pPr>
-        <w:rPr>
-          <w:rFonts w:ascii="Times New Roman" w:hAnsi="Times New Roman" w:cs="Times New Roman"/>
-          <w:sz w:val="28"/>
-          <w:szCs w:val="28"/>
-        </w:rPr>
-      </w:pPr>
-      <w:r>
-        <w:rPr>
-          <w:rFonts w:ascii="Times New Roman" w:hAnsi="Times New Roman" w:cs="Times New Roman"/>
-          <w:sz w:val="28"/>
-          <w:szCs w:val="28"/>
-        </w:rPr>
-        <w:t>By combining rule-based logic with machine learning models, the system achieves both instant reactions and predictive insights. This hybrid approach enhances accuracy, adaptability, and smart decision-making.</w:t>
-      </w:r>
-    </w:p>
-    <w:p>
-      <w:pPr>
-        <w:rPr>
-          <w:rFonts w:ascii="Times New Roman" w:hAnsi="Times New Roman" w:cs="Times New Roman"/>
-          <w:b/>
-          <w:bCs/>
-          <w:sz w:val="28"/>
-          <w:szCs w:val="28"/>
-        </w:rPr>
-      </w:pPr>
-      <w:r>
-        <w:rPr>
-          <w:rFonts w:ascii="Segoe UI Emoji" w:hAnsi="Segoe UI Emoji" w:cs="Segoe UI Emoji"/>
-          <w:b/>
-          <w:bCs/>
-          <w:sz w:val="28"/>
-          <w:szCs w:val="28"/>
-        </w:rPr>
-        <w:t>⚙️</w:t>
-      </w:r>
-      <w:r>
-        <w:rPr>
-          <w:rFonts w:ascii="Times New Roman" w:hAnsi="Times New Roman" w:cs="Times New Roman"/>
-          <w:b/>
-          <w:bCs/>
-          <w:sz w:val="28"/>
-          <w:szCs w:val="28"/>
-        </w:rPr>
-        <w:t xml:space="preserve"> Smart Efficiency (Resource Optimization)</w:t>
+        <w:t>Smart Efficiency (Resource Optimization)</w:t>
       </w:r>
     </w:p>
     <w:p>
@@ -4262,6 +8945,15 @@
           <w:szCs w:val="28"/>
         </w:rPr>
       </w:pPr>
+    </w:p>
+    <w:p>
+      <w:pPr>
+        <w:rPr>
+          <w:rFonts w:ascii="Times New Roman" w:hAnsi="Times New Roman" w:cs="Times New Roman"/>
+          <w:sz w:val="28"/>
+          <w:szCs w:val="28"/>
+        </w:rPr>
+      </w:pPr>
       <w:r>
         <w:rPr>
           <w:rFonts w:ascii="Times New Roman" w:hAnsi="Times New Roman" w:cs="Times New Roman"/>
@@ -4269,7 +8961,15 @@
           <w:szCs w:val="28"/>
         </w:rPr>
         <w:lastRenderedPageBreak/>
-        <w:t>6.SCREENSHOT</w:t>
+        <w:t>7</w:t>
+      </w:r>
+      <w:r>
+        <w:rPr>
+          <w:rFonts w:ascii="Times New Roman" w:hAnsi="Times New Roman" w:cs="Times New Roman"/>
+          <w:sz w:val="28"/>
+          <w:szCs w:val="28"/>
+        </w:rPr>
+        <w:t>.SCREENSHOT</w:t>
       </w:r>
     </w:p>
     <w:p>
@@ -4426,7 +9126,15 @@
           <w:szCs w:val="28"/>
         </w:rPr>
         <w:lastRenderedPageBreak/>
-        <w:t>7. CONCLUSION</w:t>
+        <w:t>8</w:t>
+      </w:r>
+      <w:r>
+        <w:rPr>
+          <w:rFonts w:ascii="Times New Roman" w:hAnsi="Times New Roman" w:cs="Times New Roman"/>
+          <w:sz w:val="28"/>
+          <w:szCs w:val="28"/>
+        </w:rPr>
+        <w:t>. CONCLUSION</w:t>
       </w:r>
     </w:p>
     <w:p>
@@ -4635,7 +9343,17 @@
           <w:szCs w:val="28"/>
         </w:rPr>
         <w:lastRenderedPageBreak/>
-        <w:t>8. REFERENCES</w:t>
+        <w:t>9</w:t>
+      </w:r>
+      <w:r>
+        <w:rPr>
+          <w:rFonts w:ascii="Times New Roman" w:hAnsi="Times New Roman" w:cs="Times New Roman"/>
+          <w:b/>
+          <w:bCs/>
+          <w:sz w:val="28"/>
+          <w:szCs w:val="28"/>
+        </w:rPr>
+        <w:t>. REFERENCES</w:t>
       </w:r>
     </w:p>
     <w:p>
@@ -5064,16 +9782,16 @@
     </w:lvl>
   </w:abstractNum>
   <w:abstractNum w:abstractNumId="2" w15:restartNumberingAfterBreak="0">
-    <w:nsid w:val="3EB27FA0"/>
+    <w:nsid w:val="20631B92"/>
     <w:multiLevelType w:val="hybridMultilevel"/>
-    <w:tmpl w:val="DBDE6220"/>
+    <w:tmpl w:val="BA0CEF96"/>
     <w:lvl w:ilvl="0" w:tplc="40090001">
       <w:start w:val="1"/>
       <w:numFmt w:val="bullet"/>
       <w:lvlText w:val=""/>
       <w:lvlJc w:val="left"/>
       <w:pPr>
-        <w:ind w:left="720" w:hanging="360"/>
+        <w:ind w:left="792" w:hanging="360"/>
       </w:pPr>
       <w:rPr>
         <w:rFonts w:ascii="Symbol" w:hAnsi="Symbol" w:hint="default"/>
@@ -5085,7 +9803,7 @@
       <w:lvlText w:val="o"/>
       <w:lvlJc w:val="left"/>
       <w:pPr>
-        <w:ind w:left="1440" w:hanging="360"/>
+        <w:ind w:left="1512" w:hanging="360"/>
       </w:pPr>
       <w:rPr>
         <w:rFonts w:ascii="Courier New" w:hAnsi="Courier New" w:cs="Courier New" w:hint="default"/>
@@ -5097,7 +9815,7 @@
       <w:lvlText w:val=""/>
       <w:lvlJc w:val="left"/>
       <w:pPr>
-        <w:ind w:left="2160" w:hanging="360"/>
+        <w:ind w:left="2232" w:hanging="360"/>
       </w:pPr>
       <w:rPr>
         <w:rFonts w:ascii="Wingdings" w:hAnsi="Wingdings" w:hint="default"/>
@@ -5109,7 +9827,7 @@
       <w:lvlText w:val=""/>
       <w:lvlJc w:val="left"/>
       <w:pPr>
-        <w:ind w:left="2880" w:hanging="360"/>
+        <w:ind w:left="2952" w:hanging="360"/>
       </w:pPr>
       <w:rPr>
         <w:rFonts w:ascii="Symbol" w:hAnsi="Symbol" w:hint="default"/>
@@ -5121,7 +9839,7 @@
       <w:lvlText w:val="o"/>
       <w:lvlJc w:val="left"/>
       <w:pPr>
-        <w:ind w:left="3600" w:hanging="360"/>
+        <w:ind w:left="3672" w:hanging="360"/>
       </w:pPr>
       <w:rPr>
         <w:rFonts w:ascii="Courier New" w:hAnsi="Courier New" w:cs="Courier New" w:hint="default"/>
@@ -5133,7 +9851,7 @@
       <w:lvlText w:val=""/>
       <w:lvlJc w:val="left"/>
       <w:pPr>
-        <w:ind w:left="4320" w:hanging="360"/>
+        <w:ind w:left="4392" w:hanging="360"/>
       </w:pPr>
       <w:rPr>
         <w:rFonts w:ascii="Wingdings" w:hAnsi="Wingdings" w:hint="default"/>
@@ -5145,7 +9863,7 @@
       <w:lvlText w:val=""/>
       <w:lvlJc w:val="left"/>
       <w:pPr>
-        <w:ind w:left="5040" w:hanging="360"/>
+        <w:ind w:left="5112" w:hanging="360"/>
       </w:pPr>
       <w:rPr>
         <w:rFonts w:ascii="Symbol" w:hAnsi="Symbol" w:hint="default"/>
@@ -5157,7 +9875,7 @@
       <w:lvlText w:val="o"/>
       <w:lvlJc w:val="left"/>
       <w:pPr>
-        <w:ind w:left="5760" w:hanging="360"/>
+        <w:ind w:left="5832" w:hanging="360"/>
       </w:pPr>
       <w:rPr>
         <w:rFonts w:ascii="Courier New" w:hAnsi="Courier New" w:cs="Courier New" w:hint="default"/>
@@ -5169,7 +9887,7 @@
       <w:lvlText w:val=""/>
       <w:lvlJc w:val="left"/>
       <w:pPr>
-        <w:ind w:left="6480" w:hanging="360"/>
+        <w:ind w:left="6552" w:hanging="360"/>
       </w:pPr>
       <w:rPr>
         <w:rFonts w:ascii="Wingdings" w:hAnsi="Wingdings" w:hint="default"/>
@@ -5177,6 +9895,119 @@
     </w:lvl>
   </w:abstractNum>
   <w:abstractNum w:abstractNumId="3" w15:restartNumberingAfterBreak="0">
+    <w:nsid w:val="3EB27FA0"/>
+    <w:multiLevelType w:val="hybridMultilevel"/>
+    <w:tmpl w:val="DBDE6220"/>
+    <w:lvl w:ilvl="0" w:tplc="40090001">
+      <w:start w:val="1"/>
+      <w:numFmt w:val="bullet"/>
+      <w:lvlText w:val=""/>
+      <w:lvlJc w:val="left"/>
+      <w:pPr>
+        <w:ind w:left="720" w:hanging="360"/>
+      </w:pPr>
+      <w:rPr>
+        <w:rFonts w:ascii="Symbol" w:hAnsi="Symbol" w:hint="default"/>
+      </w:rPr>
+    </w:lvl>
+    <w:lvl w:ilvl="1" w:tplc="40090003" w:tentative="1">
+      <w:start w:val="1"/>
+      <w:numFmt w:val="bullet"/>
+      <w:lvlText w:val="o"/>
+      <w:lvlJc w:val="left"/>
+      <w:pPr>
+        <w:ind w:left="1440" w:hanging="360"/>
+      </w:pPr>
+      <w:rPr>
+        <w:rFonts w:ascii="Courier New" w:hAnsi="Courier New" w:cs="Courier New" w:hint="default"/>
+      </w:rPr>
+    </w:lvl>
+    <w:lvl w:ilvl="2" w:tplc="40090005" w:tentative="1">
+      <w:start w:val="1"/>
+      <w:numFmt w:val="bullet"/>
+      <w:lvlText w:val=""/>
+      <w:lvlJc w:val="left"/>
+      <w:pPr>
+        <w:ind w:left="2160" w:hanging="360"/>
+      </w:pPr>
+      <w:rPr>
+        <w:rFonts w:ascii="Wingdings" w:hAnsi="Wingdings" w:hint="default"/>
+      </w:rPr>
+    </w:lvl>
+    <w:lvl w:ilvl="3" w:tplc="40090001" w:tentative="1">
+      <w:start w:val="1"/>
+      <w:numFmt w:val="bullet"/>
+      <w:lvlText w:val=""/>
+      <w:lvlJc w:val="left"/>
+      <w:pPr>
+        <w:ind w:left="2880" w:hanging="360"/>
+      </w:pPr>
+      <w:rPr>
+        <w:rFonts w:ascii="Symbol" w:hAnsi="Symbol" w:hint="default"/>
+      </w:rPr>
+    </w:lvl>
+    <w:lvl w:ilvl="4" w:tplc="40090003" w:tentative="1">
+      <w:start w:val="1"/>
+      <w:numFmt w:val="bullet"/>
+      <w:lvlText w:val="o"/>
+      <w:lvlJc w:val="left"/>
+      <w:pPr>
+        <w:ind w:left="3600" w:hanging="360"/>
+      </w:pPr>
+      <w:rPr>
+        <w:rFonts w:ascii="Courier New" w:hAnsi="Courier New" w:cs="Courier New" w:hint="default"/>
+      </w:rPr>
+    </w:lvl>
+    <w:lvl w:ilvl="5" w:tplc="40090005" w:tentative="1">
+      <w:start w:val="1"/>
+      <w:numFmt w:val="bullet"/>
+      <w:lvlText w:val=""/>
+      <w:lvlJc w:val="left"/>
+      <w:pPr>
+        <w:ind w:left="4320" w:hanging="360"/>
+      </w:pPr>
+      <w:rPr>
+        <w:rFonts w:ascii="Wingdings" w:hAnsi="Wingdings" w:hint="default"/>
+      </w:rPr>
+    </w:lvl>
+    <w:lvl w:ilvl="6" w:tplc="40090001" w:tentative="1">
+      <w:start w:val="1"/>
+      <w:numFmt w:val="bullet"/>
+      <w:lvlText w:val=""/>
+      <w:lvlJc w:val="left"/>
+      <w:pPr>
+        <w:ind w:left="5040" w:hanging="360"/>
+      </w:pPr>
+      <w:rPr>
+        <w:rFonts w:ascii="Symbol" w:hAnsi="Symbol" w:hint="default"/>
+      </w:rPr>
+    </w:lvl>
+    <w:lvl w:ilvl="7" w:tplc="40090003" w:tentative="1">
+      <w:start w:val="1"/>
+      <w:numFmt w:val="bullet"/>
+      <w:lvlText w:val="o"/>
+      <w:lvlJc w:val="left"/>
+      <w:pPr>
+        <w:ind w:left="5760" w:hanging="360"/>
+      </w:pPr>
+      <w:rPr>
+        <w:rFonts w:ascii="Courier New" w:hAnsi="Courier New" w:cs="Courier New" w:hint="default"/>
+      </w:rPr>
+    </w:lvl>
+    <w:lvl w:ilvl="8" w:tplc="40090005" w:tentative="1">
+      <w:start w:val="1"/>
+      <w:numFmt w:val="bullet"/>
+      <w:lvlText w:val=""/>
+      <w:lvlJc w:val="left"/>
+      <w:pPr>
+        <w:ind w:left="6480" w:hanging="360"/>
+      </w:pPr>
+      <w:rPr>
+        <w:rFonts w:ascii="Wingdings" w:hAnsi="Wingdings" w:hint="default"/>
+      </w:rPr>
+    </w:lvl>
+  </w:abstractNum>
+  <w:abstractNum w:abstractNumId="4" w15:restartNumberingAfterBreak="0">
     <w:nsid w:val="44652517"/>
     <w:multiLevelType w:val="multilevel"/>
     <w:tmpl w:val="52E81834"/>
@@ -5289,7 +10120,7 @@
       </w:pPr>
     </w:lvl>
   </w:abstractNum>
-  <w:abstractNum w:abstractNumId="4" w15:restartNumberingAfterBreak="0">
+  <w:abstractNum w:abstractNumId="5" w15:restartNumberingAfterBreak="0">
     <w:nsid w:val="4C824ABE"/>
     <w:multiLevelType w:val="hybridMultilevel"/>
     <w:tmpl w:val="6EBE0866"/>
@@ -5379,7 +10210,7 @@
       </w:pPr>
     </w:lvl>
   </w:abstractNum>
-  <w:abstractNum w:abstractNumId="5" w15:restartNumberingAfterBreak="0">
+  <w:abstractNum w:abstractNumId="6" w15:restartNumberingAfterBreak="0">
     <w:nsid w:val="50964EA7"/>
     <w:multiLevelType w:val="multilevel"/>
     <w:tmpl w:val="28D86532"/>
@@ -5528,7 +10359,7 @@
       </w:rPr>
     </w:lvl>
   </w:abstractNum>
-  <w:abstractNum w:abstractNumId="6" w15:restartNumberingAfterBreak="0">
+  <w:abstractNum w:abstractNumId="7" w15:restartNumberingAfterBreak="0">
     <w:nsid w:val="6E050829"/>
     <w:multiLevelType w:val="multilevel"/>
     <w:tmpl w:val="9D1CA414"/>
@@ -5681,22 +10512,25 @@
     <w:abstractNumId w:val="0"/>
   </w:num>
   <w:num w:numId="2" w16cid:durableId="1486892007">
-    <w:abstractNumId w:val="5"/>
+    <w:abstractNumId w:val="6"/>
   </w:num>
   <w:num w:numId="3" w16cid:durableId="495607043">
-    <w:abstractNumId w:val="6"/>
+    <w:abstractNumId w:val="7"/>
   </w:num>
   <w:num w:numId="4" w16cid:durableId="784808646">
     <w:abstractNumId w:val="1"/>
   </w:num>
   <w:num w:numId="5" w16cid:durableId="596598091">
-    <w:abstractNumId w:val="2"/>
+    <w:abstractNumId w:val="3"/>
   </w:num>
   <w:num w:numId="6" w16cid:durableId="878083777">
+    <w:abstractNumId w:val="5"/>
+  </w:num>
+  <w:num w:numId="7" w16cid:durableId="53621213">
     <w:abstractNumId w:val="4"/>
   </w:num>
-  <w:num w:numId="7" w16cid:durableId="53621213">
-    <w:abstractNumId w:val="3"/>
+  <w:num w:numId="8" w16cid:durableId="956259801">
+    <w:abstractNumId w:val="2"/>
   </w:num>
 </w:numbering>
 </file>
